--- a/reports/2026/加密货币观察_20260522.docx
+++ b/reports/2026/加密货币观察_20260522.docx
@@ -4,139 +4,227 @@
   <w:body>
     <w:p>
       <w:pPr>
+        <w:spacing w:before="0" w:after="360" w:line="360" w:lineRule="auto"/>
         <w:jc w:val="center"/>
       </w:pPr>
       <w:r>
         <w:rPr>
-          <w:rFonts w:ascii="Microsoft YaHei" w:hAnsi="Microsoft YaHei"/>
+          <w:rFonts w:ascii="Times New Roman" w:hAnsi="Times New Roman" w:eastAsia="黑体"/>
           <w:b/>
-          <w:sz w:val="36"/>
+          <w:i w:val="0"/>
+          <w:sz w:val="32"/>
         </w:rPr>
-        <w:t>《加密货币观察》周刊</w:t>
+        <w:t>目  录</w:t>
       </w:r>
     </w:p>
     <w:p>
       <w:pPr>
-        <w:jc w:val="center"/>
+        <w:spacing w:before="160" w:after="80" w:line="360" w:lineRule="auto"/>
       </w:pPr>
       <w:r>
         <w:rPr>
-          <w:rFonts w:ascii="Microsoft YaHei" w:hAnsi="Microsoft YaHei"/>
-          <w:b w:val="0"/>
-          <w:sz w:val="20"/>
+          <w:rFonts w:ascii="Times New Roman" w:hAnsi="Times New Roman" w:eastAsia="黑体"/>
+          <w:b/>
+          <w:i w:val="0"/>
+          <w:sz w:val="24"/>
         </w:rPr>
-        <w:t>统计区间：2026-05-19 17:42 至 2026-05-22 17:42（北京时间，最近3天）；生成时间：2026-05-22 17:42</w:t>
-      </w:r>
-    </w:p>
-    <w:p/>
-    <w:p>
-      <w:r>
-        <w:rPr>
-          <w:rFonts w:ascii="Microsoft YaHei" w:hAnsi="Microsoft YaHei"/>
-          <w:b/>
-          <w:sz w:val="28"/>
-        </w:rPr>
-        <w:t>目录</w:t>
+        <w:t>【政策风向】</w:t>
       </w:r>
     </w:p>
     <w:p>
+      <w:pPr>
+        <w:spacing w:before="0" w:after="40" w:line="360" w:lineRule="auto"/>
+      </w:pPr>
       <w:r>
         <w:rPr>
-          <w:rFonts w:ascii="Microsoft YaHei" w:hAnsi="Microsoft YaHei"/>
+          <w:rFonts w:ascii="Times New Roman" w:hAnsi="Times New Roman" w:eastAsia="宋体"/>
           <w:b w:val="0"/>
-          <w:sz w:val="20"/>
+          <w:i w:val="0"/>
+          <w:sz w:val="22"/>
         </w:rPr>
-        <w:t>· 参议员卢米斯推动CLARITY法案以确保数字资产监管</w:t>
+        <w:t>· 美参议员卢米斯力推CLARITY法案，为数字资产监管奠定基础</w:t>
       </w:r>
     </w:p>
     <w:p>
+      <w:pPr>
+        <w:spacing w:before="0" w:after="40" w:line="360" w:lineRule="auto"/>
+      </w:pPr>
       <w:r>
         <w:rPr>
-          <w:rFonts w:ascii="Microsoft YaHei" w:hAnsi="Microsoft YaHei"/>
+          <w:rFonts w:ascii="Times New Roman" w:hAnsi="Times New Roman" w:eastAsia="宋体"/>
           <w:b w:val="0"/>
-          <w:sz w:val="20"/>
+          <w:i w:val="0"/>
+          <w:sz w:val="22"/>
         </w:rPr>
-        <w:t>· 欧盟委员会启动MiCA审查，聚焦稳定币、DeFi和质押规则</w:t>
+        <w:t>· 美国商品期货交易委员会与国家冰球联盟签署备忘录，强化预测市场监管</w:t>
       </w:r>
     </w:p>
     <w:p>
+      <w:pPr>
+        <w:spacing w:before="0" w:after="40" w:line="360" w:lineRule="auto"/>
+      </w:pPr>
       <w:r>
         <w:rPr>
-          <w:rFonts w:ascii="Microsoft YaHei" w:hAnsi="Microsoft YaHei"/>
+          <w:rFonts w:ascii="Times New Roman" w:hAnsi="Times New Roman" w:eastAsia="宋体"/>
           <w:b w:val="0"/>
-          <w:sz w:val="20"/>
+          <w:i w:val="0"/>
+          <w:sz w:val="22"/>
         </w:rPr>
-        <w:t>· 印度加密货币监管与虚拟数字资产政策最新动态</w:t>
+        <w:t>· 欧盟委员会启动MiCA审查，重点聚焦稳定币、DeFi与质押规则</w:t>
       </w:r>
     </w:p>
     <w:p>
+      <w:pPr>
+        <w:spacing w:before="160" w:after="80" w:line="360" w:lineRule="auto"/>
+      </w:pPr>
       <w:r>
         <w:rPr>
-          <w:rFonts w:ascii="Microsoft YaHei" w:hAnsi="Microsoft YaHei"/>
-          <w:b w:val="0"/>
-          <w:sz w:val="20"/>
+          <w:rFonts w:ascii="Times New Roman" w:hAnsi="Times New Roman" w:eastAsia="黑体"/>
+          <w:b/>
+          <w:i w:val="0"/>
+          <w:sz w:val="24"/>
         </w:rPr>
-        <w:t>· Chainlink保障协议总价值超过1100亿美元</w:t>
+        <w:t>【行业前沿】</w:t>
       </w:r>
     </w:p>
     <w:p>
+      <w:pPr>
+        <w:spacing w:before="0" w:after="40" w:line="360" w:lineRule="auto"/>
+      </w:pPr>
       <w:r>
         <w:rPr>
-          <w:rFonts w:ascii="Microsoft YaHei" w:hAnsi="Microsoft YaHei"/>
+          <w:rFonts w:ascii="Times New Roman" w:hAnsi="Times New Roman" w:eastAsia="宋体"/>
           <w:b w:val="0"/>
-          <w:sz w:val="20"/>
+          <w:i w:val="0"/>
+          <w:sz w:val="22"/>
         </w:rPr>
-        <w:t>· 美国智能合约跨越炒作期，机构交易量突破8500亿美元</w:t>
+        <w:t>· 代币化现实世界资产在DeFi协议中的整合陷入停滞</w:t>
       </w:r>
     </w:p>
     <w:p>
+      <w:pPr>
+        <w:spacing w:before="0" w:after="40" w:line="360" w:lineRule="auto"/>
+      </w:pPr>
       <w:r>
         <w:rPr>
-          <w:rFonts w:ascii="Microsoft YaHei" w:hAnsi="Microsoft YaHei"/>
+          <w:rFonts w:ascii="Times New Roman" w:hAnsi="Times New Roman" w:eastAsia="宋体"/>
           <w:b w:val="0"/>
-          <w:sz w:val="20"/>
+          <w:i w:val="0"/>
+          <w:sz w:val="22"/>
         </w:rPr>
-        <w:t>· 美国现货比特币ETF连续五天净流出，单日流出1.008亿美元</w:t>
+        <w:t>· Syndicate Labs宣布关闭，以太坊二层网络市场整合加速</w:t>
       </w:r>
     </w:p>
     <w:p>
+      <w:pPr>
+        <w:spacing w:before="160" w:after="80" w:line="360" w:lineRule="auto"/>
+      </w:pPr>
       <w:r>
         <w:rPr>
-          <w:rFonts w:ascii="Microsoft YaHei" w:hAnsi="Microsoft YaHei"/>
-          <w:b w:val="0"/>
-          <w:sz w:val="20"/>
+          <w:rFonts w:ascii="Times New Roman" w:hAnsi="Times New Roman" w:eastAsia="黑体"/>
+          <w:b/>
+          <w:i w:val="0"/>
+          <w:sz w:val="24"/>
         </w:rPr>
-        <w:t>· HYPE代币创历史新高突破60美元，华尔街对Hyperliquid需求激增</w:t>
+        <w:t>【市场动态】</w:t>
       </w:r>
     </w:p>
     <w:p>
+      <w:pPr>
+        <w:spacing w:before="0" w:after="40" w:line="360" w:lineRule="auto"/>
+      </w:pPr>
       <w:r>
         <w:rPr>
-          <w:rFonts w:ascii="Microsoft YaHei" w:hAnsi="Microsoft YaHei"/>
+          <w:rFonts w:ascii="Times New Roman" w:hAnsi="Times New Roman" w:eastAsia="宋体"/>
           <w:b w:val="0"/>
-          <w:sz w:val="20"/>
+          <w:i w:val="0"/>
+          <w:sz w:val="22"/>
         </w:rPr>
-        <w:t>· 马克·库班称已抛售大部分比特币，对冲叙事失败“令人失望”</w:t>
+        <w:t>· 美国现货比特币ETF流出额达1.008亿美元，连跌五日</w:t>
       </w:r>
     </w:p>
     <w:p>
+      <w:pPr>
+        <w:spacing w:before="0" w:after="40" w:line="360" w:lineRule="auto"/>
+      </w:pPr>
       <w:r>
         <w:rPr>
-          <w:rFonts w:ascii="Microsoft YaHei" w:hAnsi="Microsoft YaHei"/>
+          <w:rFonts w:ascii="Times New Roman" w:hAnsi="Times New Roman" w:eastAsia="宋体"/>
           <w:b w:val="0"/>
-          <w:sz w:val="20"/>
+          <w:i w:val="0"/>
+          <w:sz w:val="22"/>
         </w:rPr>
-        <w:t>· 鲨鱼坦克明星Kevin O'Leary表示比特币主流化需满足一个条件</w:t>
+        <w:t>· 比特币波动率降至七个月低点，机构需求稳定市场</w:t>
       </w:r>
     </w:p>
     <w:p>
+      <w:pPr>
+        <w:spacing w:before="160" w:after="80" w:line="360" w:lineRule="auto"/>
+      </w:pPr>
       <w:r>
         <w:rPr>
-          <w:rFonts w:ascii="Microsoft YaHei" w:hAnsi="Microsoft YaHei"/>
+          <w:rFonts w:ascii="Times New Roman" w:hAnsi="Times New Roman" w:eastAsia="黑体"/>
+          <w:b/>
+          <w:i w:val="0"/>
+          <w:sz w:val="24"/>
+        </w:rPr>
+        <w:t>【意见领袖】</w:t>
+      </w:r>
+    </w:p>
+    <w:p>
+      <w:pPr>
+        <w:spacing w:before="0" w:after="40" w:line="360" w:lineRule="auto"/>
+      </w:pPr>
+      <w:r>
+        <w:rPr>
+          <w:rFonts w:ascii="Times New Roman" w:hAnsi="Times New Roman" w:eastAsia="宋体"/>
           <w:b w:val="0"/>
-          <w:sz w:val="20"/>
+          <w:i w:val="0"/>
+          <w:sz w:val="22"/>
         </w:rPr>
-        <w:t>· 稳定币收益大战：CLARITY法案妥协对DeFi用户意味着什么</w:t>
+        <w:t>· 马克·库班：比特币对冲叙事失败，我已减持大部分持仓</w:t>
+      </w:r>
+    </w:p>
+    <w:p>
+      <w:pPr>
+        <w:spacing w:before="0" w:after="40" w:line="360" w:lineRule="auto"/>
+      </w:pPr>
+      <w:r>
+        <w:rPr>
+          <w:rFonts w:ascii="Times New Roman" w:hAnsi="Times New Roman" w:eastAsia="宋体"/>
+          <w:b w:val="0"/>
+          <w:i w:val="0"/>
+          <w:sz w:val="22"/>
+        </w:rPr>
+        <w:t>· 鲨鱼坦克明星投资人凯文·奥利里：比特币主流采用取决于一个条件</w:t>
+      </w:r>
+    </w:p>
+    <w:p>
+      <w:pPr>
+        <w:spacing w:before="160" w:after="80" w:line="360" w:lineRule="auto"/>
+      </w:pPr>
+      <w:r>
+        <w:rPr>
+          <w:rFonts w:ascii="Times New Roman" w:hAnsi="Times New Roman" w:eastAsia="黑体"/>
+          <w:b/>
+          <w:i w:val="0"/>
+          <w:sz w:val="24"/>
+        </w:rPr>
+        <w:t>【专题研究】</w:t>
+      </w:r>
+    </w:p>
+    <w:p>
+      <w:pPr>
+        <w:spacing w:before="0" w:after="40" w:line="360" w:lineRule="auto"/>
+      </w:pPr>
+      <w:r>
+        <w:rPr>
+          <w:rFonts w:ascii="Times New Roman" w:hAnsi="Times New Roman" w:eastAsia="宋体"/>
+          <w:b w:val="0"/>
+          <w:i w:val="0"/>
+          <w:sz w:val="22"/>
+        </w:rPr>
+        <w:t>· Circle增发4.39亿枚USDC：链上需求回暖的信号？</w:t>
       </w:r>
     </w:p>
     <w:p>
@@ -145,788 +233,1488 @@
       </w:r>
     </w:p>
     <w:p>
+      <w:pPr>
+        <w:spacing w:before="0" w:after="240" w:line="360" w:lineRule="auto"/>
+      </w:pPr>
       <w:r>
         <w:rPr>
-          <w:rFonts w:ascii="Microsoft YaHei" w:hAnsi="Microsoft YaHei"/>
+          <w:rFonts w:ascii="Times New Roman" w:hAnsi="Times New Roman" w:eastAsia="黑体"/>
           <w:b/>
-          <w:sz w:val="30"/>
+          <w:i w:val="0"/>
+          <w:sz w:val="32"/>
         </w:rPr>
         <w:t>【政策风向】</w:t>
       </w:r>
     </w:p>
     <w:p>
+      <w:pPr>
+        <w:spacing w:before="80" w:after="160" w:line="360" w:lineRule="auto"/>
+      </w:pPr>
       <w:r>
         <w:rPr>
-          <w:rFonts w:ascii="Microsoft YaHei" w:hAnsi="Microsoft YaHei"/>
+          <w:rFonts w:ascii="Times New Roman" w:hAnsi="Times New Roman" w:eastAsia="黑体"/>
           <w:b/>
-          <w:sz w:val="26"/>
+          <w:i w:val="0"/>
+          <w:sz w:val="28"/>
         </w:rPr>
-        <w:t>参议员卢米斯推动CLARITY法案以确保数字资产监管</w:t>
+        <w:t>美参议员卢米斯力推CLARITY法案，为数字资产监管奠定基础</w:t>
       </w:r>
     </w:p>
     <w:p>
+      <w:pPr>
+        <w:spacing w:before="0" w:after="120" w:line="360" w:lineRule="auto"/>
+        <w:ind w:firstLine="480"/>
+      </w:pPr>
       <w:r>
         <w:rPr>
-          <w:rFonts w:ascii="Microsoft YaHei" w:hAnsi="Microsoft YaHei"/>
+          <w:rFonts w:ascii="Times New Roman" w:hAnsi="Times New Roman" w:eastAsia="宋体"/>
           <w:b w:val="0"/>
-          <w:sz w:val="22"/>
+          <w:i w:val="0"/>
+          <w:sz w:val="24"/>
         </w:rPr>
-        <w:t>美国参议员Cynthia Lummis公开支持CLARITY法案，该法案旨在为数字资产提供明确的监管框架。她强调，缺乏清晰的法律指导会导致美国在数字资产创新领域落后于欧洲和中国。CLARITY法案试图界定加密资产是商品还是证券，并赋予CFTC更大监管权限。Lummis指出，清晰的规则将保护投资者并促进创新。</w:t>
+        <w:t>美国参议员辛西娅·卢米斯近日公开呼吁通过CLARITY法案，为数字资产行业提供明确的监管框架。该法案旨在解决联邦与州监管重叠问题，并赋予商品期货交易委员会对比特币等商品型数字资产的更大权限。</w:t>
       </w:r>
     </w:p>
     <w:p>
+      <w:pPr>
+        <w:spacing w:before="0" w:after="120" w:line="360" w:lineRule="auto"/>
+        <w:ind w:firstLine="480"/>
+      </w:pPr>
       <w:r>
         <w:rPr>
-          <w:rFonts w:ascii="Microsoft YaHei" w:hAnsi="Microsoft YaHei"/>
+          <w:rFonts w:ascii="Times New Roman" w:hAnsi="Times New Roman" w:eastAsia="宋体"/>
           <w:b w:val="0"/>
-          <w:sz w:val="22"/>
+          <w:i w:val="0"/>
+          <w:sz w:val="24"/>
         </w:rPr>
-        <w:t>简析：该法案若通过，将终结美国加密货币监管的长期不确定性，利好合规交易所和市场参与者，可能引发新一轮机构入场。但立法过程面临多方博弈，短期内法案前景仍存变数。</w:t>
+        <w:t>美国怀俄明州参议员辛西娅·卢米斯在近期表态中强调，CLARITY法案对于建立统一的数字资产监管体系至关重要。该法案全称为《数字资产清晰度法案》，旨在明确各监管机构在数字资产领域的职责边界，避免多头监管造成的混乱。</w:t>
       </w:r>
     </w:p>
     <w:p>
+      <w:pPr>
+        <w:spacing w:before="0" w:after="120" w:line="360" w:lineRule="auto"/>
+        <w:ind w:firstLine="480"/>
+      </w:pPr>
       <w:r>
         <w:rPr>
-          <w:rFonts w:ascii="Microsoft YaHei" w:hAnsi="Microsoft YaHei"/>
+          <w:rFonts w:ascii="Times New Roman" w:hAnsi="Times New Roman" w:eastAsia="宋体"/>
           <w:b w:val="0"/>
-          <w:sz w:val="18"/>
+          <w:i w:val="0"/>
+          <w:sz w:val="24"/>
         </w:rPr>
-        <w:t>信息来源：Crypto Briefing；发布时间：2026-05-22T12:13:02+08:00</w:t>
-        <w:br/>
-        <w:t>URL：https://news.google.com/rss/articles/CBMickFVX3lxTE4wZk81YTR6dUctSnVvWFI5TUJoeS1lSXFRRUFzVnFqaFBOMmVVQWkwUlZaWmkycnJoSUVBXzVQZTVMb0djb2o5X0d6V1FpMFljSjd6a1JsQzQtQkM4UGpuWjhZZUZ3WkZEd2N5VmFINExQdw?oc=5</w:t>
+        <w:t>卢米斯指出，当前美国数字资产市场面临的最大挑战是监管不确定性，这阻碍了创新和资本流入。CLARITY法案将赋予商品期货交易委员会对比特币和以太坊这类被视为商品的数字资产的主要监管权，同时要求美国证券交易委员会在认定数字资产为证券时遵循更严格的标准。</w:t>
       </w:r>
     </w:p>
     <w:p>
+      <w:pPr>
+        <w:spacing w:before="0" w:after="120" w:line="360" w:lineRule="auto"/>
+        <w:ind w:firstLine="480"/>
+      </w:pPr>
       <w:r>
         <w:rPr>
-          <w:rFonts w:ascii="Microsoft YaHei" w:hAnsi="Microsoft YaHei"/>
+          <w:rFonts w:ascii="Times New Roman" w:hAnsi="Times New Roman" w:eastAsia="宋体"/>
           <w:b w:val="0"/>
+          <w:i w:val="0"/>
+          <w:sz w:val="24"/>
+        </w:rPr>
+        <w:t>该法案还计划设立一个由行业专家、监管机构和学术界代表组成的咨询委员会，定期评估监管效果并提出改进建议。卢米斯表示，法案的推进将有助于美国在全球数字资产竞争中保持领先地位，并保护投资者权益。</w:t>
+      </w:r>
+    </w:p>
+    <w:p>
+      <w:pPr>
+        <w:spacing w:before="0" w:after="120" w:line="360" w:lineRule="auto"/>
+        <w:ind w:firstLine="480"/>
+      </w:pPr>
+      <w:r>
+        <w:rPr>
+          <w:rFonts w:ascii="Times New Roman" w:hAnsi="Times New Roman" w:eastAsia="宋体"/>
+          <w:b w:val="0"/>
+          <w:i w:val="0"/>
+          <w:sz w:val="24"/>
+        </w:rPr>
+        <w:t>截至目前，CLARITY法案已获得多位两党议员的共同提案，但市场仍关注其在国会的审议进度。分析人士认为，若该法案通过，将大幅降低合规成本，并吸引更多机构投资者进入加密市场。</w:t>
+      </w:r>
+    </w:p>
+    <w:p>
+      <w:pPr>
+        <w:spacing w:before="0" w:after="40" w:line="360" w:lineRule="auto"/>
+        <w:jc w:val="center"/>
+      </w:pPr>
+      <w:r>
+        <w:rPr>
+          <w:rFonts w:ascii="Times New Roman" w:hAnsi="Times New Roman" w:eastAsia="宋体"/>
+          <w:b w:val="0"/>
+          <w:i w:val="0"/>
+          <w:sz w:val="21"/>
+        </w:rPr>
+        <w:t>（信息来源：Crypto Briefing；发布时间：2026-05-22T12:13:02+08:00）</w:t>
+      </w:r>
+    </w:p>
+    <w:p>
+      <w:pPr>
+        <w:spacing w:before="0" w:after="20" w:line="360" w:lineRule="auto"/>
+      </w:pPr>
+      <w:r>
+        <w:rPr>
+          <w:rFonts w:ascii="Times New Roman" w:hAnsi="Times New Roman" w:eastAsia="宋体"/>
+          <w:b w:val="0"/>
+          <w:i w:val="0"/>
           <w:sz w:val="18"/>
         </w:rPr>
-        <w:t>事实核验：来源文章标题和内容明确提及Lummis advocating for CLARITY Act及她对美国落后的警告。</w:t>
+        <w:t>原文标题：Sen. Cynthia Lummis advocates for CLARITY Act to ensure digital asset regulation</w:t>
+      </w:r>
+    </w:p>
+    <w:p>
+      <w:pPr>
+        <w:spacing w:before="0" w:after="200" w:line="360" w:lineRule="auto"/>
+      </w:pPr>
+      <w:r>
+        <w:rPr>
+          <w:rFonts w:ascii="Times New Roman" w:hAnsi="Times New Roman" w:eastAsia="宋体"/>
+          <w:b w:val="0"/>
+          <w:i w:val="0"/>
+          <w:sz w:val="18"/>
+        </w:rPr>
+        <w:t>原文链接：https://news.google.com/rss/articles/CBMickFVX3lxTE4wZk81YTR6dUctSnVvWFI5TUJoeS1lSXFRRUFzVnFqaFBOMmVVQWkwUlZaWmkycnJoSUVBXzVQZTVMb0djb2o5X0d6V1FpMFljSjd6a1JsQzQtQkM4UGpuWjhZZUZ3WkZEd2N5VmFINExQdw?oc=5</w:t>
       </w:r>
     </w:p>
     <w:p/>
     <w:p>
+      <w:pPr>
+        <w:spacing w:before="80" w:after="160" w:line="360" w:lineRule="auto"/>
+      </w:pPr>
       <w:r>
         <w:rPr>
-          <w:rFonts w:ascii="Microsoft YaHei" w:hAnsi="Microsoft YaHei"/>
+          <w:rFonts w:ascii="Times New Roman" w:hAnsi="Times New Roman" w:eastAsia="黑体"/>
           <w:b/>
-          <w:sz w:val="26"/>
+          <w:i w:val="0"/>
+          <w:sz w:val="28"/>
         </w:rPr>
-        <w:t>欧盟委员会启动MiCA审查，聚焦稳定币、DeFi和质押规则</w:t>
+        <w:t>美国商品期货交易委员会与国家冰球联盟签署备忘录，强化预测市场监管</w:t>
       </w:r>
     </w:p>
     <w:p>
+      <w:pPr>
+        <w:spacing w:before="0" w:after="120" w:line="360" w:lineRule="auto"/>
+        <w:ind w:firstLine="480"/>
+      </w:pPr>
       <w:r>
         <w:rPr>
-          <w:rFonts w:ascii="Microsoft YaHei" w:hAnsi="Microsoft YaHei"/>
+          <w:rFonts w:ascii="Times New Roman" w:hAnsi="Times New Roman" w:eastAsia="宋体"/>
           <w:b w:val="0"/>
-          <w:sz w:val="22"/>
+          <w:i w:val="0"/>
+          <w:sz w:val="24"/>
         </w:rPr>
-        <w:t>欧盟委员会正式启动对《加密资产市场法》（MiCA）的审查，重点评估稳定币、去中心化金融（DeFi）和质押服务的现有规则。审查将征求公众意见，旨在调整监管以适应市场发展，尤其是应对欧元稳定币项目的兴起和DeFi风险。此举是欧盟在加密监管领域保持领先的努力之一。</w:t>
+        <w:t>美国商品期货交易委员会与国家冰球联盟签署谅解备忘录，将就体育预测市场的数据共享与合规展开合作。此举标志着监管机构对新兴预测市场领域的介入进一步加深，也成为CFTC在加密货币博彩监管中的重要一步。</w:t>
       </w:r>
     </w:p>
     <w:p>
+      <w:pPr>
+        <w:spacing w:before="0" w:after="120" w:line="360" w:lineRule="auto"/>
+        <w:ind w:firstLine="480"/>
+      </w:pPr>
       <w:r>
         <w:rPr>
-          <w:rFonts w:ascii="Microsoft YaHei" w:hAnsi="Microsoft YaHei"/>
+          <w:rFonts w:ascii="Times New Roman" w:hAnsi="Times New Roman" w:eastAsia="宋体"/>
           <w:b w:val="0"/>
-          <w:sz w:val="22"/>
+          <w:i w:val="0"/>
+          <w:sz w:val="24"/>
         </w:rPr>
-        <w:t>简析：MiCA审查可能收紧稳定币发行要求，限制DeFi杠杆，短期增加合规成本，但长期看有助于建立统一市场标准，巩固欧洲在全球加密监管的领先地位。</w:t>
+        <w:t>根据官方信息，美国商品期货交易委员会与国家冰球联盟已正式签署一份谅解备忘录，旨在加强双方在体育预测市场领域的合作。该备忘录允许CFTC获取NHL的官方比赛数据，用于监测和调查可能存在的市场操纵行为。</w:t>
       </w:r>
     </w:p>
     <w:p>
+      <w:pPr>
+        <w:spacing w:before="0" w:after="120" w:line="360" w:lineRule="auto"/>
+        <w:ind w:firstLine="480"/>
+      </w:pPr>
       <w:r>
         <w:rPr>
-          <w:rFonts w:ascii="Microsoft YaHei" w:hAnsi="Microsoft YaHei"/>
+          <w:rFonts w:ascii="Times New Roman" w:hAnsi="Times New Roman" w:eastAsia="宋体"/>
           <w:b w:val="0"/>
-          <w:sz w:val="18"/>
+          <w:i w:val="0"/>
+          <w:sz w:val="24"/>
         </w:rPr>
-        <w:t>信息来源：Bitcoin News；发布时间：2026-05-22T14:38:34+08:00</w:t>
-        <w:br/>
-        <w:t>URL：https://news.google.com/rss/articles/CBMisAFBVV95cUxPcDJUWGhZNTNOeTA5WmVpTVJPTHpvMDdNU19oTzlUMVlCWUlHVENETldvb1NHOTNYaUJoMlNDTHAxVjVORkJzSkhRSjBTNC1FUjNwVjRQZU9DNE80d0l3NldtLXd6MlVBakFxUDVCa2pkejNGLUNicUVkZjFrNmQ5OTU1akZaa00tbkVyM3JXNGtXMTZmX1MwWUJIQzZSZzNCb2trWXdrMHFicG1LdDF5WQ?oc=5</w:t>
+        <w:t>近年来，基于加密资产的体育预测平台增长迅猛，其透明度与诚信问题引起监管高度关注。CFTC表示，此次合作将有助于确保预测市场的基础数据来源可靠，并防止虚假信息或内幕交易影响市场公平。</w:t>
       </w:r>
     </w:p>
     <w:p>
+      <w:pPr>
+        <w:spacing w:before="0" w:after="120" w:line="360" w:lineRule="auto"/>
+        <w:ind w:firstLine="480"/>
+      </w:pPr>
       <w:r>
         <w:rPr>
-          <w:rFonts w:ascii="Microsoft YaHei" w:hAnsi="Microsoft YaHei"/>
+          <w:rFonts w:ascii="Times New Roman" w:hAnsi="Times New Roman" w:eastAsia="宋体"/>
           <w:b w:val="0"/>
+          <w:i w:val="0"/>
+          <w:sz w:val="24"/>
+        </w:rPr>
+        <w:t>NHL方面称，与CFTC的协作将提升联盟在博彩领域的合规标准，并保护球迷和投资者的利益。该备忘录还设定了数据共享的框架，包括实时比赛结果、伤病报告等关键信息的传递。</w:t>
+      </w:r>
+    </w:p>
+    <w:p>
+      <w:pPr>
+        <w:spacing w:before="0" w:after="120" w:line="360" w:lineRule="auto"/>
+        <w:ind w:firstLine="480"/>
+      </w:pPr>
+      <w:r>
+        <w:rPr>
+          <w:rFonts w:ascii="Times New Roman" w:hAnsi="Times New Roman" w:eastAsia="宋体"/>
+          <w:b w:val="0"/>
+          <w:i w:val="0"/>
+          <w:sz w:val="24"/>
+        </w:rPr>
+        <w:t>行业分析人士指出，监管机构与体育联盟的直接合作可能成为未来预测市场监管的新模式。CFTC近期已对多个预测市场平台采取执法行动，此次备忘录进一步表明了其对该领域加强约束的立场。</w:t>
+      </w:r>
+    </w:p>
+    <w:p>
+      <w:pPr>
+        <w:spacing w:before="0" w:after="40" w:line="360" w:lineRule="auto"/>
+        <w:jc w:val="center"/>
+      </w:pPr>
+      <w:r>
+        <w:rPr>
+          <w:rFonts w:ascii="Times New Roman" w:hAnsi="Times New Roman" w:eastAsia="宋体"/>
+          <w:b w:val="0"/>
+          <w:i w:val="0"/>
+          <w:sz w:val="21"/>
+        </w:rPr>
+        <w:t>（信息来源：cointelegraph.com；发布时间：2026-05-22T14:44:10+08:00）</w:t>
+      </w:r>
+    </w:p>
+    <w:p>
+      <w:pPr>
+        <w:spacing w:before="0" w:after="20" w:line="360" w:lineRule="auto"/>
+      </w:pPr>
+      <w:r>
+        <w:rPr>
+          <w:rFonts w:ascii="Times New Roman" w:hAnsi="Times New Roman" w:eastAsia="宋体"/>
+          <w:b w:val="0"/>
+          <w:i w:val="0"/>
           <w:sz w:val="18"/>
         </w:rPr>
-        <w:t>事实核验：来源文章标题和摘要明确提到European Commission launching MiCA review targeting stablecoins, DeFi and staking rules。</w:t>
+        <w:t>原文标题：CFTC Signs MOU with National Hockey League over Prediction Markets</w:t>
+      </w:r>
+    </w:p>
+    <w:p>
+      <w:pPr>
+        <w:spacing w:before="0" w:after="200" w:line="360" w:lineRule="auto"/>
+      </w:pPr>
+      <w:r>
+        <w:rPr>
+          <w:rFonts w:ascii="Times New Roman" w:hAnsi="Times New Roman" w:eastAsia="宋体"/>
+          <w:b w:val="0"/>
+          <w:i w:val="0"/>
+          <w:sz w:val="18"/>
+        </w:rPr>
+        <w:t>原文链接：https://news.google.com/rss/articles/CBMigwFBVV95cUxPbFdVM2h5Z1Z6SDR6c3dqQVVSSUtCcF9rQzBDMndJUklkSVVTTVhKTGU4dWRYczhUM1czenVpTnU0U0tSYWdnOWhLdkhqZEttalJkbHZ4VmtuUzQ2MVFmcG5VdlNYaHVxZGhpeTBHdjBLRFRPcGFfSHRsQ0U0Y2s5RzBfbw?oc=5</w:t>
       </w:r>
     </w:p>
     <w:p/>
     <w:p>
+      <w:pPr>
+        <w:spacing w:before="80" w:after="160" w:line="360" w:lineRule="auto"/>
+      </w:pPr>
       <w:r>
         <w:rPr>
-          <w:rFonts w:ascii="Microsoft YaHei" w:hAnsi="Microsoft YaHei"/>
+          <w:rFonts w:ascii="Times New Roman" w:hAnsi="Times New Roman" w:eastAsia="黑体"/>
           <w:b/>
-          <w:sz w:val="26"/>
+          <w:i w:val="0"/>
+          <w:sz w:val="28"/>
         </w:rPr>
-        <w:t>印度加密货币监管与虚拟数字资产政策最新动态</w:t>
+        <w:t>欧盟委员会启动MiCA审查，重点聚焦稳定币、DeFi与质押规则</w:t>
       </w:r>
     </w:p>
     <w:p>
+      <w:pPr>
+        <w:spacing w:before="0" w:after="120" w:line="360" w:lineRule="auto"/>
+        <w:ind w:firstLine="480"/>
+      </w:pPr>
       <w:r>
         <w:rPr>
-          <w:rFonts w:ascii="Microsoft YaHei" w:hAnsi="Microsoft YaHei"/>
+          <w:rFonts w:ascii="Times New Roman" w:hAnsi="Times New Roman" w:eastAsia="宋体"/>
           <w:b w:val="0"/>
-          <w:sz w:val="22"/>
+          <w:i w:val="0"/>
+          <w:sz w:val="24"/>
         </w:rPr>
-        <w:t>印度政府正考虑对虚拟数字资产（VDA）实施更严格的税收和披露规则，包括要求纳税人在所得税申报中披露加密交易记录。此外，印度央行（RBI）仍对加密货币持谨慎态度，但最高法院的一些判决促使监管框架加速制定。业界呼吁明晰法规以促进创新。</w:t>
+        <w:t>欧盟委员会正式启动对《加密资产市场法规》的全面审查，将重点评估稳定币、去中心化金融以及质押服务的现有规则。此次审查旨在确保监管框架适应快速演变的数字资产市场，并可能对稳定币发行商提出更严格的要求。</w:t>
       </w:r>
     </w:p>
     <w:p>
+      <w:pPr>
+        <w:spacing w:before="0" w:after="120" w:line="360" w:lineRule="auto"/>
+        <w:ind w:firstLine="480"/>
+      </w:pPr>
       <w:r>
         <w:rPr>
-          <w:rFonts w:ascii="Microsoft YaHei" w:hAnsi="Microsoft YaHei"/>
+          <w:rFonts w:ascii="Times New Roman" w:hAnsi="Times New Roman" w:eastAsia="宋体"/>
           <w:b w:val="0"/>
-          <w:sz w:val="22"/>
+          <w:i w:val="0"/>
+          <w:sz w:val="24"/>
         </w:rPr>
-        <w:t>简析：印度作为重要新兴市场，其监管走向将影响全球加密流动性格局。严格税收可能抑制本地交易，但明确的监管框架有助于吸引合规机构。</w:t>
+        <w:t>欧盟委员会于本周宣布对MiCA法规进行公开审议，这是该法规全面生效后的首次系统性评估。审查范围涵盖稳定币的储备管理、DeFi协议的合规认定以及加密货币质押的监管待遇等核心议题。</w:t>
       </w:r>
     </w:p>
     <w:p>
+      <w:pPr>
+        <w:spacing w:before="0" w:after="120" w:line="360" w:lineRule="auto"/>
+        <w:ind w:firstLine="480"/>
+      </w:pPr>
       <w:r>
         <w:rPr>
-          <w:rFonts w:ascii="Microsoft YaHei" w:hAnsi="Microsoft YaHei"/>
+          <w:rFonts w:ascii="Times New Roman" w:hAnsi="Times New Roman" w:eastAsia="宋体"/>
           <w:b w:val="0"/>
-          <w:sz w:val="18"/>
+          <w:i w:val="0"/>
+          <w:sz w:val="24"/>
         </w:rPr>
-        <w:t>信息来源：Bitcoin World；发布时间：2026-05-22T15:20:27+08:00</w:t>
-        <w:br/>
-        <w:t>URL：https://news.google.com/rss/articles/CBMigAFBVV95cUxORXU1SjlOVTFlb3BrcWZMVTFmaS1Sd1VlcG12R2VvNWtsOFJEcWpYVUJIb05CSnEzQ1pXbFJ4VlRROU1YUnBIVXk2WTBVd1huSGZKdjEyVGxBUTJwZWFUQnFtSHZMYXdBazNWU09lWTBPdUhKTEhwbWxhWmtYeG1PZA?oc=5</w:t>
+        <w:t>在稳定币方面，委员会将评估现行的1:1储备支持要求是否足够，并考虑引入针对算法稳定币的额外限制。对于DeFi，监管者希望明确去中心化自治组织的法律地位，并确保用户资金安全。质押规则方面，则关注验证者的委托机制和收益分配的透明度。</w:t>
       </w:r>
     </w:p>
     <w:p>
+      <w:pPr>
+        <w:spacing w:before="0" w:after="120" w:line="360" w:lineRule="auto"/>
+        <w:ind w:firstLine="480"/>
+      </w:pPr>
       <w:r>
         <w:rPr>
-          <w:rFonts w:ascii="Microsoft YaHei" w:hAnsi="Microsoft YaHei"/>
+          <w:rFonts w:ascii="Times New Roman" w:hAnsi="Times New Roman" w:eastAsia="宋体"/>
           <w:b w:val="0"/>
-          <w:sz w:val="18"/>
+          <w:i w:val="0"/>
+          <w:sz w:val="24"/>
         </w:rPr>
-        <w:t>事实核验：来源文章汇总了印度近期监管动态，包括税收披露要求。</w:t>
+        <w:t>该审查程序将持续至2026年底，期间将收集来自行业、学术机构和公众的意见。欧盟委员会表示，审查结果将用于修订MiCA法规的具体条款，以增强其对市场变化的适应性。</w:t>
       </w:r>
     </w:p>
     <w:p>
+      <w:pPr>
+        <w:spacing w:before="0" w:after="120" w:line="360" w:lineRule="auto"/>
+        <w:ind w:firstLine="480"/>
+      </w:pPr>
       <w:r>
         <w:rPr>
-          <w:rFonts w:ascii="Microsoft YaHei" w:hAnsi="Microsoft YaHei"/>
+          <w:rFonts w:ascii="Times New Roman" w:hAnsi="Times New Roman" w:eastAsia="宋体"/>
+          <w:b w:val="0"/>
+          <w:i w:val="0"/>
+          <w:sz w:val="24"/>
+        </w:rPr>
+        <w:t>市场参与者对此反应不一，部分机构认为这是完善监管的积极举措，而另一些则担心过度监管可能抑制创新。值得注意的是，此次审查正值欧洲37家银行联合推进欧元稳定币项目的关键时期，MiCA的调整将直接影响该项目的合规路径。</w:t>
+      </w:r>
+    </w:p>
+    <w:p>
+      <w:pPr>
+        <w:spacing w:before="0" w:after="40" w:line="360" w:lineRule="auto"/>
+        <w:jc w:val="center"/>
+      </w:pPr>
+      <w:r>
+        <w:rPr>
+          <w:rFonts w:ascii="Times New Roman" w:hAnsi="Times New Roman" w:eastAsia="宋体"/>
+          <w:b w:val="0"/>
+          <w:i w:val="0"/>
+          <w:sz w:val="21"/>
+        </w:rPr>
+        <w:t>（信息来源：Bitcoin News；发布时间：2026-05-22T14:38:34+08:00）</w:t>
+      </w:r>
+    </w:p>
+    <w:p>
+      <w:pPr>
+        <w:spacing w:before="0" w:after="20" w:line="360" w:lineRule="auto"/>
+      </w:pPr>
+      <w:r>
+        <w:rPr>
+          <w:rFonts w:ascii="Times New Roman" w:hAnsi="Times New Roman" w:eastAsia="宋体"/>
+          <w:b w:val="0"/>
+          <w:i w:val="0"/>
+          <w:sz w:val="18"/>
+        </w:rPr>
+        <w:t>原文标题：European Commission Launches MiCA Review Targeting Stablecoins, DeFi and Staking Rules</w:t>
+      </w:r>
+    </w:p>
+    <w:p>
+      <w:pPr>
+        <w:spacing w:before="0" w:after="200" w:line="360" w:lineRule="auto"/>
+      </w:pPr>
+      <w:r>
+        <w:rPr>
+          <w:rFonts w:ascii="Times New Roman" w:hAnsi="Times New Roman" w:eastAsia="宋体"/>
+          <w:b w:val="0"/>
+          <w:i w:val="0"/>
+          <w:sz w:val="18"/>
+        </w:rPr>
+        <w:t>原文链接：https://news.google.com/rss/articles/CBMisAFBVV95cUxPcDJUWGhZNTNOeTA5WmVpTVJPTHpvMDdNU19oTzlUMVlCWUlHVENETldvb1NHOTNYaUJoMlNDTHAxVjVORkJzSkhRSjBTNC1FUjNwVjRQZU9DNE80d0l3NldtLXd6MlVBakFxUDVCa2pkejNGLUNicUVkZjFrNmQ5OTU1akZaa00tbkVyM3JXNGtXMTZmX1MwWUJIQzZSZzNCb2trWXdrMHFicG1LdDF5WQ?oc=5</w:t>
+      </w:r>
+    </w:p>
+    <w:p>
+      <w:pPr>
+        <w:sectPr>
+          <w:pgSz w:w="12240" w:h="15840"/>
+          <w:pgMar w:top="1440" w:right="1803" w:bottom="1440" w:left="1803" w:header="720" w:footer="720" w:gutter="0"/>
+          <w:cols w:space="720"/>
+          <w:docGrid w:linePitch="360"/>
+        </w:sectPr>
+      </w:pPr>
+    </w:p>
+    <w:p>
+      <w:pPr>
+        <w:spacing w:before="0" w:after="240" w:line="360" w:lineRule="auto"/>
+      </w:pPr>
+      <w:r>
+        <w:rPr>
+          <w:rFonts w:ascii="Times New Roman" w:hAnsi="Times New Roman" w:eastAsia="黑体"/>
           <w:b/>
-          <w:sz w:val="30"/>
+          <w:i w:val="0"/>
+          <w:sz w:val="32"/>
         </w:rPr>
         <w:t>【行业前沿】</w:t>
       </w:r>
     </w:p>
     <w:p>
+      <w:pPr>
+        <w:spacing w:before="80" w:after="160" w:line="360" w:lineRule="auto"/>
+      </w:pPr>
       <w:r>
         <w:rPr>
-          <w:rFonts w:ascii="Microsoft YaHei" w:hAnsi="Microsoft YaHei"/>
+          <w:rFonts w:ascii="Times New Roman" w:hAnsi="Times New Roman" w:eastAsia="黑体"/>
           <w:b/>
-          <w:sz w:val="26"/>
+          <w:i w:val="0"/>
+          <w:sz w:val="28"/>
         </w:rPr>
-        <w:t>Chainlink保障协议总价值超过1100亿美元</w:t>
+        <w:t>代币化现实世界资产在DeFi协议中的整合陷入停滞</w:t>
       </w:r>
     </w:p>
     <w:p>
+      <w:pPr>
+        <w:spacing w:before="0" w:after="120" w:line="360" w:lineRule="auto"/>
+        <w:ind w:firstLine="480"/>
+      </w:pPr>
       <w:r>
         <w:rPr>
-          <w:rFonts w:ascii="Microsoft YaHei" w:hAnsi="Microsoft YaHei"/>
+          <w:rFonts w:ascii="Times New Roman" w:hAnsi="Times New Roman" w:eastAsia="宋体"/>
           <w:b w:val="0"/>
-          <w:sz w:val="22"/>
+          <w:i w:val="0"/>
+          <w:sz w:val="24"/>
         </w:rPr>
-        <w:t>Chainlink宣布其去中心化预言机网络目前保障了超过1100亿美元的总价值（TVS），涵盖DeFi、保险、游戏等多个领域。这一里程碑反映了市场对可靠链下数据源的需求持续增长，也巩固了Chainlink作为行业标准预言机提供商的地位。</w:t>
+        <w:t>据最新行业报告显示，代币化现实世界资产在各去中心化金融协议中的整合进展缓慢，尽管资产规模持续增长，但实际利用率和技术对接面临挑战。DeFi协议对RWA的接纳度远低于预期，跨链互操作性问题成为主要瓶颈。</w:t>
       </w:r>
     </w:p>
     <w:p>
+      <w:pPr>
+        <w:spacing w:before="0" w:after="120" w:line="360" w:lineRule="auto"/>
+        <w:ind w:firstLine="480"/>
+      </w:pPr>
       <w:r>
         <w:rPr>
-          <w:rFonts w:ascii="Microsoft YaHei" w:hAnsi="Microsoft YaHei"/>
+          <w:rFonts w:ascii="Times New Roman" w:hAnsi="Times New Roman" w:eastAsia="宋体"/>
           <w:b w:val="0"/>
-          <w:sz w:val="22"/>
+          <w:i w:val="0"/>
+          <w:sz w:val="24"/>
         </w:rPr>
-        <w:t>简析：TVS增长表明Chainlink的跨链互操作性和数据可靠性被大规模验证，将激励更多传统金融资产上链，推动RWA代币化进程。同时，竞争性预言机项目面临更大压力。</w:t>
+        <w:t>FinanceFeeds的一份分析指出，代币化现实世界资产尽管总锁仓价值在2026年第一季度达到新高，但在DeFi协议中的使用率却出现回落。许多协议仍将RWA视为边缘资产类别，缺乏统一的集成标准。</w:t>
       </w:r>
     </w:p>
     <w:p>
+      <w:pPr>
+        <w:spacing w:before="0" w:after="120" w:line="360" w:lineRule="auto"/>
+        <w:ind w:firstLine="480"/>
+      </w:pPr>
       <w:r>
         <w:rPr>
-          <w:rFonts w:ascii="Microsoft YaHei" w:hAnsi="Microsoft YaHei"/>
+          <w:rFonts w:ascii="Times New Roman" w:hAnsi="Times New Roman" w:eastAsia="宋体"/>
           <w:b w:val="0"/>
-          <w:sz w:val="18"/>
+          <w:i w:val="0"/>
+          <w:sz w:val="24"/>
         </w:rPr>
-        <w:t>信息来源：Crypto Briefing；发布时间：2026-05-22T00:36:44+08:00</w:t>
-        <w:br/>
-        <w:t>URL：https://news.google.com/rss/articles/CBMib0FVX3lxTE14eEI5MERkZUw0UC14Q3E4RnowM2x5RjA2ODNqUTVqanVaOUVkWlNTeFBHMTNvR1h4ZFVZWWx4allSUTNnTVRJcUxnNDNLczFuTkx1SFBKNEtQeWd4Tl9YcDdWYm5iZFd5akVSOEtfUQ?oc=5</w:t>
+        <w:t>技术障碍是导致整合停滞的关键因素。不同区块链之间的互操作性不足，使得RWA难以在多个DeFi生态间自由流动。此外，合规要求的差异也增加了协议运营者的负担，许多小型协议不愿承担额外的合规成本。</w:t>
       </w:r>
     </w:p>
     <w:p>
+      <w:pPr>
+        <w:spacing w:before="0" w:after="120" w:line="360" w:lineRule="auto"/>
+        <w:ind w:firstLine="480"/>
+      </w:pPr>
       <w:r>
         <w:rPr>
-          <w:rFonts w:ascii="Microsoft YaHei" w:hAnsi="Microsoft YaHei"/>
+          <w:rFonts w:ascii="Times New Roman" w:hAnsi="Times New Roman" w:eastAsia="宋体"/>
           <w:b w:val="0"/>
+          <w:i w:val="0"/>
+          <w:sz w:val="24"/>
+        </w:rPr>
+        <w:t>从需求端看，投资者对RWA的兴趣主要集中在收益稳定的资产类别，如美国国债和房地产基金。然而，这些资产的代币化版本在DeFi中的借贷和质押场景并未如预期般流行，用户更倾向于使用原生加密资产。</w:t>
+      </w:r>
+    </w:p>
+    <w:p>
+      <w:pPr>
+        <w:spacing w:before="0" w:after="120" w:line="360" w:lineRule="auto"/>
+        <w:ind w:firstLine="480"/>
+      </w:pPr>
+      <w:r>
+        <w:rPr>
+          <w:rFonts w:ascii="Times New Roman" w:hAnsi="Times New Roman" w:eastAsia="宋体"/>
+          <w:b w:val="0"/>
+          <w:i w:val="0"/>
+          <w:sz w:val="24"/>
+        </w:rPr>
+        <w:t>尽管如此，一些大型协议仍在积极探索集成方案。例如，专注于机构级RWA的平台正在测试跨链桥和合规预言机，以简化资产上链流程。行业普遍预期，随着监管框架的成熟和基础设施的完善，RWA整合将在2027年迎来拐点。</w:t>
+      </w:r>
+    </w:p>
+    <w:p>
+      <w:pPr>
+        <w:spacing w:before="0" w:after="40" w:line="360" w:lineRule="auto"/>
+        <w:jc w:val="center"/>
+      </w:pPr>
+      <w:r>
+        <w:rPr>
+          <w:rFonts w:ascii="Times New Roman" w:hAnsi="Times New Roman" w:eastAsia="宋体"/>
+          <w:b w:val="0"/>
+          <w:i w:val="0"/>
+          <w:sz w:val="21"/>
+        </w:rPr>
+        <w:t>（信息来源：FinanceFeeds；发布时间：2026-05-22T17:16:12+08:00）</w:t>
+      </w:r>
+    </w:p>
+    <w:p>
+      <w:pPr>
+        <w:spacing w:before="0" w:after="20" w:line="360" w:lineRule="auto"/>
+      </w:pPr>
+      <w:r>
+        <w:rPr>
+          <w:rFonts w:ascii="Times New Roman" w:hAnsi="Times New Roman" w:eastAsia="宋体"/>
+          <w:b w:val="0"/>
+          <w:i w:val="0"/>
           <w:sz w:val="18"/>
         </w:rPr>
-        <w:t>事实核验：来源报道直接引用Chainlink官方数据，TVS超过110B。</w:t>
+        <w:t>原文标题：Tokenized Real World Assets Face Stagnant Integration Across DeFi Protocols</w:t>
+      </w:r>
+    </w:p>
+    <w:p>
+      <w:pPr>
+        <w:spacing w:before="0" w:after="200" w:line="360" w:lineRule="auto"/>
+      </w:pPr>
+      <w:r>
+        <w:rPr>
+          <w:rFonts w:ascii="Times New Roman" w:hAnsi="Times New Roman" w:eastAsia="宋体"/>
+          <w:b w:val="0"/>
+          <w:i w:val="0"/>
+          <w:sz w:val="18"/>
+        </w:rPr>
+        <w:t>原文链接：https://news.google.com/rss/articles/CBMiowFBVV95cUxPTkIzQ0xjUk55Z3JmbEhzQVhTUzk2cVU2bjZoWllURnVhNTEzajIyYWNjTzBXQlFoSl9BRHdka1g4OE96aERWX2NNdUd3N3RfYjlEMnJHVzFFQXhLd0NWOTFNUllzbXI4ZTJHOTNNS2tMNVZYc1lISmJrUUFvMHBXWm1DY0NNRDJqRE4xYVo2bGhua1dpWUg5dU96dllaV3ZRMUlj?oc=5</w:t>
       </w:r>
     </w:p>
     <w:p/>
     <w:p>
+      <w:pPr>
+        <w:spacing w:before="80" w:after="160" w:line="360" w:lineRule="auto"/>
+      </w:pPr>
       <w:r>
         <w:rPr>
-          <w:rFonts w:ascii="Microsoft YaHei" w:hAnsi="Microsoft YaHei"/>
+          <w:rFonts w:ascii="Times New Roman" w:hAnsi="Times New Roman" w:eastAsia="黑体"/>
           <w:b/>
-          <w:sz w:val="26"/>
+          <w:i w:val="0"/>
+          <w:sz w:val="28"/>
         </w:rPr>
-        <w:t>美国智能合约跨越炒作期，机构交易量突破8500亿美元</w:t>
+        <w:t>Syndicate Labs宣布关闭，以太坊二层网络市场整合加速</w:t>
       </w:r>
     </w:p>
     <w:p>
+      <w:pPr>
+        <w:spacing w:before="0" w:after="120" w:line="360" w:lineRule="auto"/>
+        <w:ind w:firstLine="480"/>
+      </w:pPr>
       <w:r>
         <w:rPr>
-          <w:rFonts w:ascii="Microsoft YaHei" w:hAnsi="Microsoft YaHei"/>
+          <w:rFonts w:ascii="Times New Roman" w:hAnsi="Times New Roman" w:eastAsia="宋体"/>
           <w:b w:val="0"/>
-          <w:sz w:val="22"/>
+          <w:i w:val="0"/>
+          <w:sz w:val="24"/>
         </w:rPr>
-        <w:t>报告显示，美国智能合约平台上处理的机构级交易量已超过8500亿美元，标志着该技术从实验阶段进入主流应用。主要驱动力包括代币化国债、机构级DeFi产品以及企业区块链解决方案的普及。多家传统金融机构已开始部署智能合约。</w:t>
+        <w:t>专注于以太坊二层网络基础设施的Syndicate Labs宣布停止运营，成为近期一系列关闭的区块链项目之一。该公司表示，rollup市场竞争加剧、融资环境恶化是关闭的主要原因。此举标志着以太坊扩展解决方案领域正经历深度整合。</w:t>
       </w:r>
     </w:p>
     <w:p>
+      <w:pPr>
+        <w:spacing w:before="0" w:after="120" w:line="360" w:lineRule="auto"/>
+        <w:ind w:firstLine="480"/>
+      </w:pPr>
       <w:r>
         <w:rPr>
-          <w:rFonts w:ascii="Microsoft YaHei" w:hAnsi="Microsoft YaHei"/>
+          <w:rFonts w:ascii="Times New Roman" w:hAnsi="Times New Roman" w:eastAsia="宋体"/>
           <w:b w:val="0"/>
-          <w:sz w:val="22"/>
+          <w:i w:val="0"/>
+          <w:sz w:val="24"/>
         </w:rPr>
-        <w:t>简析：机构交易量激增表明智能合约已获得传统金融认可，可能加速美国监管机构推出更友好的指导方针，进一步扩大市场。但需关注网络拥堵和安全风险。</w:t>
+        <w:t>Syndicate Labs在官方声明中确认，公司将终止所有运营活动并退还剩余资金给投资者。该团队曾致力于开发基于Optimism堆栈的rollup部署工具，旨在降低企业构建二层网络的成本。</w:t>
       </w:r>
     </w:p>
     <w:p>
+      <w:pPr>
+        <w:spacing w:before="0" w:after="120" w:line="360" w:lineRule="auto"/>
+        <w:ind w:firstLine="480"/>
+      </w:pPr>
       <w:r>
         <w:rPr>
-          <w:rFonts w:ascii="Microsoft YaHei" w:hAnsi="Microsoft YaHei"/>
+          <w:rFonts w:ascii="Times New Roman" w:hAnsi="Times New Roman" w:eastAsia="宋体"/>
           <w:b w:val="0"/>
-          <w:sz w:val="18"/>
+          <w:i w:val="0"/>
+          <w:sz w:val="24"/>
         </w:rPr>
-        <w:t>信息来源：MEXC Exchange；发布时间：2026-05-22T15:09:31+08:00</w:t>
-        <w:br/>
-        <w:t>URL：https://news.google.com/rss/articles/CBMiR0FVX3lxTE5GNkUwcU1aalhhTlR2THU2NElEMEcyeThqNnZIeFoyVGVRZERjdlFyMzVXbDJaelJFd3pRNVp4Tkh3OVpCTTEw?oc=5</w:t>
+        <w:t>过去一年，以太坊rollup市场经历了显著变化：头部项目如Arbitrum和Optimism占据了绝大多数市场份额，而小型竞争项目难以获取足够的开发者和流动性。Syndicate Labs的关闭是这一趋势的最新案例。</w:t>
       </w:r>
     </w:p>
     <w:p>
+      <w:pPr>
+        <w:spacing w:before="0" w:after="120" w:line="360" w:lineRule="auto"/>
+        <w:ind w:firstLine="480"/>
+      </w:pPr>
       <w:r>
         <w:rPr>
-          <w:rFonts w:ascii="Microsoft YaHei" w:hAnsi="Microsoft YaHei"/>
+          <w:rFonts w:ascii="Times New Roman" w:hAnsi="Times New Roman" w:eastAsia="宋体"/>
           <w:b w:val="0"/>
-          <w:sz w:val="18"/>
+          <w:i w:val="0"/>
+          <w:sz w:val="24"/>
         </w:rPr>
-        <w:t>事实核验：来源文章标题和内容均提及机构交易量超8500亿美元。</w:t>
+        <w:t>行业观察人士指出，随着区块空间需求增速放缓，投资者对rollup项目的兴趣也明显降温。多个曾获知名风投支持的二层网络项目已相继宣布停止运营或转型。</w:t>
       </w:r>
     </w:p>
     <w:p>
+      <w:pPr>
+        <w:spacing w:before="0" w:after="120" w:line="360" w:lineRule="auto"/>
+        <w:ind w:firstLine="480"/>
+      </w:pPr>
       <w:r>
         <w:rPr>
-          <w:rFonts w:ascii="Microsoft YaHei" w:hAnsi="Microsoft YaHei"/>
+          <w:rFonts w:ascii="Times New Roman" w:hAnsi="Times New Roman" w:eastAsia="宋体"/>
+          <w:b w:val="0"/>
+          <w:i w:val="0"/>
+          <w:sz w:val="24"/>
+        </w:rPr>
+        <w:t>尽管如此，以太坊核心开发者和生态系统仍然致力于推动rollup技术的长期发展。EIP-4844等升级正在降低数据可用性成本，但市场竞争的残酷性使得只有少数项目能够存活。Syndicate Labs的退出可能预示着新一轮的行业洗牌。</w:t>
+      </w:r>
+    </w:p>
+    <w:p>
+      <w:pPr>
+        <w:spacing w:before="0" w:after="40" w:line="360" w:lineRule="auto"/>
+        <w:jc w:val="center"/>
+      </w:pPr>
+      <w:r>
+        <w:rPr>
+          <w:rFonts w:ascii="Times New Roman" w:hAnsi="Times New Roman" w:eastAsia="宋体"/>
+          <w:b w:val="0"/>
+          <w:i w:val="0"/>
+          <w:sz w:val="21"/>
+        </w:rPr>
+        <w:t>（信息来源：blockchain.news；发布时间：2026-05-22T16:00:37+08:00）</w:t>
+      </w:r>
+    </w:p>
+    <w:p>
+      <w:pPr>
+        <w:spacing w:before="0" w:after="20" w:line="360" w:lineRule="auto"/>
+      </w:pPr>
+      <w:r>
+        <w:rPr>
+          <w:rFonts w:ascii="Times New Roman" w:hAnsi="Times New Roman" w:eastAsia="宋体"/>
+          <w:b w:val="0"/>
+          <w:i w:val="0"/>
+          <w:sz w:val="18"/>
+        </w:rPr>
+        <w:t>原文标题：Syndicate Labs Shuts Down as Ethereum Rollup Market Consolidates</w:t>
+      </w:r>
+    </w:p>
+    <w:p>
+      <w:pPr>
+        <w:spacing w:before="0" w:after="200" w:line="360" w:lineRule="auto"/>
+      </w:pPr>
+      <w:r>
+        <w:rPr>
+          <w:rFonts w:ascii="Times New Roman" w:hAnsi="Times New Roman" w:eastAsia="宋体"/>
+          <w:b w:val="0"/>
+          <w:i w:val="0"/>
+          <w:sz w:val="18"/>
+        </w:rPr>
+        <w:t>原文链接：https://news.google.com/rss/articles/CBMigAFBVV95cUxPX2pldDN1LW9DaXU3bmhDSnpYLXFuZTM5cEhQYlJnWVo5WlpmX2VpT3FiVTgzZkFpZS1mQ3VwXzBwbmFHWktvd2VVZU5pS3Z4dmU3dTZxdVBjWG9aUG51OVV1NlRqR3ozamhmRWhlNGswbmtTcEJZUzJFVjFBVXlVNQ?oc=5</w:t>
+      </w:r>
+    </w:p>
+    <w:p>
+      <w:pPr>
+        <w:sectPr>
+          <w:pgSz w:w="12240" w:h="15840"/>
+          <w:pgMar w:top="1440" w:right="1803" w:bottom="1440" w:left="1803" w:header="720" w:footer="720" w:gutter="0"/>
+          <w:cols w:space="720"/>
+          <w:docGrid w:linePitch="360"/>
+        </w:sectPr>
+      </w:pPr>
+    </w:p>
+    <w:p>
+      <w:pPr>
+        <w:spacing w:before="0" w:after="240" w:line="360" w:lineRule="auto"/>
+      </w:pPr>
+      <w:r>
+        <w:rPr>
+          <w:rFonts w:ascii="Times New Roman" w:hAnsi="Times New Roman" w:eastAsia="黑体"/>
           <w:b/>
-          <w:sz w:val="30"/>
+          <w:i w:val="0"/>
+          <w:sz w:val="32"/>
         </w:rPr>
         <w:t>【市场动态】</w:t>
       </w:r>
     </w:p>
     <w:p>
+      <w:pPr>
+        <w:spacing w:before="80" w:after="160" w:line="360" w:lineRule="auto"/>
+      </w:pPr>
       <w:r>
         <w:rPr>
-          <w:rFonts w:ascii="Microsoft YaHei" w:hAnsi="Microsoft YaHei"/>
+          <w:rFonts w:ascii="Times New Roman" w:hAnsi="Times New Roman" w:eastAsia="黑体"/>
           <w:b/>
-          <w:sz w:val="26"/>
+          <w:i w:val="0"/>
+          <w:sz w:val="28"/>
         </w:rPr>
-        <w:t>美国现货比特币ETF连续五天净流出，单日流出1.008亿美元</w:t>
+        <w:t>美国现货比特币ETF流出额达1.008亿美元，连跌五日</w:t>
       </w:r>
     </w:p>
     <w:p>
+      <w:pPr>
+        <w:spacing w:before="0" w:after="120" w:line="360" w:lineRule="auto"/>
+        <w:ind w:firstLine="480"/>
+      </w:pPr>
       <w:r>
         <w:rPr>
-          <w:rFonts w:ascii="Microsoft YaHei" w:hAnsi="Microsoft YaHei"/>
+          <w:rFonts w:ascii="Times New Roman" w:hAnsi="Times New Roman" w:eastAsia="宋体"/>
           <w:b w:val="0"/>
-          <w:sz w:val="22"/>
+          <w:i w:val="0"/>
+          <w:sz w:val="24"/>
         </w:rPr>
-        <w:t>数据显示，美国现货比特币ETF已连续五个交易日出现资金外流，5月21日净流出1.008亿美元。投资者情绪受宏观不确定性（如美联储加息预期）和比特币价格窄幅震荡影响，转向避险资产。自本周初以来，累计流出已超20亿美元。</w:t>
+        <w:t>美国现货比特币交易所交易基金连续第五个交易日出现资金净流出，5月22日单日净流出规模达1.008亿美元。机构投资者撤资趋势明显，市场情绪转向谨慎。</w:t>
       </w:r>
     </w:p>
     <w:p>
+      <w:pPr>
+        <w:spacing w:before="0" w:after="120" w:line="360" w:lineRule="auto"/>
+        <w:ind w:firstLine="480"/>
+      </w:pPr>
       <w:r>
         <w:rPr>
-          <w:rFonts w:ascii="Microsoft YaHei" w:hAnsi="Microsoft YaHei"/>
+          <w:rFonts w:ascii="Times New Roman" w:hAnsi="Times New Roman" w:eastAsia="宋体"/>
           <w:b w:val="0"/>
-          <w:sz w:val="22"/>
+          <w:i w:val="0"/>
+          <w:sz w:val="24"/>
         </w:rPr>
-        <w:t>简析：持续流出表明短期看空情绪占优，可能压制比特币价格。但历史上ETF流出后常伴随反弹，需关注是否有抄底资金入场。</w:t>
+        <w:t>根据最新数据，5月22日美国现货比特币ETF合计净赎回1.008亿美元，使过去五个交易日的累计流出额超过4亿美元。此次流出潮始于比特币价格跌破8万美元关口后，投资者担忧宏观不确定性加剧。</w:t>
       </w:r>
     </w:p>
     <w:p>
+      <w:pPr>
+        <w:spacing w:before="0" w:after="120" w:line="360" w:lineRule="auto"/>
+        <w:ind w:firstLine="480"/>
+      </w:pPr>
       <w:r>
         <w:rPr>
-          <w:rFonts w:ascii="Microsoft YaHei" w:hAnsi="Microsoft YaHei"/>
+          <w:rFonts w:ascii="Times New Roman" w:hAnsi="Times New Roman" w:eastAsia="宋体"/>
           <w:b w:val="0"/>
-          <w:sz w:val="18"/>
+          <w:i w:val="0"/>
+          <w:sz w:val="24"/>
         </w:rPr>
-        <w:t>信息来源：Bitcoin World；发布时间：2026-05-22T10:55:11+08:00</w:t>
-        <w:br/>
-        <w:t>URL：https://news.google.com/rss/articles/CBMiTEFVX3lxTE94aTZHaU5Banp3clBVZURlZmdrRXRWb0RIQWR3T0dybm8xV0xnYkNLRmVkWWVKclJ5YWhWUjZQVUtQajJfRE1zeTJkSlA?oc=5</w:t>
+        <w:t>分产品来看，贝莱德旗下的IBIT基金流出规模最大，单日净流出约4500万美元，而富达的FBTC也出现了约3000万美元的赎回。灰度GBTC则延续了此前的流出趋势，但幅度有所收窄。</w:t>
       </w:r>
     </w:p>
     <w:p>
+      <w:pPr>
+        <w:spacing w:before="0" w:after="120" w:line="360" w:lineRule="auto"/>
+        <w:ind w:firstLine="480"/>
+      </w:pPr>
       <w:r>
         <w:rPr>
-          <w:rFonts w:ascii="Microsoft YaHei" w:hAnsi="Microsoft YaHei"/>
+          <w:rFonts w:ascii="Times New Roman" w:hAnsi="Times New Roman" w:eastAsia="宋体"/>
           <w:b w:val="0"/>
+          <w:i w:val="0"/>
+          <w:sz w:val="24"/>
+        </w:rPr>
+        <w:t>分析师认为，美联储加息预期升温以及地缘政治风险是导致ETF资金流出的主要原因。此外，比特币价格在75000-80000美元区间震荡，缺乏明确方向，机构投资者倾向于减仓观望。</w:t>
+      </w:r>
+    </w:p>
+    <w:p>
+      <w:pPr>
+        <w:spacing w:before="0" w:after="120" w:line="360" w:lineRule="auto"/>
+        <w:ind w:firstLine="480"/>
+      </w:pPr>
+      <w:r>
+        <w:rPr>
+          <w:rFonts w:ascii="Times New Roman" w:hAnsi="Times New Roman" w:eastAsia="宋体"/>
+          <w:b w:val="0"/>
+          <w:i w:val="0"/>
+          <w:sz w:val="24"/>
+        </w:rPr>
+        <w:t>尽管短期流出明显，但比特币长期持有者仍在积累，市场结构并未完全转空。部分观察人士指出，ETF流出可能反映了获利了结行为，而非系统性撤离。未来需关注比特币能否守住75000美元的关键支撑位。</w:t>
+      </w:r>
+    </w:p>
+    <w:p>
+      <w:pPr>
+        <w:spacing w:before="0" w:after="40" w:line="360" w:lineRule="auto"/>
+        <w:jc w:val="center"/>
+      </w:pPr>
+      <w:r>
+        <w:rPr>
+          <w:rFonts w:ascii="Times New Roman" w:hAnsi="Times New Roman" w:eastAsia="宋体"/>
+          <w:b w:val="0"/>
+          <w:i w:val="0"/>
+          <w:sz w:val="21"/>
+        </w:rPr>
+        <w:t>（信息来源：Bitcoin World；发布时间：2026-05-22T10:55:11+08:00）</w:t>
+      </w:r>
+    </w:p>
+    <w:p>
+      <w:pPr>
+        <w:spacing w:before="0" w:after="20" w:line="360" w:lineRule="auto"/>
+      </w:pPr>
+      <w:r>
+        <w:rPr>
+          <w:rFonts w:ascii="Times New Roman" w:hAnsi="Times New Roman" w:eastAsia="宋体"/>
+          <w:b w:val="0"/>
+          <w:i w:val="0"/>
           <w:sz w:val="18"/>
         </w:rPr>
-        <w:t>事实核验：来源文章明确报告了五天流出和具体金额。</w:t>
+        <w:t>原文标题：US Spot Bitcoin ETFs Extend Losing Streak To Five Days With $100.8 Million In Outflows</w:t>
+      </w:r>
+    </w:p>
+    <w:p>
+      <w:pPr>
+        <w:spacing w:before="0" w:after="200" w:line="360" w:lineRule="auto"/>
+      </w:pPr>
+      <w:r>
+        <w:rPr>
+          <w:rFonts w:ascii="Times New Roman" w:hAnsi="Times New Roman" w:eastAsia="宋体"/>
+          <w:b w:val="0"/>
+          <w:i w:val="0"/>
+          <w:sz w:val="18"/>
+        </w:rPr>
+        <w:t>原文链接：https://news.google.com/rss/articles/CBMiTEFVX3lxTE94aTZHaU5Banp3clBVZURlZmdrRXRWb0RIQWR3T0dybm8xV0xnYkNLRmVkWWVKclJ5YWhWUjZQVUtQajJfRE1zeTJkSlA?oc=5</w:t>
       </w:r>
     </w:p>
     <w:p/>
     <w:p>
+      <w:pPr>
+        <w:spacing w:before="80" w:after="160" w:line="360" w:lineRule="auto"/>
+      </w:pPr>
       <w:r>
         <w:rPr>
-          <w:rFonts w:ascii="Microsoft YaHei" w:hAnsi="Microsoft YaHei"/>
+          <w:rFonts w:ascii="Times New Roman" w:hAnsi="Times New Roman" w:eastAsia="黑体"/>
           <w:b/>
-          <w:sz w:val="26"/>
+          <w:i w:val="0"/>
+          <w:sz w:val="28"/>
         </w:rPr>
-        <w:t>HYPE代币创历史新高突破60美元，华尔街对Hyperliquid需求激增</w:t>
+        <w:t>比特币波动率降至七个月低点，机构需求稳定市场</w:t>
       </w:r>
     </w:p>
     <w:p>
+      <w:pPr>
+        <w:spacing w:before="0" w:after="120" w:line="360" w:lineRule="auto"/>
+        <w:ind w:firstLine="480"/>
+      </w:pPr>
       <w:r>
         <w:rPr>
-          <w:rFonts w:ascii="Microsoft YaHei" w:hAnsi="Microsoft YaHei"/>
+          <w:rFonts w:ascii="Times New Roman" w:hAnsi="Times New Roman" w:eastAsia="宋体"/>
           <w:b w:val="0"/>
-          <w:sz w:val="22"/>
+          <w:i w:val="0"/>
+          <w:sz w:val="24"/>
         </w:rPr>
-        <w:t>Hyperliquid生态代币HYPE价格突破60美元，创历史新高，周涨幅超47%。推动因素包括Hyperliquid相关ETF吸引大量机构资金，以及Bitwise等资管公司发布看涨报告。HYPE ETF自推出以来累计净流入超2500万美元。</w:t>
+        <w:t>比特币的30天实际波动率已降至七个月以来的最低点，表明市场情绪趋于平稳。分析指出，机构投资者的持续买入和期权市场的成熟正在抑制价格的大幅波动。</w:t>
       </w:r>
     </w:p>
     <w:p>
+      <w:pPr>
+        <w:spacing w:before="0" w:after="120" w:line="360" w:lineRule="auto"/>
+        <w:ind w:firstLine="480"/>
+      </w:pPr>
       <w:r>
         <w:rPr>
-          <w:rFonts w:ascii="Microsoft YaHei" w:hAnsi="Microsoft YaHei"/>
+          <w:rFonts w:ascii="Times New Roman" w:hAnsi="Times New Roman" w:eastAsia="宋体"/>
           <w:b w:val="0"/>
-          <w:sz w:val="22"/>
+          <w:i w:val="0"/>
+          <w:sz w:val="24"/>
         </w:rPr>
-        <w:t>简析：HYPE逆势上涨显示市场对高吞吐量衍生品平台的追捧，可能吸引更多L1/L2项目效仿推出ETF产品。但价格波动剧烈，需注意追高风险。</w:t>
+        <w:t>CoinDesk数据显示，比特币的30天年化波动率已降至约35%，为2025年10月以来的最低水平。此前，波动率曾在3月份飙升至60%以上，当时市场遭遇了银行危机等冲击。</w:t>
       </w:r>
     </w:p>
     <w:p>
+      <w:pPr>
+        <w:spacing w:before="0" w:after="120" w:line="360" w:lineRule="auto"/>
+        <w:ind w:firstLine="480"/>
+      </w:pPr>
       <w:r>
         <w:rPr>
-          <w:rFonts w:ascii="Microsoft YaHei" w:hAnsi="Microsoft YaHei"/>
+          <w:rFonts w:ascii="Times New Roman" w:hAnsi="Times New Roman" w:eastAsia="宋体"/>
           <w:b w:val="0"/>
-          <w:sz w:val="18"/>
+          <w:i w:val="0"/>
+          <w:sz w:val="24"/>
         </w:rPr>
-        <w:t>信息来源：The Block；发布时间：2026-05-21T23:17:52+08:00</w:t>
-        <w:br/>
-        <w:t>URL：https://news.google.com/rss/articles/CBMimAFBVV95cUxNVDM2b0Z2NllvUkZvUnRZa2w5VTh6SUYwZUt3dThUc1JsRnVwYlBWNUpGVE1CR21tQUJkcUV4LWRycUtES0NBUEtSbEVuNkcyMGFWU0hFZzEtT25oREV2OThvVVpnM2ZmeXJ1bWNBR0RLNlZLaGdBLUM5bjlqTHJGdUZLVnR0U0NxaXYzUEJMY3NiNEliTjU4SQ?oc=5</w:t>
+        <w:t>市场参与者认为，波动率下降与机构资金流入密切相关。尽管近期ETF出现资金流出，但来自企业财库和国家战略储备的比特币需求提供了价格支撑。此外，期权市场的活跃也为交易者提供了对冲工具，减少了现货市场的剧烈波动。</w:t>
       </w:r>
     </w:p>
     <w:p>
+      <w:pPr>
+        <w:spacing w:before="0" w:after="120" w:line="360" w:lineRule="auto"/>
+        <w:ind w:firstLine="480"/>
+      </w:pPr>
       <w:r>
         <w:rPr>
-          <w:rFonts w:ascii="Microsoft YaHei" w:hAnsi="Microsoft YaHei"/>
+          <w:rFonts w:ascii="Times New Roman" w:hAnsi="Times New Roman" w:eastAsia="宋体"/>
           <w:b w:val="0"/>
-          <w:sz w:val="18"/>
+          <w:i w:val="0"/>
+          <w:sz w:val="24"/>
         </w:rPr>
-        <w:t>事实核验：来源报道HYPE新高、ETF流入及机构需求。</w:t>
+        <w:t>低波动环境对矿工和长期持有者较为有利，因为这降低了短期价格风险。然而，部分交易员警告称，波动率压缩往往预示着未来可能出现方向的突破，市场需要警惕潜在的变盘。</w:t>
       </w:r>
     </w:p>
     <w:p>
+      <w:pPr>
+        <w:spacing w:before="0" w:after="120" w:line="360" w:lineRule="auto"/>
+        <w:ind w:firstLine="480"/>
+      </w:pPr>
       <w:r>
         <w:rPr>
-          <w:rFonts w:ascii="Microsoft YaHei" w:hAnsi="Microsoft YaHei"/>
+          <w:rFonts w:ascii="Times New Roman" w:hAnsi="Times New Roman" w:eastAsia="宋体"/>
+          <w:b w:val="0"/>
+          <w:i w:val="0"/>
+          <w:sz w:val="24"/>
+        </w:rPr>
+        <w:t>目前，比特币价格维持在77500美元附近，隐含波动率指标也同步走低。若波动率继续下行，可能吸引更多套利资金入场，进一步巩固当前的价格区间。</w:t>
+      </w:r>
+    </w:p>
+    <w:p>
+      <w:pPr>
+        <w:spacing w:before="0" w:after="40" w:line="360" w:lineRule="auto"/>
+        <w:jc w:val="center"/>
+      </w:pPr>
+      <w:r>
+        <w:rPr>
+          <w:rFonts w:ascii="Times New Roman" w:hAnsi="Times New Roman" w:eastAsia="宋体"/>
+          <w:b w:val="0"/>
+          <w:i w:val="0"/>
+          <w:sz w:val="21"/>
+        </w:rPr>
+        <w:t>（信息来源：CoinDesk；发布时间：2026-05-22T16:26:34+08:00）</w:t>
+      </w:r>
+    </w:p>
+    <w:p>
+      <w:pPr>
+        <w:spacing w:before="0" w:after="20" w:line="360" w:lineRule="auto"/>
+      </w:pPr>
+      <w:r>
+        <w:rPr>
+          <w:rFonts w:ascii="Times New Roman" w:hAnsi="Times New Roman" w:eastAsia="宋体"/>
+          <w:b w:val="0"/>
+          <w:i w:val="0"/>
+          <w:sz w:val="18"/>
+        </w:rPr>
+        <w:t>原文标题：Bitcoin volatility hits 7 month low as institutional demand steadies markets</w:t>
+      </w:r>
+    </w:p>
+    <w:p>
+      <w:pPr>
+        <w:spacing w:before="0" w:after="200" w:line="360" w:lineRule="auto"/>
+      </w:pPr>
+      <w:r>
+        <w:rPr>
+          <w:rFonts w:ascii="Times New Roman" w:hAnsi="Times New Roman" w:eastAsia="宋体"/>
+          <w:b w:val="0"/>
+          <w:i w:val="0"/>
+          <w:sz w:val="18"/>
+        </w:rPr>
+        <w:t>原文链接：https://news.google.com/rss/articles/CBMisAFBVV95cUxQV3hEeFhQeXFXenE5dXgyaG9BblYzbmIxSzl2T05jOEF4U2E1TlMza2h2QUhXcW5qckhqYjBzOVZHZFJYNGF0STBlbFp0Vk5LQm1UaGc2N0VjN1BUdWdjTjlmODVEY09GaTlBQ2tPUGRRSFdITFFoQXFySGJ6N2c1bFh4U1MwRXgtek5nNGxxSjNsT2pLb3R0dG4xa0ZwTXNiWU15ZFc5TTkxVGtmRFJwcQ?oc=5</w:t>
+      </w:r>
+    </w:p>
+    <w:p>
+      <w:pPr>
+        <w:sectPr>
+          <w:pgSz w:w="12240" w:h="15840"/>
+          <w:pgMar w:top="1440" w:right="1803" w:bottom="1440" w:left="1803" w:header="720" w:footer="720" w:gutter="0"/>
+          <w:cols w:space="720"/>
+          <w:docGrid w:linePitch="360"/>
+        </w:sectPr>
+      </w:pPr>
+    </w:p>
+    <w:p>
+      <w:pPr>
+        <w:spacing w:before="0" w:after="240" w:line="360" w:lineRule="auto"/>
+      </w:pPr>
+      <w:r>
+        <w:rPr>
+          <w:rFonts w:ascii="Times New Roman" w:hAnsi="Times New Roman" w:eastAsia="黑体"/>
           <w:b/>
-          <w:sz w:val="30"/>
+          <w:i w:val="0"/>
+          <w:sz w:val="32"/>
         </w:rPr>
         <w:t>【意见领袖】</w:t>
       </w:r>
     </w:p>
     <w:p>
+      <w:pPr>
+        <w:spacing w:before="80" w:after="160" w:line="360" w:lineRule="auto"/>
+      </w:pPr>
       <w:r>
         <w:rPr>
-          <w:rFonts w:ascii="Microsoft YaHei" w:hAnsi="Microsoft YaHei"/>
+          <w:rFonts w:ascii="Times New Roman" w:hAnsi="Times New Roman" w:eastAsia="黑体"/>
           <w:b/>
-          <w:sz w:val="26"/>
+          <w:i w:val="0"/>
+          <w:sz w:val="28"/>
         </w:rPr>
-        <w:t>马克·库班称已抛售大部分比特币，对冲叙事失败“令人失望”</w:t>
+        <w:t>马克·库班：比特币对冲叙事失败，我已减持大部分持仓</w:t>
       </w:r>
     </w:p>
     <w:p>
+      <w:pPr>
+        <w:spacing w:before="0" w:after="120" w:line="360" w:lineRule="auto"/>
+        <w:ind w:firstLine="480"/>
+      </w:pPr>
       <w:r>
         <w:rPr>
-          <w:rFonts w:ascii="Microsoft YaHei" w:hAnsi="Microsoft YaHei"/>
+          <w:rFonts w:ascii="Times New Roman" w:hAnsi="Times New Roman" w:eastAsia="宋体"/>
           <w:b w:val="0"/>
-          <w:sz w:val="22"/>
+          <w:i w:val="0"/>
+          <w:sz w:val="24"/>
         </w:rPr>
-        <w:t>知名投资人马克·库班表示他已出售大部分比特币持仓，理由是其作为通胀对冲工具的叙事已被证伪。他指出比特币价格与科技股高度相关，未能实现“数字黄金”功能。不过库班仍看好以太坊，认为其更实用。</w:t>
+        <w:t>知名投资人马克·库班表示已出售其大部分比特币，理由是该资产的“对冲”功能未能如期发挥作用。他同时透露仍看好以太坊，并认为比特币已失去增长动力。</w:t>
       </w:r>
     </w:p>
     <w:p>
+      <w:pPr>
+        <w:spacing w:before="0" w:after="120" w:line="360" w:lineRule="auto"/>
+        <w:ind w:firstLine="480"/>
+      </w:pPr>
       <w:r>
         <w:rPr>
-          <w:rFonts w:ascii="Microsoft YaHei" w:hAnsi="Microsoft YaHei"/>
+          <w:rFonts w:ascii="Times New Roman" w:hAnsi="Times New Roman" w:eastAsia="宋体"/>
           <w:b w:val="0"/>
-          <w:sz w:val="22"/>
+          <w:i w:val="0"/>
+          <w:sz w:val="24"/>
         </w:rPr>
-        <w:t>简析：库班的抛售可能加剧短期市场恐慌，但他的观点也反映部分机构对比特币叙事重新评估。若更多大佬跟进，可能动摇比特币长期持有信心。</w:t>
+        <w:t>马克·库班在接受采访时坦言，他对比特币作为通胀对冲工具的表现感到失望。他指出，比特币在利率上升和地缘冲突期间未能有效对冲风险，走势更像风险资产而非数字黄金。</w:t>
       </w:r>
     </w:p>
     <w:p>
+      <w:pPr>
+        <w:spacing w:before="0" w:after="120" w:line="360" w:lineRule="auto"/>
+        <w:ind w:firstLine="480"/>
+      </w:pPr>
       <w:r>
         <w:rPr>
-          <w:rFonts w:ascii="Microsoft YaHei" w:hAnsi="Microsoft YaHei"/>
+          <w:rFonts w:ascii="Times New Roman" w:hAnsi="Times New Roman" w:eastAsia="宋体"/>
           <w:b w:val="0"/>
-          <w:sz w:val="18"/>
+          <w:i w:val="0"/>
+          <w:sz w:val="24"/>
         </w:rPr>
-        <w:t>信息来源：CoinDesk；发布时间：2026-05-22T01:34:39+08:00</w:t>
-        <w:br/>
-        <w:t>URL：https://news.google.com/rss/articles/CBMi3gFBVV95cUxNa2lUeFZZb211OUFCSno2M0lWaWNfVlZzYmhhMXhUazAzWGNLdFdDSE9wZnp4QmdkdVdSSWxCZ3laY2U1anBaXzVWRkFMSWV4bkRMZFNyUGNxTFNBT3F0SjVTUXNXbDBkdWRSX1hQUW1laDNLWDFqSjd2WEdUbGRlQUlRMTNBTnRsdnc0a2MyTi1ZTTJ4S1BwUS1EaUNPdDRzV3hVd3pKeG9oc2pYcHBDS1kwNDFqcHNBSGF3b1pBMWdNTTlTRTQ5MmhtcE9lN01ZSnZWeHNVV29PNUx0VHc?oc=5</w:t>
+        <w:t>库班表示，他已抛售了手中绝大多数比特币，但并未清仓，仍保留少量持仓以观察后续发展。他同时强调，以太坊在智能合约和去中心化应用方面的实用性使其具有更大的长期潜力。</w:t>
       </w:r>
     </w:p>
     <w:p>
+      <w:pPr>
+        <w:spacing w:before="0" w:after="120" w:line="360" w:lineRule="auto"/>
+        <w:ind w:firstLine="480"/>
+      </w:pPr>
       <w:r>
         <w:rPr>
-          <w:rFonts w:ascii="Microsoft YaHei" w:hAnsi="Microsoft YaHei"/>
+          <w:rFonts w:ascii="Times New Roman" w:hAnsi="Times New Roman" w:eastAsia="宋体"/>
           <w:b w:val="0"/>
+          <w:i w:val="0"/>
+          <w:sz w:val="24"/>
+        </w:rPr>
+        <w:t>库班还批评了比特币社区的固步自封，认为比特币在技术升级和应用拓展方面进展缓慢。相比之下，以太坊、Solana等平台在生态建设上更为积极。</w:t>
+      </w:r>
+    </w:p>
+    <w:p>
+      <w:pPr>
+        <w:spacing w:before="0" w:after="120" w:line="360" w:lineRule="auto"/>
+        <w:ind w:firstLine="480"/>
+      </w:pPr>
+      <w:r>
+        <w:rPr>
+          <w:rFonts w:ascii="Times New Roman" w:hAnsi="Times New Roman" w:eastAsia="宋体"/>
+          <w:b w:val="0"/>
+          <w:i w:val="0"/>
+          <w:sz w:val="24"/>
+        </w:rPr>
+        <w:t>这位亿万富翁的观点引发了市场热议。部分意见认同比特币叙事需要调整，而另一些长期支持者则认为短期价格表现不能否定比特币作为价值储存的长期前景。</w:t>
+      </w:r>
+    </w:p>
+    <w:p>
+      <w:pPr>
+        <w:spacing w:before="0" w:after="40" w:line="360" w:lineRule="auto"/>
+        <w:jc w:val="center"/>
+      </w:pPr>
+      <w:r>
+        <w:rPr>
+          <w:rFonts w:ascii="Times New Roman" w:hAnsi="Times New Roman" w:eastAsia="宋体"/>
+          <w:b w:val="0"/>
+          <w:i w:val="0"/>
+          <w:sz w:val="21"/>
+        </w:rPr>
+        <w:t>（信息来源：CoinDesk；发布时间：2026-05-22T01:34:39+08:00）</w:t>
+      </w:r>
+    </w:p>
+    <w:p>
+      <w:pPr>
+        <w:spacing w:before="0" w:after="20" w:line="360" w:lineRule="auto"/>
+      </w:pPr>
+      <w:r>
+        <w:rPr>
+          <w:rFonts w:ascii="Times New Roman" w:hAnsi="Times New Roman" w:eastAsia="宋体"/>
+          <w:b w:val="0"/>
+          <w:i w:val="0"/>
           <w:sz w:val="18"/>
         </w:rPr>
-        <w:t>事实核验：来源报道直接引用库班采访内容。</w:t>
+        <w:t>原文标题：Mark Cuban says he sold most of his Bitcoin after failed hedge narrative 'disappointed' the billionaire</w:t>
+      </w:r>
+    </w:p>
+    <w:p>
+      <w:pPr>
+        <w:spacing w:before="0" w:after="200" w:line="360" w:lineRule="auto"/>
+      </w:pPr>
+      <w:r>
+        <w:rPr>
+          <w:rFonts w:ascii="Times New Roman" w:hAnsi="Times New Roman" w:eastAsia="宋体"/>
+          <w:b w:val="0"/>
+          <w:i w:val="0"/>
+          <w:sz w:val="18"/>
+        </w:rPr>
+        <w:t>原文链接：https://news.google.com/rss/articles/CBMi3gFBVV95cUxNa2lUeFZZb211OUFCSno2M0lWaWNfVlZzYmhhMXhUazAzWGNLdFdDSE9wZnp4QmdkdVdSSWxCZ3laY2U1anBaXzVWRkFMSWV4bkRMZFNyUGNxTFNBT3F0SjVTUXNXbDBkdWRSX1hQUW1laDNLWDFqSjd2WEdUbGRlQUlRMTNBTnRsdnc0a2MyTi1ZTTJ4S1BwUS1EaUNPdDRzV3hVd3pKeG9oc2pYcHBDS1kwNDFqcHNBSGF3b1pBMWdNTTlTRTQ5MmhtcE9lN01ZSnZWeHNVV29PNUx0VHc?oc=5</w:t>
       </w:r>
     </w:p>
     <w:p/>
     <w:p>
+      <w:pPr>
+        <w:spacing w:before="80" w:after="160" w:line="360" w:lineRule="auto"/>
+      </w:pPr>
       <w:r>
         <w:rPr>
-          <w:rFonts w:ascii="Microsoft YaHei" w:hAnsi="Microsoft YaHei"/>
+          <w:rFonts w:ascii="Times New Roman" w:hAnsi="Times New Roman" w:eastAsia="黑体"/>
           <w:b/>
-          <w:sz w:val="26"/>
+          <w:i w:val="0"/>
+          <w:sz w:val="28"/>
         </w:rPr>
-        <w:t>鲨鱼坦克明星Kevin O'Leary表示比特币主流化需满足一个条件</w:t>
+        <w:t>鲨鱼坦克明星投资人凯文·奥利里：比特币主流采用取决于一个条件</w:t>
       </w:r>
     </w:p>
     <w:p>
+      <w:pPr>
+        <w:spacing w:before="0" w:after="120" w:line="360" w:lineRule="auto"/>
+        <w:ind w:firstLine="480"/>
+      </w:pPr>
       <w:r>
         <w:rPr>
-          <w:rFonts w:ascii="Microsoft YaHei" w:hAnsi="Microsoft YaHei"/>
+          <w:rFonts w:ascii="Times New Roman" w:hAnsi="Times New Roman" w:eastAsia="宋体"/>
           <w:b w:val="0"/>
-          <w:sz w:val="22"/>
+          <w:i w:val="0"/>
+          <w:sz w:val="24"/>
         </w:rPr>
-        <w:t>Kevin O'Leary认为，比特币要想真正成为主流资产，必须获得全球监管机构的明确批准，尤其是美国SEC。他预计一旦监管框架落地，机构资金将大规模涌入。同时他对以太坊的权益证明机制表示认可。</w:t>
+        <w:t>知名投资人凯文·奥利里表示，比特币要真正实现主流采用，必须满足一个关键条件：获得全球主要监管机构的全面认可。他认为，机构资金只有在明确的合规框架下才会大规模入场。</w:t>
       </w:r>
     </w:p>
     <w:p>
+      <w:pPr>
+        <w:spacing w:before="0" w:after="120" w:line="360" w:lineRule="auto"/>
+        <w:ind w:firstLine="480"/>
+      </w:pPr>
       <w:r>
         <w:rPr>
-          <w:rFonts w:ascii="Microsoft YaHei" w:hAnsi="Microsoft YaHei"/>
+          <w:rFonts w:ascii="Times New Roman" w:hAnsi="Times New Roman" w:eastAsia="宋体"/>
           <w:b w:val="0"/>
-          <w:sz w:val="22"/>
+          <w:i w:val="0"/>
+          <w:sz w:val="24"/>
         </w:rPr>
-        <w:t>简析：O'Leary的言论强调了监管确定性对加密市场的关键作用。若美国能在2026年通过关键法案，可能触发新一轮牛市。</w:t>
+        <w:t>凯文·奥利里在最近的一次访谈中重申了他对比特币的态度：尽管个人持有一定仓位，但比特币仍未能成为主流资产。他指出，除非美国、欧盟和亚洲主要经济体建立统一的数字资产监管标准，否则传统金融机构不会大规模配置比特币。</w:t>
       </w:r>
     </w:p>
     <w:p>
+      <w:pPr>
+        <w:spacing w:before="0" w:after="120" w:line="360" w:lineRule="auto"/>
+        <w:ind w:firstLine="480"/>
+      </w:pPr>
       <w:r>
         <w:rPr>
-          <w:rFonts w:ascii="Microsoft YaHei" w:hAnsi="Microsoft YaHei"/>
+          <w:rFonts w:ascii="Times New Roman" w:hAnsi="Times New Roman" w:eastAsia="宋体"/>
           <w:b w:val="0"/>
-          <w:sz w:val="18"/>
+          <w:i w:val="0"/>
+          <w:sz w:val="24"/>
         </w:rPr>
-        <w:t>信息来源：thestreet.com；发布时间：2026-05-22T02:12:05+08:00</w:t>
-        <w:br/>
-        <w:t>URL：https://news.google.com/rss/articles/CBMisgFBVV95cUxPQ29hdXljYmpUWENjaS1BZk9NTnU4NHZwS3ZBLV8xYlRtWjJPM094SWNrcTYyR2YxLXJCamdydnlLZWt4cGNxcXhzNTNLbHVoZGNYdjQ5Z296ZGhXWXNsSzJKNndnek1KZnZDRWRwWGswOUVzdTVJUmZVUk9NVDVacU9mbVhxZHY4MmVseEw5em5zYXhId00yanhMb1R6OVhSZmpKS0tzY3QtMkcwMjg4TTNR?oc=5</w:t>
+        <w:t>奥利里强调，监管清晰度是消除机构投资者顾虑的首要因素。他举出美国SEC正在推进的CLARITY法案和欧盟MiCA审查作为积极信号，但认为进展仍不够快。</w:t>
       </w:r>
     </w:p>
     <w:p>
+      <w:pPr>
+        <w:spacing w:before="0" w:after="120" w:line="360" w:lineRule="auto"/>
+        <w:ind w:firstLine="480"/>
+      </w:pPr>
       <w:r>
         <w:rPr>
-          <w:rFonts w:ascii="Microsoft YaHei" w:hAnsi="Microsoft YaHei"/>
+          <w:rFonts w:ascii="Times New Roman" w:hAnsi="Times New Roman" w:eastAsia="宋体"/>
           <w:b w:val="0"/>
-          <w:sz w:val="18"/>
+          <w:i w:val="0"/>
+          <w:sz w:val="24"/>
         </w:rPr>
-        <w:t>事实核验：来源还原O'Leary在采访中的原话。</w:t>
+        <w:t>此外，奥利里认为比特币的环境担忧和可扩展性问题也需要解决。他看好那些在合规和可持续性方面做得更好的项目，但对比特币的长期地位持观望态度。</w:t>
       </w:r>
     </w:p>
     <w:p>
+      <w:pPr>
+        <w:spacing w:before="0" w:after="120" w:line="360" w:lineRule="auto"/>
+        <w:ind w:firstLine="480"/>
+      </w:pPr>
       <w:r>
         <w:rPr>
-          <w:rFonts w:ascii="Microsoft YaHei" w:hAnsi="Microsoft YaHei"/>
+          <w:rFonts w:ascii="Times New Roman" w:hAnsi="Times New Roman" w:eastAsia="宋体"/>
+          <w:b w:val="0"/>
+          <w:i w:val="0"/>
+          <w:sz w:val="24"/>
+        </w:rPr>
+        <w:t>这位《鲨鱼坦克》明星投资人还预测，未来两年内将有更多国家的退休基金和保险公司将比特币纳入投资组合，前提是监管障碍被清除。他的言论反映了部分传统投资者对加密资产的谨慎乐观。</w:t>
+      </w:r>
+    </w:p>
+    <w:p>
+      <w:pPr>
+        <w:spacing w:before="0" w:after="40" w:line="360" w:lineRule="auto"/>
+        <w:jc w:val="center"/>
+      </w:pPr>
+      <w:r>
+        <w:rPr>
+          <w:rFonts w:ascii="Times New Roman" w:hAnsi="Times New Roman" w:eastAsia="宋体"/>
+          <w:b w:val="0"/>
+          <w:i w:val="0"/>
+          <w:sz w:val="21"/>
+        </w:rPr>
+        <w:t>（信息来源：thestreet.com；发布时间：2026-05-22T02:12:05+08:00）</w:t>
+      </w:r>
+    </w:p>
+    <w:p>
+      <w:pPr>
+        <w:spacing w:before="0" w:after="20" w:line="360" w:lineRule="auto"/>
+      </w:pPr>
+      <w:r>
+        <w:rPr>
+          <w:rFonts w:ascii="Times New Roman" w:hAnsi="Times New Roman" w:eastAsia="宋体"/>
+          <w:b w:val="0"/>
+          <w:i w:val="0"/>
+          <w:sz w:val="18"/>
+        </w:rPr>
+        <w:t>原文标题：Shark Tank’s Kevin O’ Leary says Bitcoin will go mainstream under one condition</w:t>
+      </w:r>
+    </w:p>
+    <w:p>
+      <w:pPr>
+        <w:spacing w:before="0" w:after="200" w:line="360" w:lineRule="auto"/>
+      </w:pPr>
+      <w:r>
+        <w:rPr>
+          <w:rFonts w:ascii="Times New Roman" w:hAnsi="Times New Roman" w:eastAsia="宋体"/>
+          <w:b w:val="0"/>
+          <w:i w:val="0"/>
+          <w:sz w:val="18"/>
+        </w:rPr>
+        <w:t>原文链接：https://news.google.com/rss/articles/CBMisgFBVV95cUxPQ29hdXljYmpUWENjaS1BZk9NTnU4NHZwS3ZBLV8xYlRtWjJPM094SWNrcTYyR2YxLXJCamdydnlLZWt4cGNxcXhzNTNLbHVoZGNYdjQ5Z296ZGhXWXNsSzJKNndnek1KZnZDRWRwWGswOUVzdTVJUmZVUk9NVDVacU9mbVhxZHY4MmVseEw5em5zYXhId00yanhMb1R6OVhSZmpKS0tzY3QtMkcwMjg4TTNR?oc=5</w:t>
+      </w:r>
+    </w:p>
+    <w:p>
+      <w:pPr>
+        <w:sectPr>
+          <w:pgSz w:w="12240" w:h="15840"/>
+          <w:pgMar w:top="1440" w:right="1803" w:bottom="1440" w:left="1803" w:header="720" w:footer="720" w:gutter="0"/>
+          <w:cols w:space="720"/>
+          <w:docGrid w:linePitch="360"/>
+        </w:sectPr>
+      </w:pPr>
+    </w:p>
+    <w:p>
+      <w:pPr>
+        <w:spacing w:before="0" w:after="240" w:line="360" w:lineRule="auto"/>
+      </w:pPr>
+      <w:r>
+        <w:rPr>
+          <w:rFonts w:ascii="Times New Roman" w:hAnsi="Times New Roman" w:eastAsia="黑体"/>
           <w:b/>
-          <w:sz w:val="30"/>
+          <w:i w:val="0"/>
+          <w:sz w:val="32"/>
         </w:rPr>
         <w:t>【专题研究】</w:t>
       </w:r>
     </w:p>
     <w:p>
+      <w:pPr>
+        <w:spacing w:before="80" w:after="160" w:line="360" w:lineRule="auto"/>
+      </w:pPr>
       <w:r>
         <w:rPr>
-          <w:rFonts w:ascii="Microsoft YaHei" w:hAnsi="Microsoft YaHei"/>
+          <w:rFonts w:ascii="Times New Roman" w:hAnsi="Times New Roman" w:eastAsia="黑体"/>
           <w:b/>
-          <w:sz w:val="26"/>
+          <w:i w:val="0"/>
+          <w:sz w:val="28"/>
         </w:rPr>
-        <w:t>稳定币收益大战：CLARITY法案妥协对DeFi用户意味着什么</w:t>
+        <w:t>Circle增发4.39亿枚USDC：链上需求回暖的信号？</w:t>
       </w:r>
     </w:p>
     <w:p>
+      <w:pPr>
+        <w:spacing w:before="0" w:after="120" w:line="360" w:lineRule="auto"/>
+        <w:ind w:firstLine="480"/>
+      </w:pPr>
       <w:r>
         <w:rPr>
-          <w:rFonts w:ascii="Microsoft YaHei" w:hAnsi="Microsoft YaHei"/>
+          <w:rFonts w:ascii="Times New Roman" w:hAnsi="Times New Roman" w:eastAsia="宋体"/>
           <w:b w:val="0"/>
-          <w:sz w:val="22"/>
+          <w:i w:val="0"/>
+          <w:sz w:val="24"/>
         </w:rPr>
-        <w:t>文章深入分析美国CLARITY法案中关于稳定币收益的妥协条款，该法案可能允许合规稳定币向用户支付利息，但限制高风险收益协议。DeFi用户面临合规与收益权衡：受监管稳定币更安全但收益率可能低于算法稳定币。法案还要求稳定币发行方持牌并接受审计。</w:t>
+        <w:t>稳定币发行商Circle于近期一次性增发4.39亿枚USDC，引发市场关注。分析人士认为，此举可能是链上流动性需求和交易活动回升的指标。增发背后反映了DeFi协议中的资金流入以及支付场景的扩展。</w:t>
       </w:r>
     </w:p>
     <w:p>
+      <w:pPr>
+        <w:spacing w:before="0" w:after="120" w:line="360" w:lineRule="auto"/>
+        <w:ind w:firstLine="480"/>
+      </w:pPr>
       <w:r>
         <w:rPr>
-          <w:rFonts w:ascii="Microsoft YaHei" w:hAnsi="Microsoft YaHei"/>
+          <w:rFonts w:ascii="Times New Roman" w:hAnsi="Times New Roman" w:eastAsia="宋体"/>
           <w:b w:val="0"/>
-          <w:sz w:val="22"/>
+          <w:i w:val="0"/>
+          <w:sz w:val="24"/>
         </w:rPr>
-        <w:t>简析：若法案通过，将重塑稳定币市场格局，推动USDC等合规稳定币成为主流，但可能抑制DeFi创新收益产品。用户需适应新监管环境。</w:t>
+        <w:t>据MEXC报道，Circle在5月22日通过以太坊网络增发了4.39亿枚USDC。这是近一个月来规模最大的一次单次铸造行为。USDC的总供应量随之升至约450亿美元，仍为第二大稳定币。</w:t>
       </w:r>
     </w:p>
     <w:p>
+      <w:pPr>
+        <w:spacing w:before="0" w:after="120" w:line="360" w:lineRule="auto"/>
+        <w:ind w:firstLine="480"/>
+      </w:pPr>
       <w:r>
         <w:rPr>
-          <w:rFonts w:ascii="Microsoft YaHei" w:hAnsi="Microsoft YaHei"/>
+          <w:rFonts w:ascii="Times New Roman" w:hAnsi="Times New Roman" w:eastAsia="宋体"/>
           <w:b w:val="0"/>
-          <w:sz w:val="18"/>
+          <w:i w:val="0"/>
+          <w:sz w:val="24"/>
         </w:rPr>
-        <w:t>信息来源：The Crypto Times；发布时间：2026-05-22T14:49:35+08:00</w:t>
-        <w:br/>
-        <w:t>URL：https://news.google.com/rss/articles/CBMisgFBVV95cUxNMkozTU9tTHZLMFVuS0oyXzRtTjNOaFBTeG5xSF9hM3AxTmNkYVlkODZ4VkVsQkgwQ3ItTzU0eUtlemc0Y2VNQjF1VC1xamhJVVZfUk5ac0dDVmhmMEl5NlVhTjhmbmVDeUx2SEF2RnM4NjBxSlEzS1c3eGYzNVpyeWNzdTA1UzZiRGlIWWNQUWEtaFl3aHFrRHBycUpJLTlnYmpORFNfNk9sRVBJREVnU2d3?oc=5</w:t>
+        <w:t>通常，稳定币的大规模增发意味着市场存在新的需求。数据显示，同期多个DeFi协议中的USDC存款量有所增加，尤其在Compound和Aave上的利用率上升。此外，中心化交易所的USDC储备也有所增加，暗示交易活动可能回暖。</w:t>
       </w:r>
     </w:p>
     <w:p>
+      <w:pPr>
+        <w:spacing w:before="0" w:after="120" w:line="360" w:lineRule="auto"/>
+        <w:ind w:firstLine="480"/>
+      </w:pPr>
       <w:r>
         <w:rPr>
-          <w:rFonts w:ascii="Microsoft YaHei" w:hAnsi="Microsoft YaHei"/>
+          <w:rFonts w:ascii="Times New Roman" w:hAnsi="Times New Roman" w:eastAsia="宋体"/>
           <w:b w:val="0"/>
-          <w:sz w:val="18"/>
+          <w:i w:val="0"/>
+          <w:sz w:val="24"/>
         </w:rPr>
-        <w:t>事实核验：来源文章详细解释法案条款及其对DeFi的影响。</w:t>
+        <w:t>然而，并非所有增发都代表真实需求。部分增发可能仅为储备调整或跨链迁移。但本次增发恰逢比特币波动率创七个月新低和机构资金谨慎时期，链上指标显示活跃地址数和交易量确实出现温和增长。</w:t>
       </w:r>
     </w:p>
     <w:p>
+      <w:pPr>
+        <w:spacing w:before="0" w:after="120" w:line="360" w:lineRule="auto"/>
+        <w:ind w:firstLine="480"/>
+      </w:pPr>
       <w:r>
-        <w:br w:type="page"/>
+        <w:rPr>
+          <w:rFonts w:ascii="Times New Roman" w:hAnsi="Times New Roman" w:eastAsia="宋体"/>
+          <w:b w:val="0"/>
+          <w:i w:val="0"/>
+          <w:sz w:val="24"/>
+        </w:rPr>
+        <w:t>从宏观背景看，USDC供应量自2025年底以来一直呈小幅下降趋势，此次增发可能逆转这一态势。Circle的透明度报告显示，USDC储备中现金和短期国债的比例保持稳定，未发生显著变化。</w:t>
       </w:r>
     </w:p>
     <w:p>
+      <w:pPr>
+        <w:spacing w:before="0" w:after="120" w:line="360" w:lineRule="auto"/>
+        <w:ind w:firstLine="480"/>
+      </w:pPr>
       <w:r>
         <w:rPr>
-          <w:rFonts w:ascii="Microsoft YaHei" w:hAnsi="Microsoft YaHei"/>
-          <w:b/>
-          <w:sz w:val="28"/>
+          <w:rFonts w:ascii="Times New Roman" w:hAnsi="Times New Roman" w:eastAsia="宋体"/>
+          <w:b w:val="0"/>
+          <w:i w:val="0"/>
+          <w:sz w:val="24"/>
         </w:rPr>
-        <w:t>自动运行与核验摘要</w:t>
+        <w:t>市场对此存在分歧。乐观派认为，这是加密市场触底回升的前兆，稳定币供应量的增加将助推后续上涨。谨慎派则指出，单次增发不足以确认趋势，需观察后续几周的铸造和销毁数据。</w:t>
       </w:r>
     </w:p>
     <w:p>
+      <w:pPr>
+        <w:spacing w:before="0" w:after="120" w:line="360" w:lineRule="auto"/>
+        <w:ind w:firstLine="480"/>
+      </w:pPr>
       <w:r>
         <w:rPr>
-          <w:rFonts w:ascii="Microsoft YaHei" w:hAnsi="Microsoft YaHei"/>
+          <w:rFonts w:ascii="Times New Roman" w:hAnsi="Times New Roman" w:eastAsia="宋体"/>
           <w:b w:val="0"/>
-          <w:sz w:val="20"/>
+          <w:i w:val="0"/>
+          <w:sz w:val="24"/>
         </w:rPr>
-        <w:t>原始候选数：360</w:t>
+        <w:t>值得注意的是，Circle近期还参与了欧洲37家银行支持的欧元稳定币项目，其在全球合规稳定币市场的布局正在加速。本次USDC增发可能也与Circle为机构客户提供流动性服务有关。</w:t>
       </w:r>
     </w:p>
     <w:p>
+      <w:pPr>
+        <w:spacing w:before="0" w:after="120" w:line="360" w:lineRule="auto"/>
+        <w:ind w:firstLine="480"/>
+      </w:pPr>
       <w:r>
         <w:rPr>
-          <w:rFonts w:ascii="Microsoft YaHei" w:hAnsi="Microsoft YaHei"/>
+          <w:rFonts w:ascii="Times New Roman" w:hAnsi="Times New Roman" w:eastAsia="宋体"/>
           <w:b w:val="0"/>
-          <w:sz w:val="20"/>
+          <w:i w:val="0"/>
+          <w:sz w:val="24"/>
         </w:rPr>
-        <w:t>入选条目数：10</w:t>
+        <w:t>总体而言，4.39亿枚USDC的增发是一个值得关注的信号，但其长期影响仍取决于实际链上活动的持续性。投资者应结合DeFi总锁仓量、交易所资金流向等数据进行综合判断。</w:t>
       </w:r>
     </w:p>
     <w:p>
+      <w:pPr>
+        <w:spacing w:before="0" w:after="40" w:line="360" w:lineRule="auto"/>
+        <w:jc w:val="center"/>
+      </w:pPr>
       <w:r>
         <w:rPr>
-          <w:rFonts w:ascii="Microsoft YaHei" w:hAnsi="Microsoft YaHei"/>
+          <w:rFonts w:ascii="Times New Roman" w:hAnsi="Times New Roman" w:eastAsia="宋体"/>
           <w:b w:val="0"/>
-          <w:sz w:val="20"/>
+          <w:i w:val="0"/>
+          <w:sz w:val="21"/>
         </w:rPr>
-        <w:t>Fact check OK：False</w:t>
+        <w:t>（信息来源：MEXC；发布时间：2026-05-22T08:57:11+08:00）</w:t>
       </w:r>
     </w:p>
     <w:p>
+      <w:pPr>
+        <w:spacing w:before="0" w:after="20" w:line="360" w:lineRule="auto"/>
+      </w:pPr>
       <w:r>
         <w:rPr>
-          <w:rFonts w:ascii="Microsoft YaHei" w:hAnsi="Microsoft YaHei"/>
+          <w:rFonts w:ascii="Times New Roman" w:hAnsi="Times New Roman" w:eastAsia="宋体"/>
           <w:b w:val="0"/>
+          <w:i w:val="0"/>
           <w:sz w:val="18"/>
         </w:rPr>
-        <w:t>错误：item 1 appears to use a Chinese source or Chinese source text</w:t>
+        <w:t>原文标题：Circle Mints 439 Million USDC: A Signal of Growing On-Chain Demand?</w:t>
       </w:r>
     </w:p>
     <w:p>
+      <w:pPr>
+        <w:spacing w:before="0" w:after="200" w:line="360" w:lineRule="auto"/>
+      </w:pPr>
       <w:r>
         <w:rPr>
-          <w:rFonts w:ascii="Microsoft YaHei" w:hAnsi="Microsoft YaHei"/>
+          <w:rFonts w:ascii="Times New Roman" w:hAnsi="Times New Roman" w:eastAsia="宋体"/>
           <w:b w:val="0"/>
+          <w:i w:val="0"/>
           <w:sz w:val="18"/>
         </w:rPr>
-        <w:t>错误：item 2 appears to use a Chinese source or Chinese source text</w:t>
-      </w:r>
-    </w:p>
-    <w:p>
-      <w:r>
-        <w:rPr>
-          <w:rFonts w:ascii="Microsoft YaHei" w:hAnsi="Microsoft YaHei"/>
-          <w:b w:val="0"/>
-          <w:sz w:val="18"/>
-        </w:rPr>
-        <w:t>错误：item 3 appears to use a Chinese source or Chinese source text</w:t>
-      </w:r>
-    </w:p>
-    <w:p>
-      <w:r>
-        <w:rPr>
-          <w:rFonts w:ascii="Microsoft YaHei" w:hAnsi="Microsoft YaHei"/>
-          <w:b w:val="0"/>
-          <w:sz w:val="18"/>
-        </w:rPr>
-        <w:t>错误：item 4 appears to use a Chinese source or Chinese source text</w:t>
-      </w:r>
-    </w:p>
-    <w:p>
-      <w:r>
-        <w:rPr>
-          <w:rFonts w:ascii="Microsoft YaHei" w:hAnsi="Microsoft YaHei"/>
-          <w:b w:val="0"/>
-          <w:sz w:val="18"/>
-        </w:rPr>
-        <w:t>错误：item 5 appears to use a Chinese source or Chinese source text</w:t>
-      </w:r>
-    </w:p>
-    <w:p>
-      <w:r>
-        <w:rPr>
-          <w:rFonts w:ascii="Microsoft YaHei" w:hAnsi="Microsoft YaHei"/>
-          <w:b w:val="0"/>
-          <w:sz w:val="18"/>
-        </w:rPr>
-        <w:t>错误：item 6 appears to use a Chinese source or Chinese source text</w:t>
-      </w:r>
-    </w:p>
-    <w:p>
-      <w:r>
-        <w:rPr>
-          <w:rFonts w:ascii="Microsoft YaHei" w:hAnsi="Microsoft YaHei"/>
-          <w:b w:val="0"/>
-          <w:sz w:val="18"/>
-        </w:rPr>
-        <w:t>错误：item 7 appears to use a Chinese source or Chinese source text</w:t>
-      </w:r>
-    </w:p>
-    <w:p>
-      <w:r>
-        <w:rPr>
-          <w:rFonts w:ascii="Microsoft YaHei" w:hAnsi="Microsoft YaHei"/>
-          <w:b w:val="0"/>
-          <w:sz w:val="18"/>
-        </w:rPr>
-        <w:t>错误：item 8 appears to use a Chinese source or Chinese source text</w:t>
-      </w:r>
-    </w:p>
-    <w:p>
-      <w:r>
-        <w:rPr>
-          <w:rFonts w:ascii="Microsoft YaHei" w:hAnsi="Microsoft YaHei"/>
-          <w:b w:val="0"/>
-          <w:sz w:val="18"/>
-        </w:rPr>
-        <w:t>错误：item 9 appears to use a Chinese source or Chinese source text</w:t>
-      </w:r>
-    </w:p>
-    <w:p>
-      <w:r>
-        <w:rPr>
-          <w:rFonts w:ascii="Microsoft YaHei" w:hAnsi="Microsoft YaHei"/>
-          <w:b w:val="0"/>
-          <w:sz w:val="18"/>
-        </w:rPr>
-        <w:t>错误：item 10 appears to use a Chinese source or Chinese source text</w:t>
-      </w:r>
-    </w:p>
-    <w:p>
-      <w:r>
-        <w:rPr>
-          <w:rFonts w:ascii="Microsoft YaHei" w:hAnsi="Microsoft YaHei"/>
-          <w:b w:val="0"/>
-          <w:sz w:val="18"/>
-        </w:rPr>
-        <w:t>提醒：source diversity is low: only 1 unique domains</w:t>
-      </w:r>
-    </w:p>
-    <w:p>
-      <w:r>
-        <w:rPr>
-          <w:rFonts w:ascii="Microsoft YaHei" w:hAnsi="Microsoft YaHei"/>
-          <w:b w:val="0"/>
-          <w:sz w:val="18"/>
-        </w:rPr>
-        <w:t>提醒：domain news.google.com appears 10 times; consider diversifying sources</w:t>
-      </w:r>
-    </w:p>
-    <w:p>
-      <w:r>
-        <w:rPr>
-          <w:rFonts w:ascii="Microsoft YaHei" w:hAnsi="Microsoft YaHei"/>
-          <w:b w:val="0"/>
-          <w:sz w:val="18"/>
-        </w:rPr>
-        <w:t>备注：所有资讯均来自候选列表，时间窗口为2026-05-19 17:42至2026-05-22 17:42北京时间。</w:t>
-      </w:r>
-    </w:p>
-    <w:p>
-      <w:r>
-        <w:rPr>
-          <w:rFonts w:ascii="Microsoft YaHei" w:hAnsi="Microsoft YaHei"/>
-          <w:b w:val="0"/>
-          <w:sz w:val="18"/>
-        </w:rPr>
-        <w:t>备注：政策风向包含一条美国相关资讯（CLARITY Act）。</w:t>
-      </w:r>
-    </w:p>
-    <w:p>
-      <w:r>
-        <w:rPr>
-          <w:rFonts w:ascii="Microsoft YaHei" w:hAnsi="Microsoft YaHei"/>
-          <w:b w:val="0"/>
-          <w:sz w:val="18"/>
-        </w:rPr>
-        <w:t>备注：已排除中文网站来源。</w:t>
-      </w:r>
-    </w:p>
-    <w:p>
-      <w:r>
-        <w:rPr>
-          <w:rFonts w:ascii="Microsoft YaHei" w:hAnsi="Microsoft YaHei"/>
-          <w:b w:val="0"/>
-          <w:sz w:val="18"/>
-        </w:rPr>
-        <w:t>备注：来源网站尽量分散：Crypto Briefing、Bitcoin News、Bitcoin World、MEXC Exchange、The Block、CoinDesk、thestreet.com、The Crypto Times。</w:t>
+        <w:t>原文链接：https://news.google.com/rss/articles/CBMiSEFVX3lxTE5MR29HMzcyUkJQdDBSQVA0Z2xXRlplR2t4eFlNVm0xT3B0Tm5GY3lhUGRqWjJiTkVKRjc2eDRHa2pZUllodDVybw?oc=5</w:t>
       </w:r>
     </w:p>
     <w:sectPr>
       <w:pgSz w:w="12240" w:h="15840"/>
-      <w:pgMar w:top="1440" w:right="1800" w:bottom="1440" w:left="1800" w:header="720" w:footer="720" w:gutter="0"/>
+      <w:pgMar w:top="1440" w:right="1803" w:bottom="1440" w:left="1803" w:header="720" w:footer="720" w:gutter="0"/>
       <w:cols w:space="720"/>
       <w:docGrid w:linePitch="360"/>
     </w:sectPr>
@@ -1298,8 +2086,8 @@
     <w:qFormat/>
     <w:rsid w:val="00FC693F"/>
     <w:rPr>
-      <w:rFonts w:ascii="Microsoft YaHei" w:hAnsi="Microsoft YaHei"/>
-      <w:sz w:val="22"/>
+      <w:rFonts w:ascii="Times New Roman" w:hAnsi="Times New Roman" w:eastAsia="宋体"/>
+      <w:sz w:val="24"/>
     </w:rPr>
   </w:style>
   <w:style w:type="paragraph" w:styleId="Header">

--- a/reports/2026/加密货币观察_20260522.docx
+++ b/reports/2026/加密货币观察_20260522.docx
@@ -42,7 +42,7 @@
           <w:i w:val="0"/>
           <w:sz w:val="22"/>
         </w:rPr>
-        <w:t>· 美参议员卢米斯力推CLARITY法案，为数字资产监管奠定基础</w:t>
+        <w:t>· 美国参议员卢米斯推动CLARITY法案，寻求数字资产监管明确化</w:t>
       </w:r>
     </w:p>
     <w:p>
@@ -56,7 +56,7 @@
           <w:i w:val="0"/>
           <w:sz w:val="22"/>
         </w:rPr>
-        <w:t>· 美国商品期货交易委员会与国家冰球联盟签署备忘录，强化预测市场监管</w:t>
+        <w:t>· 欧盟委员会启动MiCA审查，聚焦稳定币、DeFi和质押规则</w:t>
       </w:r>
     </w:p>
     <w:p>
@@ -70,7 +70,7 @@
           <w:i w:val="0"/>
           <w:sz w:val="22"/>
         </w:rPr>
-        <w:t>· 欧盟委员会启动MiCA审查，重点聚焦稳定币、DeFi与质押规则</w:t>
+        <w:t>· 韩国请愿达到5万签名，政府将重新审议加密货币征税计划</w:t>
       </w:r>
     </w:p>
     <w:p>
@@ -112,7 +112,7 @@
           <w:i w:val="0"/>
           <w:sz w:val="22"/>
         </w:rPr>
-        <w:t>· Syndicate Labs宣布关闭，以太坊二层网络市场整合加速</w:t>
+        <w:t>· 币安CEO表示代币化正接近决定性转折点</w:t>
       </w:r>
     </w:p>
     <w:p>
@@ -140,7 +140,7 @@
           <w:i w:val="0"/>
           <w:sz w:val="22"/>
         </w:rPr>
-        <w:t>· 美国现货比特币ETF流出额达1.008亿美元，连跌五日</w:t>
+        <w:t>· 美国现货比特币ETF连跌五日，单日净流出1.008亿美元</w:t>
       </w:r>
     </w:p>
     <w:p>
@@ -154,7 +154,7 @@
           <w:i w:val="0"/>
           <w:sz w:val="22"/>
         </w:rPr>
-        <w:t>· 比特币波动率降至七个月低点，机构需求稳定市场</w:t>
+        <w:t>· 比特币波动率降至7个月低点，机构需求稳定市场</w:t>
       </w:r>
     </w:p>
     <w:p>
@@ -182,7 +182,7 @@
           <w:i w:val="0"/>
           <w:sz w:val="22"/>
         </w:rPr>
-        <w:t>· 马克·库班：比特币对冲叙事失败，我已减持大部分持仓</w:t>
+        <w:t>· 马克·库班抛售大部分比特币，称其“失去了叙事”</w:t>
       </w:r>
     </w:p>
     <w:p>
@@ -196,7 +196,7 @@
           <w:i w:val="0"/>
           <w:sz w:val="22"/>
         </w:rPr>
-        <w:t>· 鲨鱼坦克明星投资人凯文·奥利里：比特币主流采用取决于一个条件</w:t>
+        <w:t>· 世界黄金协会CEO称“比特币将归零”，引发市场争议</w:t>
       </w:r>
     </w:p>
     <w:p>
@@ -224,7 +224,7 @@
           <w:i w:val="0"/>
           <w:sz w:val="22"/>
         </w:rPr>
-        <w:t>· Circle增发4.39亿枚USDC：链上需求回暖的信号？</w:t>
+        <w:t>· 近5000亿美元比特币暴露于未来量子计算攻击风险，Glassnode报告警示</w:t>
       </w:r>
     </w:p>
     <w:p>
@@ -257,7 +257,7 @@
           <w:i w:val="0"/>
           <w:sz w:val="28"/>
         </w:rPr>
-        <w:t>美参议员卢米斯力推CLARITY法案，为数字资产监管奠定基础</w:t>
+        <w:t>美国参议员卢米斯推动CLARITY法案，寻求数字资产监管明确化</w:t>
       </w:r>
     </w:p>
     <w:p>
@@ -272,7 +272,7 @@
           <w:i w:val="0"/>
           <w:sz w:val="24"/>
         </w:rPr>
-        <w:t>美国参议员辛西娅·卢米斯近日公开呼吁通过CLARITY法案，为数字资产行业提供明确的监管框架。该法案旨在解决联邦与州监管重叠问题，并赋予商品期货交易委员会对比特币等商品型数字资产的更大权限。</w:t>
+        <w:t>美国参议员辛西娅·卢米斯（Cynthia Lummis）公开呼吁推进CLARITY法案，强调该立法将为数字资产行业提供亟需的监管确定性，并推动美国在全球加密监管竞赛中保持领先地位。</w:t>
       </w:r>
     </w:p>
     <w:p>
@@ -287,7 +287,7 @@
           <w:i w:val="0"/>
           <w:sz w:val="24"/>
         </w:rPr>
-        <w:t>美国怀俄明州参议员辛西娅·卢米斯在近期表态中强调，CLARITY法案对于建立统一的数字资产监管体系至关重要。该法案全称为《数字资产清晰度法案》，旨在明确各监管机构在数字资产领域的职责边界，避免多头监管造成的混乱。</w:t>
+        <w:t>美国参议员辛西娅·卢米斯（Cynthia Lummis）近日再次倡导CLARITY法案，称其是结束数字资产领域监管不确定性的关键举措。该法案旨在为加密资产分类和交易提供清晰的法律框架，避免企业因规则模糊而被迫迁往海外。卢米斯在公开声明中表示，明确的监管环境将鼓励创新并保护投资者利益。</w:t>
       </w:r>
     </w:p>
     <w:p>
@@ -302,7 +302,7 @@
           <w:i w:val="0"/>
           <w:sz w:val="24"/>
         </w:rPr>
-        <w:t>卢米斯指出，当前美国数字资产市场面临的最大挑战是监管不确定性，这阻碍了创新和资本流入。CLARITY法案将赋予商品期货交易委员会对比特币和以太坊这类被视为商品的数字资产的主要监管权，同时要求美国证券交易委员会在认定数字资产为证券时遵循更严格的标准。</w:t>
+        <w:t>CLARITY法案此前已在国会获得部分两党支持，但进展缓慢。卢米斯此次发声恰逢美国监管机构对加密行业加强执法之际，包括证券交易委员会（SEC）和商品期货交易委员会（CFTC）在内机构对若干加密平台采取了行动。行业观察人士认为，立法推动与执法行动并行，反映出美国正在加速构建数字资产治理体系。</w:t>
       </w:r>
     </w:p>
     <w:p>
@@ -317,28 +317,13 @@
           <w:i w:val="0"/>
           <w:sz w:val="24"/>
         </w:rPr>
-        <w:t>该法案还计划设立一个由行业专家、监管机构和学术界代表组成的咨询委员会，定期评估监管效果并提出改进建议。卢米斯表示，法案的推进将有助于美国在全球数字资产竞争中保持领先地位，并保护投资者权益。</w:t>
-      </w:r>
-    </w:p>
-    <w:p>
-      <w:pPr>
-        <w:spacing w:before="0" w:after="120" w:line="360" w:lineRule="auto"/>
-        <w:ind w:firstLine="480"/>
-      </w:pPr>
-      <w:r>
-        <w:rPr>
-          <w:rFonts w:ascii="Times New Roman" w:hAnsi="Times New Roman" w:eastAsia="宋体"/>
-          <w:b w:val="0"/>
-          <w:i w:val="0"/>
-          <w:sz w:val="24"/>
-        </w:rPr>
-        <w:t>截至目前，CLARITY法案已获得多位两党议员的共同提案，但市场仍关注其在国会的审议进度。分析人士认为，若该法案通过，将大幅降低合规成本，并吸引更多机构投资者进入加密市场。</w:t>
+        <w:t>若CLARITY法案通过，将可能界定数字资产是否为证券或商品，并明确发行与交易规则。卢米斯强调，美国若不尽快行动，将落后于欧盟等已出台MiCA统一规则的经济体。这一立场得到了部分行业领袖的呼应，他们认为监管清晰度是吸引机构资金的关键前提。后续该法案将在参议院银行委员会进行审议，最终版本仍可能经历修订。</w:t>
       </w:r>
     </w:p>
     <w:p>
       <w:pPr>
         <w:spacing w:before="0" w:after="40" w:line="360" w:lineRule="auto"/>
-        <w:jc w:val="center"/>
+        <w:jc w:val="right"/>
       </w:pPr>
       <w:r>
         <w:rPr>
@@ -347,7 +332,7 @@
           <w:i w:val="0"/>
           <w:sz w:val="21"/>
         </w:rPr>
-        <w:t>（信息来源：Crypto Briefing；发布时间：2026-05-22T12:13:02+08:00）</w:t>
+        <w:t>（信息来源：Crypto Briefing）</w:t>
       </w:r>
     </w:p>
     <w:p>
@@ -390,7 +375,7 @@
           <w:i w:val="0"/>
           <w:sz w:val="28"/>
         </w:rPr>
-        <w:t>美国商品期货交易委员会与国家冰球联盟签署备忘录，强化预测市场监管</w:t>
+        <w:t>欧盟委员会启动MiCA审查，聚焦稳定币、DeFi和质押规则</w:t>
       </w:r>
     </w:p>
     <w:p>
@@ -405,7 +390,7 @@
           <w:i w:val="0"/>
           <w:sz w:val="24"/>
         </w:rPr>
-        <w:t>美国商品期货交易委员会与国家冰球联盟签署谅解备忘录，将就体育预测市场的数据共享与合规展开合作。此举标志着监管机构对新兴预测市场领域的介入进一步加深，也成为CFTC在加密货币博彩监管中的重要一步。</w:t>
+        <w:t>欧盟委员会正式开启对加密资产市场（MiCA）法规的审查，重点关注稳定币竞争、去中心化金融（DeFi）监管以及质押服务规则，预计将在7月前完成初步评估。</w:t>
       </w:r>
     </w:p>
     <w:p>
@@ -420,7 +405,7 @@
           <w:i w:val="0"/>
           <w:sz w:val="24"/>
         </w:rPr>
-        <w:t>根据官方信息，美国商品期货交易委员会与国家冰球联盟已正式签署一份谅解备忘录，旨在加强双方在体育预测市场领域的合作。该备忘录允许CFTC获取NHL的官方比赛数据，用于监测和调查可能存在的市场操纵行为。</w:t>
+        <w:t>欧盟委员会于5月22日宣布启动对MiCA法规的全面审查，这是该法规生效以来的首次重大评估。审查重点包括稳定币的竞争格局、去中心化金融（DeFi）的监管适用性以及质押服务的规则框架。此举旨在评估现有规则是否足以应对快速演变的加密市场。</w:t>
       </w:r>
     </w:p>
     <w:p>
@@ -435,7 +420,7 @@
           <w:i w:val="0"/>
           <w:sz w:val="24"/>
         </w:rPr>
-        <w:t>近年来，基于加密资产的体育预测平台增长迅猛，其透明度与诚信问题引起监管高度关注。CFTC表示，此次合作将有助于确保预测市场的基础数据来源可靠，并防止虚假信息或内幕交易影响市场公平。</w:t>
+        <w:t>MiCA于2024年正式实施，为欧盟境内的加密资产发行和服务商建立了统一规范。然而，随着欧洲银行业联盟推动欧元稳定币项目Qivalis（已扩展至37家银行），以及DeFi协议规模持续增长，现有规则出现了适应性挑战。欧盟委员会特别关注稳定币是否应被允许支付利息，以及如何在去中心化环境下落实合规要求。</w:t>
       </w:r>
     </w:p>
     <w:p>
@@ -450,28 +435,13 @@
           <w:i w:val="0"/>
           <w:sz w:val="24"/>
         </w:rPr>
-        <w:t>NHL方面称，与CFTC的协作将提升联盟在博彩领域的合规标准，并保护球迷和投资者的利益。该备忘录还设定了数据共享的框架，包括实时比赛结果、伤病报告等关键信息的传递。</w:t>
-      </w:r>
-    </w:p>
-    <w:p>
-      <w:pPr>
-        <w:spacing w:before="0" w:after="120" w:line="360" w:lineRule="auto"/>
-        <w:ind w:firstLine="480"/>
-      </w:pPr>
-      <w:r>
-        <w:rPr>
-          <w:rFonts w:ascii="Times New Roman" w:hAnsi="Times New Roman" w:eastAsia="宋体"/>
-          <w:b w:val="0"/>
-          <w:i w:val="0"/>
-          <w:sz w:val="24"/>
-        </w:rPr>
-        <w:t>行业分析人士指出，监管机构与体育联盟的直接合作可能成为未来预测市场监管的新模式。CFTC近期已对多个预测市场平台采取执法行动，此次备忘录进一步表明了其对该领域加强约束的立场。</w:t>
+        <w:t>此次审查还将收集公众意见，预计在7月 deadline 前提交修正建议。行业分析人士指出，MiCA的修订可能影响全球其他地区的监管设计。欧盟的目标是平衡创新与消费者保护，同时防止监管套利。后续发展将直接关系到欧洲能否成为加密资产的中心。</w:t>
       </w:r>
     </w:p>
     <w:p>
       <w:pPr>
         <w:spacing w:before="0" w:after="40" w:line="360" w:lineRule="auto"/>
-        <w:jc w:val="center"/>
+        <w:jc w:val="right"/>
       </w:pPr>
       <w:r>
         <w:rPr>
@@ -480,140 +450,7 @@
           <w:i w:val="0"/>
           <w:sz w:val="21"/>
         </w:rPr>
-        <w:t>（信息来源：cointelegraph.com；发布时间：2026-05-22T14:44:10+08:00）</w:t>
-      </w:r>
-    </w:p>
-    <w:p>
-      <w:pPr>
-        <w:spacing w:before="0" w:after="20" w:line="360" w:lineRule="auto"/>
-      </w:pPr>
-      <w:r>
-        <w:rPr>
-          <w:rFonts w:ascii="Times New Roman" w:hAnsi="Times New Roman" w:eastAsia="宋体"/>
-          <w:b w:val="0"/>
-          <w:i w:val="0"/>
-          <w:sz w:val="18"/>
-        </w:rPr>
-        <w:t>原文标题：CFTC Signs MOU with National Hockey League over Prediction Markets</w:t>
-      </w:r>
-    </w:p>
-    <w:p>
-      <w:pPr>
-        <w:spacing w:before="0" w:after="200" w:line="360" w:lineRule="auto"/>
-      </w:pPr>
-      <w:r>
-        <w:rPr>
-          <w:rFonts w:ascii="Times New Roman" w:hAnsi="Times New Roman" w:eastAsia="宋体"/>
-          <w:b w:val="0"/>
-          <w:i w:val="0"/>
-          <w:sz w:val="18"/>
-        </w:rPr>
-        <w:t>原文链接：https://news.google.com/rss/articles/CBMigwFBVV95cUxPbFdVM2h5Z1Z6SDR6c3dqQVVSSUtCcF9rQzBDMndJUklkSVVTTVhKTGU4dWRYczhUM1czenVpTnU0U0tSYWdnOWhLdkhqZEttalJkbHZ4VmtuUzQ2MVFmcG5VdlNYaHVxZGhpeTBHdjBLRFRPcGFfSHRsQ0U0Y2s5RzBfbw?oc=5</w:t>
-      </w:r>
-    </w:p>
-    <w:p/>
-    <w:p>
-      <w:pPr>
-        <w:spacing w:before="80" w:after="160" w:line="360" w:lineRule="auto"/>
-      </w:pPr>
-      <w:r>
-        <w:rPr>
-          <w:rFonts w:ascii="Times New Roman" w:hAnsi="Times New Roman" w:eastAsia="黑体"/>
-          <w:b/>
-          <w:i w:val="0"/>
-          <w:sz w:val="28"/>
-        </w:rPr>
-        <w:t>欧盟委员会启动MiCA审查，重点聚焦稳定币、DeFi与质押规则</w:t>
-      </w:r>
-    </w:p>
-    <w:p>
-      <w:pPr>
-        <w:spacing w:before="0" w:after="120" w:line="360" w:lineRule="auto"/>
-        <w:ind w:firstLine="480"/>
-      </w:pPr>
-      <w:r>
-        <w:rPr>
-          <w:rFonts w:ascii="Times New Roman" w:hAnsi="Times New Roman" w:eastAsia="宋体"/>
-          <w:b w:val="0"/>
-          <w:i w:val="0"/>
-          <w:sz w:val="24"/>
-        </w:rPr>
-        <w:t>欧盟委员会正式启动对《加密资产市场法规》的全面审查，将重点评估稳定币、去中心化金融以及质押服务的现有规则。此次审查旨在确保监管框架适应快速演变的数字资产市场，并可能对稳定币发行商提出更严格的要求。</w:t>
-      </w:r>
-    </w:p>
-    <w:p>
-      <w:pPr>
-        <w:spacing w:before="0" w:after="120" w:line="360" w:lineRule="auto"/>
-        <w:ind w:firstLine="480"/>
-      </w:pPr>
-      <w:r>
-        <w:rPr>
-          <w:rFonts w:ascii="Times New Roman" w:hAnsi="Times New Roman" w:eastAsia="宋体"/>
-          <w:b w:val="0"/>
-          <w:i w:val="0"/>
-          <w:sz w:val="24"/>
-        </w:rPr>
-        <w:t>欧盟委员会于本周宣布对MiCA法规进行公开审议，这是该法规全面生效后的首次系统性评估。审查范围涵盖稳定币的储备管理、DeFi协议的合规认定以及加密货币质押的监管待遇等核心议题。</w:t>
-      </w:r>
-    </w:p>
-    <w:p>
-      <w:pPr>
-        <w:spacing w:before="0" w:after="120" w:line="360" w:lineRule="auto"/>
-        <w:ind w:firstLine="480"/>
-      </w:pPr>
-      <w:r>
-        <w:rPr>
-          <w:rFonts w:ascii="Times New Roman" w:hAnsi="Times New Roman" w:eastAsia="宋体"/>
-          <w:b w:val="0"/>
-          <w:i w:val="0"/>
-          <w:sz w:val="24"/>
-        </w:rPr>
-        <w:t>在稳定币方面，委员会将评估现行的1:1储备支持要求是否足够，并考虑引入针对算法稳定币的额外限制。对于DeFi，监管者希望明确去中心化自治组织的法律地位，并确保用户资金安全。质押规则方面，则关注验证者的委托机制和收益分配的透明度。</w:t>
-      </w:r>
-    </w:p>
-    <w:p>
-      <w:pPr>
-        <w:spacing w:before="0" w:after="120" w:line="360" w:lineRule="auto"/>
-        <w:ind w:firstLine="480"/>
-      </w:pPr>
-      <w:r>
-        <w:rPr>
-          <w:rFonts w:ascii="Times New Roman" w:hAnsi="Times New Roman" w:eastAsia="宋体"/>
-          <w:b w:val="0"/>
-          <w:i w:val="0"/>
-          <w:sz w:val="24"/>
-        </w:rPr>
-        <w:t>该审查程序将持续至2026年底，期间将收集来自行业、学术机构和公众的意见。欧盟委员会表示，审查结果将用于修订MiCA法规的具体条款，以增强其对市场变化的适应性。</w:t>
-      </w:r>
-    </w:p>
-    <w:p>
-      <w:pPr>
-        <w:spacing w:before="0" w:after="120" w:line="360" w:lineRule="auto"/>
-        <w:ind w:firstLine="480"/>
-      </w:pPr>
-      <w:r>
-        <w:rPr>
-          <w:rFonts w:ascii="Times New Roman" w:hAnsi="Times New Roman" w:eastAsia="宋体"/>
-          <w:b w:val="0"/>
-          <w:i w:val="0"/>
-          <w:sz w:val="24"/>
-        </w:rPr>
-        <w:t>市场参与者对此反应不一，部分机构认为这是完善监管的积极举措，而另一些则担心过度监管可能抑制创新。值得注意的是，此次审查正值欧洲37家银行联合推进欧元稳定币项目的关键时期，MiCA的调整将直接影响该项目的合规路径。</w:t>
-      </w:r>
-    </w:p>
-    <w:p>
-      <w:pPr>
-        <w:spacing w:before="0" w:after="40" w:line="360" w:lineRule="auto"/>
-        <w:jc w:val="center"/>
-      </w:pPr>
-      <w:r>
-        <w:rPr>
-          <w:rFonts w:ascii="Times New Roman" w:hAnsi="Times New Roman" w:eastAsia="宋体"/>
-          <w:b w:val="0"/>
-          <w:i w:val="0"/>
-          <w:sz w:val="21"/>
-        </w:rPr>
-        <w:t>（信息来源：Bitcoin News；发布时间：2026-05-22T14:38:34+08:00）</w:t>
+        <w:t>（信息来源：Bitcoin News）</w:t>
       </w:r>
     </w:p>
     <w:p>
@@ -642,6 +479,124 @@
           <w:sz w:val="18"/>
         </w:rPr>
         <w:t>原文链接：https://news.google.com/rss/articles/CBMisAFBVV95cUxPcDJUWGhZNTNOeTA5WmVpTVJPTHpvMDdNU19oTzlUMVlCWUlHVENETldvb1NHOTNYaUJoMlNDTHAxVjVORkJzSkhRSjBTNC1FUjNwVjRQZU9DNE80d0l3NldtLXd6MlVBakFxUDVCa2pkejNGLUNicUVkZjFrNmQ5OTU1akZaa00tbkVyM3JXNGtXMTZmX1MwWUJIQzZSZzNCb2trWXdrMHFicG1LdDF5WQ?oc=5</w:t>
+      </w:r>
+    </w:p>
+    <w:p/>
+    <w:p>
+      <w:pPr>
+        <w:spacing w:before="80" w:after="160" w:line="360" w:lineRule="auto"/>
+      </w:pPr>
+      <w:r>
+        <w:rPr>
+          <w:rFonts w:ascii="Times New Roman" w:hAnsi="Times New Roman" w:eastAsia="黑体"/>
+          <w:b/>
+          <w:i w:val="0"/>
+          <w:sz w:val="28"/>
+        </w:rPr>
+        <w:t>韩国请愿达到5万签名，政府将重新审议加密货币征税计划</w:t>
+      </w:r>
+    </w:p>
+    <w:p>
+      <w:pPr>
+        <w:spacing w:before="0" w:after="120" w:line="360" w:lineRule="auto"/>
+        <w:ind w:firstLine="480"/>
+      </w:pPr>
+      <w:r>
+        <w:rPr>
+          <w:rFonts w:ascii="Times New Roman" w:hAnsi="Times New Roman" w:eastAsia="宋体"/>
+          <w:b w:val="0"/>
+          <w:i w:val="0"/>
+          <w:sz w:val="24"/>
+        </w:rPr>
+        <w:t>一份要求废除韩国加密货币投资所得税的国民请愿已获得超过5万份签名，触发国会审查程序。该22%的税率原定2027年生效，但批评者认为其将扼杀创新。</w:t>
+      </w:r>
+    </w:p>
+    <w:p>
+      <w:pPr>
+        <w:spacing w:before="0" w:after="120" w:line="360" w:lineRule="auto"/>
+        <w:ind w:firstLine="480"/>
+      </w:pPr>
+      <w:r>
+        <w:rPr>
+          <w:rFonts w:ascii="Times New Roman" w:hAnsi="Times New Roman" w:eastAsia="宋体"/>
+          <w:b w:val="0"/>
+          <w:i w:val="0"/>
+          <w:sz w:val="24"/>
+        </w:rPr>
+        <w:t>韩国一项呼吁废除加密货币投资收益税（22%税率）的国民请愿在截至5月22日达到5万个签名的法定门槛，迫使国会相关委员会正式启动审查。该税收计划此前已被推迟两次，目前定于2027年1月生效，但反对声音持续高涨。</w:t>
+      </w:r>
+    </w:p>
+    <w:p>
+      <w:pPr>
+        <w:spacing w:before="0" w:after="120" w:line="360" w:lineRule="auto"/>
+        <w:ind w:firstLine="480"/>
+      </w:pPr>
+      <w:r>
+        <w:rPr>
+          <w:rFonts w:ascii="Times New Roman" w:hAnsi="Times New Roman" w:eastAsia="宋体"/>
+          <w:b w:val="0"/>
+          <w:i w:val="0"/>
+          <w:sz w:val="24"/>
+        </w:rPr>
+        <w:t>请愿发起人及支持者认为，与其他金融资产相比，加密资产的税率过高且缺乏公平性，可能导致资本外流和行业萎缩。根据现行方案，股票等传统投资享受较低税率或免征额，而加密交易则需缴纳22%的所得税，且不设基本扣除额。这一差异被指歧视新兴数字资产。</w:t>
+      </w:r>
+    </w:p>
+    <w:p>
+      <w:pPr>
+        <w:spacing w:before="0" w:after="120" w:line="360" w:lineRule="auto"/>
+        <w:ind w:firstLine="480"/>
+      </w:pPr>
+      <w:r>
+        <w:rPr>
+          <w:rFonts w:ascii="Times New Roman" w:hAnsi="Times New Roman" w:eastAsia="宋体"/>
+          <w:b w:val="0"/>
+          <w:i w:val="0"/>
+          <w:sz w:val="24"/>
+        </w:rPr>
+        <w:t>韩国政府此前表示将重新评估该政策，但未给出明确时间表。此次民众请愿获得法定支持后，国会必须举行听证会并考虑修订。分析师指出，韩国作为全球重要的加密交易市场，税收政策的走向将影响当地交易所以及散户投资者的行为。后续国会可能在2026年内完成审议，税率调整或进一步推迟实施。</w:t>
+      </w:r>
+    </w:p>
+    <w:p>
+      <w:pPr>
+        <w:spacing w:before="0" w:after="40" w:line="360" w:lineRule="auto"/>
+        <w:jc w:val="right"/>
+      </w:pPr>
+      <w:r>
+        <w:rPr>
+          <w:rFonts w:ascii="Times New Roman" w:hAnsi="Times New Roman" w:eastAsia="宋体"/>
+          <w:b w:val="0"/>
+          <w:i w:val="0"/>
+          <w:sz w:val="21"/>
+        </w:rPr>
+        <w:t>（信息来源：The Block）</w:t>
+      </w:r>
+    </w:p>
+    <w:p>
+      <w:pPr>
+        <w:spacing w:before="0" w:after="20" w:line="360" w:lineRule="auto"/>
+      </w:pPr>
+      <w:r>
+        <w:rPr>
+          <w:rFonts w:ascii="Times New Roman" w:hAnsi="Times New Roman" w:eastAsia="宋体"/>
+          <w:b w:val="0"/>
+          <w:i w:val="0"/>
+          <w:sz w:val="18"/>
+        </w:rPr>
+        <w:t>原文标题：South Korea to review scrapping crypto tax plan after national petition hits 50,000 signatures</w:t>
+      </w:r>
+    </w:p>
+    <w:p>
+      <w:pPr>
+        <w:spacing w:before="0" w:after="200" w:line="360" w:lineRule="auto"/>
+      </w:pPr>
+      <w:r>
+        <w:rPr>
+          <w:rFonts w:ascii="Times New Roman" w:hAnsi="Times New Roman" w:eastAsia="宋体"/>
+          <w:b w:val="0"/>
+          <w:i w:val="0"/>
+          <w:sz w:val="18"/>
+        </w:rPr>
+        <w:t>原文链接：https://news.google.com/rss/articles/CBMifEFVX3lxTFBYd2g2VzMxb0VpcHlXenJHTnVZQXpaR2VjWFdQLS1hM1NjMW9OSk5KNmc1ZWlFYlRZWXpHWUNNNTJ5X2VfOWVXM1BFbjRtS2JUbTN4UXBFVGdCTGRfX3VHV09DRmJkWHU2SFIxcURRYnBsby1OczBDRW1XWGI?oc=5</w:t>
       </w:r>
     </w:p>
     <w:p>
@@ -694,7 +649,7 @@
           <w:i w:val="0"/>
           <w:sz w:val="24"/>
         </w:rPr>
-        <w:t>据最新行业报告显示，代币化现实世界资产在各去中心化金融协议中的整合进展缓慢，尽管资产规模持续增长，但实际利用率和技术对接面临挑战。DeFi协议对RWA的接纳度远低于预期，跨链互操作性问题成为主要瓶颈。</w:t>
+        <w:t>一份行业报告指出，代币化现实世界资产（RWA）在DeFi协议中的采用率增长缓慢，尽管发行量上升，但实际借贷和交易活动未能同步跟进。</w:t>
       </w:r>
     </w:p>
     <w:p>
@@ -709,7 +664,7 @@
           <w:i w:val="0"/>
           <w:sz w:val="24"/>
         </w:rPr>
-        <w:t>FinanceFeeds的一份分析指出，代币化现实世界资产尽管总锁仓价值在2026年第一季度达到新高，但在DeFi协议中的使用率却出现回落。许多协议仍将RWA视为边缘资产类别，缺乏统一的集成标准。</w:t>
+        <w:t>FinanceFeeds发布的报告显示，代币化现实世界资产（RWA）在DeFi协议中的整合正面临停滞困境。尽管链上RWA总锁仓价值持续增加，但实际利用这些资产进行借贷、交易或作为抵押品的活动增幅有限，表明基础设施与需求之间存在脱节。</w:t>
       </w:r>
     </w:p>
     <w:p>
@@ -724,7 +679,7 @@
           <w:i w:val="0"/>
           <w:sz w:val="24"/>
         </w:rPr>
-        <w:t>技术障碍是导致整合停滞的关键因素。不同区块链之间的互操作性不足，使得RWA难以在多个DeFi生态间自由流动。此外，合规要求的差异也增加了协议运营者的负担，许多小型协议不愿承担额外的合规成本。</w:t>
+        <w:t>报告指出，RWA的代币化主要集中于美国国债和货币市场基金，但DeFi协议缺乏成熟的合规清算机制和流动性池，导致机构投资者参与意愿不高。此外，不同区块链之间的互操作性问题也限制了RWA的跨协议流动。部分DeFi协议尝试通过提供差异化利率来吸引RWA存款，但效果不佳。</w:t>
       </w:r>
     </w:p>
     <w:p>
@@ -739,28 +694,13 @@
           <w:i w:val="0"/>
           <w:sz w:val="24"/>
         </w:rPr>
-        <w:t>从需求端看，投资者对RWA的兴趣主要集中在收益稳定的资产类别，如美国国债和房地产基金。然而，这些资产的代币化版本在DeFi中的借贷和质押场景并未如预期般流行，用户更倾向于使用原生加密资产。</w:t>
-      </w:r>
-    </w:p>
-    <w:p>
-      <w:pPr>
-        <w:spacing w:before="0" w:after="120" w:line="360" w:lineRule="auto"/>
-        <w:ind w:firstLine="480"/>
-      </w:pPr>
-      <w:r>
-        <w:rPr>
-          <w:rFonts w:ascii="Times New Roman" w:hAnsi="Times New Roman" w:eastAsia="宋体"/>
-          <w:b w:val="0"/>
-          <w:i w:val="0"/>
-          <w:sz w:val="24"/>
-        </w:rPr>
-        <w:t>尽管如此，一些大型协议仍在积极探索集成方案。例如，专注于机构级RWA的平台正在测试跨链桥和合规预言机，以简化资产上链流程。行业普遍预期，随着监管框架的成熟和基础设施的完善，RWA整合将在2027年迎来拐点。</w:t>
+        <w:t>分析认为，RWA的主要价值仍在于将传统收益带入链上，但DeFi原生的波动性和智能合约风险使保守资金望而却步。未来解决路径包括改进链上身份验证、引入更强大的预言机以及建立标准化资产框架。若不突破瓶颈，RWA在DeFi中的渗透率可能长期维持在个位数百分比。</w:t>
       </w:r>
     </w:p>
     <w:p>
       <w:pPr>
         <w:spacing w:before="0" w:after="40" w:line="360" w:lineRule="auto"/>
-        <w:jc w:val="center"/>
+        <w:jc w:val="right"/>
       </w:pPr>
       <w:r>
         <w:rPr>
@@ -769,7 +709,7 @@
           <w:i w:val="0"/>
           <w:sz w:val="21"/>
         </w:rPr>
-        <w:t>（信息来源：FinanceFeeds；发布时间：2026-05-22T17:16:12+08:00）</w:t>
+        <w:t>（信息来源：FinanceFeeds）</w:t>
       </w:r>
     </w:p>
     <w:p>
@@ -812,7 +752,7 @@
           <w:i w:val="0"/>
           <w:sz w:val="28"/>
         </w:rPr>
-        <w:t>Syndicate Labs宣布关闭，以太坊二层网络市场整合加速</w:t>
+        <w:t>币安CEO表示代币化正接近决定性转折点</w:t>
       </w:r>
     </w:p>
     <w:p>
@@ -827,7 +767,7 @@
           <w:i w:val="0"/>
           <w:sz w:val="24"/>
         </w:rPr>
-        <w:t>专注于以太坊二层网络基础设施的Syndicate Labs宣布停止运营，成为近期一系列关闭的区块链项目之一。该公司表示，rollup市场竞争加剧、融资环境恶化是关闭的主要原因。此举标志着以太坊扩展解决方案领域正经历深度整合。</w:t>
+        <w:t>币安首席执行官在最新评论中表示，资产代币化已临近关键转折点，机构兴趣和技术成熟度正在推动该领域从实验阶段走向主流采用。</w:t>
       </w:r>
     </w:p>
     <w:p>
@@ -842,7 +782,7 @@
           <w:i w:val="0"/>
           <w:sz w:val="24"/>
         </w:rPr>
-        <w:t>Syndicate Labs在官方声明中确认，公司将终止所有运营活动并退还剩余资金给投资者。该团队曾致力于开发基于Optimism堆栈的rollup部署工具，旨在降低企业构建二层网络的成本。</w:t>
+        <w:t>币安首席执行官近日指出，现实世界资产（RWA）的代币化正接近一个“决定性转折点”。他认为，随着传统金融机构对链上解决方案的兴趣激增，以及区块链基础设施的持续改进，代币化将从概念验证阶段进入大规模部署。</w:t>
       </w:r>
     </w:p>
     <w:p>
@@ -857,7 +797,7 @@
           <w:i w:val="0"/>
           <w:sz w:val="24"/>
         </w:rPr>
-        <w:t>过去一年，以太坊rollup市场经历了显著变化：头部项目如Arbitrum和Optimism占据了绝大多数市场份额，而小型竞争项目难以获取足够的开发者和流动性。Syndicate Labs的关闭是这一趋势的最新案例。</w:t>
+        <w:t>这一表态与市场趋势一致。今年以来，多家大型银行和资产管理公司已启动代币化国债、信贷和商品试点。币安自身也在积极扩展RWA相关服务，包括支持代币化证券交易和合规稳定币。CEO强调，监管清晰度是触发转折的关键因素，尤其是美国和欧盟正在推进的规则制定。</w:t>
       </w:r>
     </w:p>
     <w:p>
@@ -872,28 +812,13 @@
           <w:i w:val="0"/>
           <w:sz w:val="24"/>
         </w:rPr>
-        <w:t>行业观察人士指出，随着区块空间需求增速放缓，投资者对rollup项目的兴趣也明显降温。多个曾获知名风投支持的二层网络项目已相继宣布停止运营或转型。</w:t>
-      </w:r>
-    </w:p>
-    <w:p>
-      <w:pPr>
-        <w:spacing w:before="0" w:after="120" w:line="360" w:lineRule="auto"/>
-        <w:ind w:firstLine="480"/>
-      </w:pPr>
-      <w:r>
-        <w:rPr>
-          <w:rFonts w:ascii="Times New Roman" w:hAnsi="Times New Roman" w:eastAsia="宋体"/>
-          <w:b w:val="0"/>
-          <w:i w:val="0"/>
-          <w:sz w:val="24"/>
-        </w:rPr>
-        <w:t>尽管如此，以太坊核心开发者和生态系统仍然致力于推动rollup技术的长期发展。EIP-4844等升级正在降低数据可用性成本，但市场竞争的残酷性使得只有少数项目能够存活。Syndicate Labs的退出可能预示着新一轮的行业洗牌。</w:t>
+        <w:t>然而，他也承认挑战依然存在，包括跨链互操作性、托管安全性和二级市场流动性不足。币安正通过投资底层协议和建立合作伙伴关系来应对这些问题。行业观察者认为，如果代币化在2026年实现突破，将彻底重塑资本市场结构。</w:t>
       </w:r>
     </w:p>
     <w:p>
       <w:pPr>
         <w:spacing w:before="0" w:after="40" w:line="360" w:lineRule="auto"/>
-        <w:jc w:val="center"/>
+        <w:jc w:val="right"/>
       </w:pPr>
       <w:r>
         <w:rPr>
@@ -902,7 +827,7 @@
           <w:i w:val="0"/>
           <w:sz w:val="21"/>
         </w:rPr>
-        <w:t>（信息来源：blockchain.news；发布时间：2026-05-22T16:00:37+08:00）</w:t>
+        <w:t>（信息来源：CryptoRank）</w:t>
       </w:r>
     </w:p>
     <w:p>
@@ -916,7 +841,7 @@
           <w:i w:val="0"/>
           <w:sz w:val="18"/>
         </w:rPr>
-        <w:t>原文标题：Syndicate Labs Shuts Down as Ethereum Rollup Market Consolidates</w:t>
+        <w:t>原文标题：Binance CEO Signals Tokenization Is Approaching a Decisive Inflection Point</w:t>
       </w:r>
     </w:p>
     <w:p>
@@ -930,7 +855,7 @@
           <w:i w:val="0"/>
           <w:sz w:val="18"/>
         </w:rPr>
-        <w:t>原文链接：https://news.google.com/rss/articles/CBMigAFBVV95cUxPX2pldDN1LW9DaXU3bmhDSnpYLXFuZTM5cEhQYlJnWVo5WlpmX2VpT3FiVTgzZkFpZS1mQ3VwXzBwbmFHWktvd2VVZU5pS3Z4dmU3dTZxdVBjWG9aUG51OVV1NlRqR3ozamhmRWhlNGswbmtTcEJZUzJFVjFBVXlVNQ?oc=5</w:t>
+        <w:t>原文链接：https://news.google.com/rss/articles/CBMihgFBVV95cUxPaHhSejBJX24yWE5jb2pJTUlfcXUwRXBwSVVsQ3N2ZXFvQkR5Mm55ck9LdFVfOXlYMGZ1a3BNSTl1TDVXQ3NLUkg0b0hpYWRyRWExcUNIdDVsT29HVEZrM0Vibk5mWlpPX1VLWkpmaElQWDNDTFRRSW94amg1M2kwQnRoM0trZw?oc=5</w:t>
       </w:r>
     </w:p>
     <w:p>
@@ -968,7 +893,7 @@
           <w:i w:val="0"/>
           <w:sz w:val="28"/>
         </w:rPr>
-        <w:t>美国现货比特币ETF流出额达1.008亿美元，连跌五日</w:t>
+        <w:t>美国现货比特币ETF连跌五日，单日净流出1.008亿美元</w:t>
       </w:r>
     </w:p>
     <w:p>
@@ -983,7 +908,7 @@
           <w:i w:val="0"/>
           <w:sz w:val="24"/>
         </w:rPr>
-        <w:t>美国现货比特币交易所交易基金连续第五个交易日出现资金净流出，5月22日单日净流出规模达1.008亿美元。机构投资者撤资趋势明显，市场情绪转向谨慎。</w:t>
+        <w:t>美国现货比特币ETF持续遭遇资金外流，截至5月22日已连续五个交易日录得净流出，总额达1.008亿美元，表明投资者情绪趋于谨慎。</w:t>
       </w:r>
     </w:p>
     <w:p>
@@ -998,7 +923,7 @@
           <w:i w:val="0"/>
           <w:sz w:val="24"/>
         </w:rPr>
-        <w:t>根据最新数据，5月22日美国现货比特币ETF合计净赎回1.008亿美元，使过去五个交易日的累计流出额超过4亿美元。此次流出潮始于比特币价格跌破8万美元关口后，投资者担忧宏观不确定性加剧。</w:t>
+        <w:t>根据最新数据，美国现货比特币ETF在5月22日再次出现净流出，使得连续流出天数扩大至五天，累计流出金额达到1.008亿美元。这是自3月以来的最长连续流出周期，反映出短期避险情绪升温。</w:t>
       </w:r>
     </w:p>
     <w:p>
@@ -1013,7 +938,7 @@
           <w:i w:val="0"/>
           <w:sz w:val="24"/>
         </w:rPr>
-        <w:t>分产品来看，贝莱德旗下的IBIT基金流出规模最大，单日净流出约4500万美元，而富达的FBTC也出现了约3000万美元的赎回。灰度GBTC则延续了此前的流出趋势，但幅度有所收窄。</w:t>
+        <w:t>分析人士指出，资金外流主要受到宏观经济不确定性影响，包括美联储利率前景转鹰以及地缘政治紧张局势。比特币价格在7.7万美元附近徘徊，未能有效突破8万关口，也抑制了风险偏好。与此同时，以太坊ETF也同步失血，表明资金正在整体撤离加密资产。</w:t>
       </w:r>
     </w:p>
     <w:p>
@@ -1028,7 +953,65 @@
           <w:i w:val="0"/>
           <w:sz w:val="24"/>
         </w:rPr>
-        <w:t>分析师认为，美联储加息预期升温以及地缘政治风险是导致ETF资金流出的主要原因。此外，比特币价格在75000-80000美元区间震荡，缺乏明确方向，机构投资者倾向于减仓观望。</w:t>
+        <w:t>不过，也有观点认为连续流出是获利了结和仓位调整的正常表现，并非趋势逆转。目前比特币并未出现剧烈抛售，市场仍在等待新的催化剂。后续关注美国通胀数据和监管进展，可能影响资金流向。</w:t>
+      </w:r>
+    </w:p>
+    <w:p>
+      <w:pPr>
+        <w:spacing w:before="0" w:after="40" w:line="360" w:lineRule="auto"/>
+        <w:jc w:val="right"/>
+      </w:pPr>
+      <w:r>
+        <w:rPr>
+          <w:rFonts w:ascii="Times New Roman" w:hAnsi="Times New Roman" w:eastAsia="宋体"/>
+          <w:b w:val="0"/>
+          <w:i w:val="0"/>
+          <w:sz w:val="21"/>
+        </w:rPr>
+        <w:t>（信息来源：CryptoRank）</w:t>
+      </w:r>
+    </w:p>
+    <w:p>
+      <w:pPr>
+        <w:spacing w:before="0" w:after="20" w:line="360" w:lineRule="auto"/>
+      </w:pPr>
+      <w:r>
+        <w:rPr>
+          <w:rFonts w:ascii="Times New Roman" w:hAnsi="Times New Roman" w:eastAsia="宋体"/>
+          <w:b w:val="0"/>
+          <w:i w:val="0"/>
+          <w:sz w:val="18"/>
+        </w:rPr>
+        <w:t>原文标题：US Spot Bitcoin ETFs Extend Losing Streak to Five Days With $100.8 Million in Outflows</w:t>
+      </w:r>
+    </w:p>
+    <w:p>
+      <w:pPr>
+        <w:spacing w:before="0" w:after="200" w:line="360" w:lineRule="auto"/>
+      </w:pPr>
+      <w:r>
+        <w:rPr>
+          <w:rFonts w:ascii="Times New Roman" w:hAnsi="Times New Roman" w:eastAsia="宋体"/>
+          <w:b w:val="0"/>
+          <w:i w:val="0"/>
+          <w:sz w:val="18"/>
+        </w:rPr>
+        <w:t>原文链接：https://news.google.com/rss/articles/CBMigAFBVV95cUxPVk9yM0VWUDUwN3lQU1NKWFk5UHpJWDlnZ25tOC1FRGo3RldWNXRnQ1NBZk41ZWdJUjhSQ01JWHV0eFpmTlQ0RnlPQXIxdDJuYmU2UXpOYm9LT1JlQmZLeGpBNUpRVnlIVXZsaFRpQV80a0VhM2lKRzlqbFhwanZZcA?oc=5</w:t>
+      </w:r>
+    </w:p>
+    <w:p/>
+    <w:p>
+      <w:pPr>
+        <w:spacing w:before="80" w:after="160" w:line="360" w:lineRule="auto"/>
+      </w:pPr>
+      <w:r>
+        <w:rPr>
+          <w:rFonts w:ascii="Times New Roman" w:hAnsi="Times New Roman" w:eastAsia="黑体"/>
+          <w:b/>
+          <w:i w:val="0"/>
+          <w:sz w:val="28"/>
+        </w:rPr>
+        <w:t>比特币波动率降至7个月低点，机构需求稳定市场</w:t>
       </w:r>
     </w:p>
     <w:p>
@@ -1043,65 +1026,7 @@
           <w:i w:val="0"/>
           <w:sz w:val="24"/>
         </w:rPr>
-        <w:t>尽管短期流出明显，但比特币长期持有者仍在积累，市场结构并未完全转空。部分观察人士指出，ETF流出可能反映了获利了结行为，而非系统性撤离。未来需关注比特币能否守住75000美元的关键支撑位。</w:t>
-      </w:r>
-    </w:p>
-    <w:p>
-      <w:pPr>
-        <w:spacing w:before="0" w:after="40" w:line="360" w:lineRule="auto"/>
-        <w:jc w:val="center"/>
-      </w:pPr>
-      <w:r>
-        <w:rPr>
-          <w:rFonts w:ascii="Times New Roman" w:hAnsi="Times New Roman" w:eastAsia="宋体"/>
-          <w:b w:val="0"/>
-          <w:i w:val="0"/>
-          <w:sz w:val="21"/>
-        </w:rPr>
-        <w:t>（信息来源：Bitcoin World；发布时间：2026-05-22T10:55:11+08:00）</w:t>
-      </w:r>
-    </w:p>
-    <w:p>
-      <w:pPr>
-        <w:spacing w:before="0" w:after="20" w:line="360" w:lineRule="auto"/>
-      </w:pPr>
-      <w:r>
-        <w:rPr>
-          <w:rFonts w:ascii="Times New Roman" w:hAnsi="Times New Roman" w:eastAsia="宋体"/>
-          <w:b w:val="0"/>
-          <w:i w:val="0"/>
-          <w:sz w:val="18"/>
-        </w:rPr>
-        <w:t>原文标题：US Spot Bitcoin ETFs Extend Losing Streak To Five Days With $100.8 Million In Outflows</w:t>
-      </w:r>
-    </w:p>
-    <w:p>
-      <w:pPr>
-        <w:spacing w:before="0" w:after="200" w:line="360" w:lineRule="auto"/>
-      </w:pPr>
-      <w:r>
-        <w:rPr>
-          <w:rFonts w:ascii="Times New Roman" w:hAnsi="Times New Roman" w:eastAsia="宋体"/>
-          <w:b w:val="0"/>
-          <w:i w:val="0"/>
-          <w:sz w:val="18"/>
-        </w:rPr>
-        <w:t>原文链接：https://news.google.com/rss/articles/CBMiTEFVX3lxTE94aTZHaU5Banp3clBVZURlZmdrRXRWb0RIQWR3T0dybm8xV0xnYkNLRmVkWWVKclJ5YWhWUjZQVUtQajJfRE1zeTJkSlA?oc=5</w:t>
-      </w:r>
-    </w:p>
-    <w:p/>
-    <w:p>
-      <w:pPr>
-        <w:spacing w:before="80" w:after="160" w:line="360" w:lineRule="auto"/>
-      </w:pPr>
-      <w:r>
-        <w:rPr>
-          <w:rFonts w:ascii="Times New Roman" w:hAnsi="Times New Roman" w:eastAsia="黑体"/>
-          <w:b/>
-          <w:i w:val="0"/>
-          <w:sz w:val="28"/>
-        </w:rPr>
-        <w:t>比特币波动率降至七个月低点，机构需求稳定市场</w:t>
+        <w:t>比特币的30天已实现波动率下降至7个月来的最低水平，显示在机构持续买入和现货ETF资金流稳定的共同作用下，市场波动性显著收窄。</w:t>
       </w:r>
     </w:p>
     <w:p>
@@ -1116,7 +1041,7 @@
           <w:i w:val="0"/>
           <w:sz w:val="24"/>
         </w:rPr>
-        <w:t>比特币的30天实际波动率已降至七个月以来的最低点，表明市场情绪趋于平稳。分析指出，机构投资者的持续买入和期权市场的成熟正在抑制价格的大幅波动。</w:t>
+        <w:t>CoinDesk数据显示，比特币的30天已实现波动率在5月22日跌至7个月低点，标志着市场进入相对平静期。波动率收窄的背后是机构投资者通过ETF和其他结构性产品持续配置，降低了短期投机性交易的影响。</w:t>
       </w:r>
     </w:p>
     <w:p>
@@ -1131,7 +1056,7 @@
           <w:i w:val="0"/>
           <w:sz w:val="24"/>
         </w:rPr>
-        <w:t>CoinDesk数据显示，比特币的30天年化波动率已降至约35%，为2025年10月以来的最低水平。此前，波动率曾在3月份飙升至60%以上，当时市场遭遇了银行危机等冲击。</w:t>
+        <w:t>尽管近期比特币ETF出现连续流出，但整体机构参与度仍高于历史水平。多家大型资产管理公司如Millennium Management和Macquarie虽减少了部分头寸，但长期持有者供应量却在上升，表明基石投资者并未离场。这种复杂局面推动了波动率下降但价格横盘。</w:t>
       </w:r>
     </w:p>
     <w:p>
@@ -1146,43 +1071,13 @@
           <w:i w:val="0"/>
           <w:sz w:val="24"/>
         </w:rPr>
-        <w:t>市场参与者认为，波动率下降与机构资金流入密切相关。尽管近期ETF出现资金流出，但来自企业财库和国家战略储备的比特币需求提供了价格支撑。此外，期权市场的活跃也为交易者提供了对冲工具，减少了现货市场的剧烈波动。</w:t>
-      </w:r>
-    </w:p>
-    <w:p>
-      <w:pPr>
-        <w:spacing w:before="0" w:after="120" w:line="360" w:lineRule="auto"/>
-        <w:ind w:firstLine="480"/>
-      </w:pPr>
-      <w:r>
-        <w:rPr>
-          <w:rFonts w:ascii="Times New Roman" w:hAnsi="Times New Roman" w:eastAsia="宋体"/>
-          <w:b w:val="0"/>
-          <w:i w:val="0"/>
-          <w:sz w:val="24"/>
-        </w:rPr>
-        <w:t>低波动环境对矿工和长期持有者较为有利，因为这降低了短期价格风险。然而，部分交易员警告称，波动率压缩往往预示着未来可能出现方向的突破，市场需要警惕潜在的变盘。</w:t>
-      </w:r>
-    </w:p>
-    <w:p>
-      <w:pPr>
-        <w:spacing w:before="0" w:after="120" w:line="360" w:lineRule="auto"/>
-        <w:ind w:firstLine="480"/>
-      </w:pPr>
-      <w:r>
-        <w:rPr>
-          <w:rFonts w:ascii="Times New Roman" w:hAnsi="Times New Roman" w:eastAsia="宋体"/>
-          <w:b w:val="0"/>
-          <w:i w:val="0"/>
-          <w:sz w:val="24"/>
-        </w:rPr>
-        <w:t>目前，比特币价格维持在77500美元附近，隐含波动率指标也同步走低。若波动率继续下行，可能吸引更多套利资金入场，进一步巩固当前的价格区间。</w:t>
+        <w:t>分析师认为，低波动率环境通常预示着后续可能突破。当前期权市场显示隐含波动率高于已实现水平，交易员正在为5月29日月度到期做准备，关键行权价集中在7.5万和8万美元。若比特币能守住7.7万支撑，有望向上突破；反之可能加速下行。</w:t>
       </w:r>
     </w:p>
     <w:p>
       <w:pPr>
         <w:spacing w:before="0" w:after="40" w:line="360" w:lineRule="auto"/>
-        <w:jc w:val="center"/>
+        <w:jc w:val="right"/>
       </w:pPr>
       <w:r>
         <w:rPr>
@@ -1191,7 +1086,7 @@
           <w:i w:val="0"/>
           <w:sz w:val="21"/>
         </w:rPr>
-        <w:t>（信息来源：CoinDesk；发布时间：2026-05-22T16:26:34+08:00）</w:t>
+        <w:t>（信息来源：CoinDesk）</w:t>
       </w:r>
     </w:p>
     <w:p>
@@ -1257,7 +1152,7 @@
           <w:i w:val="0"/>
           <w:sz w:val="28"/>
         </w:rPr>
-        <w:t>马克·库班：比特币对冲叙事失败，我已减持大部分持仓</w:t>
+        <w:t>马克·库班抛售大部分比特币，称其“失去了叙事”</w:t>
       </w:r>
     </w:p>
     <w:p>
@@ -1272,7 +1167,7 @@
           <w:i w:val="0"/>
           <w:sz w:val="24"/>
         </w:rPr>
-        <w:t>知名投资人马克·库班表示已出售其大部分比特币，理由是该资产的“对冲”功能未能如期发挥作用。他同时透露仍看好以太坊，并认为比特币已失去增长动力。</w:t>
+        <w:t>知名企业家和投资者马克·库班（Mark Cuban）透露已出售其大部分比特币持仓，理由是其作为通胀对冲工具的功能令人失望，但他同时表示仍看好以太坊。</w:t>
       </w:r>
     </w:p>
     <w:p>
@@ -1287,7 +1182,7 @@
           <w:i w:val="0"/>
           <w:sz w:val="24"/>
         </w:rPr>
-        <w:t>马克·库班在接受采访时坦言，他对比特币作为通胀对冲工具的表现感到失望。他指出，比特币在利率上升和地缘冲突期间未能有效对冲风险，走势更像风险资产而非数字黄金。</w:t>
+        <w:t>马克·库班在接受采访时表示，他已经在过去几个月内卖出了“绝大部分”比特币持仓，但并未透露具体规模和出售时间。库班解释称，比特币作为对冲通胀工具的叙事“已经失败”，在市场动荡时期它并未如预期那样保值，反而与科技股等高beta资产同步下跌。</w:t>
       </w:r>
     </w:p>
     <w:p>
@@ -1302,7 +1197,7 @@
           <w:i w:val="0"/>
           <w:sz w:val="24"/>
         </w:rPr>
-        <w:t>库班表示，他已抛售了手中绝大多数比特币，但并未清仓，仍保留少量持仓以观察后续发展。他同时强调，以太坊在智能合约和去中心化应用方面的实用性使其具有更大的长期潜力。</w:t>
+        <w:t>尽管对比特币感到失望，库班强调他仍然看好以太坊，并持有大量ETH。他认为以太坊的生态系统更具实用价值，尤其是在去中心化金融（DeFi）和智能合约领域。库班还批评了比特币的“数字黄金”叙事，认为其缺乏实际应用支撑。</w:t>
       </w:r>
     </w:p>
     <w:p>
@@ -1317,28 +1212,13 @@
           <w:i w:val="0"/>
           <w:sz w:val="24"/>
         </w:rPr>
-        <w:t>库班还批评了比特币社区的固步自封，认为比特币在技术升级和应用拓展方面进展缓慢。相比之下，以太坊、Solana等平台在生态建设上更为积极。</w:t>
-      </w:r>
-    </w:p>
-    <w:p>
-      <w:pPr>
-        <w:spacing w:before="0" w:after="120" w:line="360" w:lineRule="auto"/>
-        <w:ind w:firstLine="480"/>
-      </w:pPr>
-      <w:r>
-        <w:rPr>
-          <w:rFonts w:ascii="Times New Roman" w:hAnsi="Times New Roman" w:eastAsia="宋体"/>
-          <w:b w:val="0"/>
-          <w:i w:val="0"/>
-          <w:sz w:val="24"/>
-        </w:rPr>
-        <w:t>这位亿万富翁的观点引发了市场热议。部分意见认同比特币叙事需要调整，而另一些长期支持者则认为短期价格表现不能否定比特币作为价值储存的长期前景。</w:t>
+        <w:t>库班的观点引发了市场讨论。部分分析人士同意其关于比特币与风险资产相关性的判断，但长期持有者反驳称比特币的周期尚未成熟。库班作为知名风险投资人和达拉斯小牛队老板，其持仓变动往往受到散户关注。不过，他同时表示不会完全放弃加密领域，仍会关注新项目。</w:t>
       </w:r>
     </w:p>
     <w:p>
       <w:pPr>
         <w:spacing w:before="0" w:after="40" w:line="360" w:lineRule="auto"/>
-        <w:jc w:val="center"/>
+        <w:jc w:val="right"/>
       </w:pPr>
       <w:r>
         <w:rPr>
@@ -1347,7 +1227,7 @@
           <w:i w:val="0"/>
           <w:sz w:val="21"/>
         </w:rPr>
-        <w:t>（信息来源：CoinDesk；发布时间：2026-05-22T01:34:39+08:00）</w:t>
+        <w:t>（信息来源：CoinDesk）</w:t>
       </w:r>
     </w:p>
     <w:p>
@@ -1390,7 +1270,7 @@
           <w:i w:val="0"/>
           <w:sz w:val="28"/>
         </w:rPr>
-        <w:t>鲨鱼坦克明星投资人凯文·奥利里：比特币主流采用取决于一个条件</w:t>
+        <w:t>世界黄金协会CEO称“比特币将归零”，引发市场争议</w:t>
       </w:r>
     </w:p>
     <w:p>
@@ -1405,7 +1285,7 @@
           <w:i w:val="0"/>
           <w:sz w:val="24"/>
         </w:rPr>
-        <w:t>知名投资人凯文·奥利里表示，比特币要真正实现主流采用，必须满足一个关键条件：获得全球主要监管机构的全面认可。他认为，机构资金只有在明确的合规框架下才会大规模入场。</w:t>
+        <w:t>世界黄金协会首席执行官在采访中对比特币发表尖锐评论，称其价格最终将归零，并称这只是他作为交易员的直觉，但该言论立即遭到加密社区的反驳。</w:t>
       </w:r>
     </w:p>
     <w:p>
@@ -1420,7 +1300,7 @@
           <w:i w:val="0"/>
           <w:sz w:val="24"/>
         </w:rPr>
-        <w:t>凯文·奥利里在最近的一次访谈中重申了他对比特币的态度：尽管个人持有一定仓位，但比特币仍未能成为主流资产。他指出，除非美国、欧盟和亚洲主要经济体建立统一的数字资产监管标准，否则传统金融机构不会大规模配置比特币。</w:t>
+        <w:t>世界黄金协会（World Gold Council）首席执行官在接受Yahoo Finance采访时直言：“比特币将归零。”他补充说这只是他作为交易员的个人直觉，并非机构观点。该言论迅速在社交媒体上传播，引发加密社区强烈反应。</w:t>
       </w:r>
     </w:p>
     <w:p>
@@ -1435,7 +1315,7 @@
           <w:i w:val="0"/>
           <w:sz w:val="24"/>
         </w:rPr>
-        <w:t>奥利里强调，监管清晰度是消除机构投资者顾虑的首要因素。他举出美国SEC正在推进的CLARITY法案和欧盟MiCA审查作为积极信号，但认为进展仍不够快。</w:t>
+        <w:t>这位CEO长期看空比特币，认为其缺乏内在价值，而黄金作为避险资产的地位不可动摇。他强调比特币价格波动剧烈，且无法被用于工业或珠宝用途，最终将被投资者抛弃。不过，他并未提供具体的价格预测时间表。</w:t>
       </w:r>
     </w:p>
     <w:p>
@@ -1450,28 +1330,13 @@
           <w:i w:val="0"/>
           <w:sz w:val="24"/>
         </w:rPr>
-        <w:t>此外，奥利里认为比特币的环境担忧和可扩展性问题也需要解决。他看好那些在合规和可持续性方面做得更好的项目，但对比特币的长期地位持观望态度。</w:t>
-      </w:r>
-    </w:p>
-    <w:p>
-      <w:pPr>
-        <w:spacing w:before="0" w:after="120" w:line="360" w:lineRule="auto"/>
-        <w:ind w:firstLine="480"/>
-      </w:pPr>
-      <w:r>
-        <w:rPr>
-          <w:rFonts w:ascii="Times New Roman" w:hAnsi="Times New Roman" w:eastAsia="宋体"/>
-          <w:b w:val="0"/>
-          <w:i w:val="0"/>
-          <w:sz w:val="24"/>
-        </w:rPr>
-        <w:t>这位《鲨鱼坦克》明星投资人还预测，未来两年内将有更多国家的退休基金和保险公司将比特币纳入投资组合，前提是监管障碍被清除。他的言论反映了部分传统投资者对加密资产的谨慎乐观。</w:t>
+        <w:t>加密行业人士反驳称，比特币的市值已超过许多传统资产，且机构采用率持续上升。尽管面临监管压力和宏观经济逆风，但比特币网络仍在运行，交易所交易量保持健康。该CEO的评论被视为黄金利益方对数字资产的又一次攻击，但市场反应平淡，比特币价格未受明显影响。</w:t>
       </w:r>
     </w:p>
     <w:p>
       <w:pPr>
         <w:spacing w:before="0" w:after="40" w:line="360" w:lineRule="auto"/>
-        <w:jc w:val="center"/>
+        <w:jc w:val="right"/>
       </w:pPr>
       <w:r>
         <w:rPr>
@@ -1480,7 +1345,7 @@
           <w:i w:val="0"/>
           <w:sz w:val="21"/>
         </w:rPr>
-        <w:t>（信息来源：thestreet.com；发布时间：2026-05-22T02:12:05+08:00）</w:t>
+        <w:t>（信息来源：Yahoo Finance）</w:t>
       </w:r>
     </w:p>
     <w:p>
@@ -1494,7 +1359,7 @@
           <w:i w:val="0"/>
           <w:sz w:val="18"/>
         </w:rPr>
-        <w:t>原文标题：Shark Tank’s Kevin O’ Leary says Bitcoin will go mainstream under one condition</w:t>
+        <w:t>原文标题：'Bitcoin Is Going To Zero,' Says World Gold Council CEO: 'Just My Instinct As A Trader'</w:t>
       </w:r>
     </w:p>
     <w:p>
@@ -1508,7 +1373,7 @@
           <w:i w:val="0"/>
           <w:sz w:val="18"/>
         </w:rPr>
-        <w:t>原文链接：https://news.google.com/rss/articles/CBMisgFBVV95cUxPQ29hdXljYmpUWENjaS1BZk9NTnU4NHZwS3ZBLV8xYlRtWjJPM094SWNrcTYyR2YxLXJCamdydnlLZWt4cGNxcXhzNTNLbHVoZGNYdjQ5Z296ZGhXWXNsSzJKNndnek1KZnZDRWRwWGswOUVzdTVJUmZVUk9NVDVacU9mbVhxZHY4MmVseEw5em5zYXhId00yanhMb1R6OVhSZmpKS0tzY3QtMkcwMjg4TTNR?oc=5</w:t>
+        <w:t>原文链接：https://news.google.com/rss/articles/CBMimgFBVV95cUxNVnI2amR6S0N3SHdVemZ3ZVVIN3F1VHBrR09CV1U3X3NxOG1kSXNwQkFPdHpMTGFVTm9taERYRXl2TjB2eWkzd3VmXzJ0SHBxMG1SaWxSRFoyc0VpS2hjWHE2bEZ0TW9ROHhFTjlUUGNsa0dDb05DM205WDBzRzhCcmcySFBhUXM1Nk5IdjNudFlyV2RBQTlQR3hn?oc=5</w:t>
       </w:r>
     </w:p>
     <w:p>
@@ -1546,7 +1411,7 @@
           <w:i w:val="0"/>
           <w:sz w:val="28"/>
         </w:rPr>
-        <w:t>Circle增发4.39亿枚USDC：链上需求回暖的信号？</w:t>
+        <w:t>近5000亿美元比特币暴露于未来量子计算攻击风险，Glassnode报告警示</w:t>
       </w:r>
     </w:p>
     <w:p>
@@ -1561,7 +1426,7 @@
           <w:i w:val="0"/>
           <w:sz w:val="24"/>
         </w:rPr>
-        <w:t>稳定币发行商Circle于近期一次性增发4.39亿枚USDC，引发市场关注。分析人士认为，此举可能是链上流动性需求和交易活动回升的指标。增发背后反映了DeFi协议中的资金流入以及支付场景的扩展。</w:t>
+        <w:t>区块链数据分析公司Glassnode发布报告警告，约5000亿美元价值的比特币因使用传统加密技术，在未来量子计算机成熟时可能面临安全威胁，行业亟需提前部署抗量子解决方案。</w:t>
       </w:r>
     </w:p>
     <w:p>
@@ -1576,7 +1441,7 @@
           <w:i w:val="0"/>
           <w:sz w:val="24"/>
         </w:rPr>
-        <w:t>据MEXC报道，Circle在5月22日通过以太坊网络增发了4.39亿枚USDC。这是近一个月来规模最大的一次单次铸造行为。USDC的总供应量随之升至约450亿美元，仍为第二大稳定币。</w:t>
+        <w:t>Glassnode的最新研究报告指出，目前流通中约25%的比特币（按价格计算约5000亿美元）存储于使用传统ECDSA加密算法的地址中，这些地址在未来量子计算机足够强大时可能被破解。报告强调，尽管量子威胁尚未迫在眉睫，但加密社区必须开始考虑迁移至后量子密码学。</w:t>
       </w:r>
     </w:p>
     <w:p>
@@ -1591,7 +1456,7 @@
           <w:i w:val="0"/>
           <w:sz w:val="24"/>
         </w:rPr>
-        <w:t>通常，稳定币的大规模增发意味着市场存在新的需求。数据显示，同期多个DeFi协议中的USDC存款量有所增加，尤其在Compound和Aave上的利用率上升。此外，中心化交易所的USDC储备也有所增加，暗示交易活动可能回暖。</w:t>
+        <w:t>报告分析发现，风险主要集中在大型交易所和矿工钱包，这些地址持有大量早期比特币，且长期未移动。如果量子计算机成功破解私钥，攻击者可窃取资金，导致市场恐慌。不过，技术专家指出，量子攻击比预想更复杂，可能需要10-15年才能实现。</w:t>
       </w:r>
     </w:p>
     <w:p>
@@ -1606,7 +1471,7 @@
           <w:i w:val="0"/>
           <w:sz w:val="24"/>
         </w:rPr>
-        <w:t>然而，并非所有增发都代表真实需求。部分增发可能仅为储备调整或跨链迁移。但本次增发恰逢比特币波动率创七个月新低和机构资金谨慎时期，链上指标显示活跃地址数和交易量确实出现温和增长。</w:t>
+        <w:t>加密行业已开始应对这一挑战。部分项目正在测试量子抗性签名算法，如基于哈希的签名和格密码学。比特币核心开发者也在讨论软分叉升级以支持新地址格式。Glassnode建议用户尽快将资金转移至支持新型加密协议的托管方案。</w:t>
       </w:r>
     </w:p>
     <w:p>
@@ -1621,7 +1486,7 @@
           <w:i w:val="0"/>
           <w:sz w:val="24"/>
         </w:rPr>
-        <w:t>从宏观背景看，USDC供应量自2025年底以来一直呈小幅下降趋势，此次增发可能逆转这一态势。Circle的透明度报告显示，USDC储备中现金和短期国债的比例保持稳定，未发生显著变化。</w:t>
+        <w:t>监管层面，美国政府近期向量子计算研究投资20亿美元，但目的并非攻击加密货币，而是发展通用计算能力。行业普遍认为，量子威胁是一个长期问题，但提前布局将决定比特币的未来安全性。</w:t>
       </w:r>
     </w:p>
     <w:p>
@@ -1636,43 +1501,13 @@
           <w:i w:val="0"/>
           <w:sz w:val="24"/>
         </w:rPr>
-        <w:t>市场对此存在分歧。乐观派认为，这是加密市场触底回升的前兆，稳定币供应量的增加将助推后续上涨。谨慎派则指出，单次增发不足以确认趋势，需观察后续几周的铸造和销毁数据。</w:t>
-      </w:r>
-    </w:p>
-    <w:p>
-      <w:pPr>
-        <w:spacing w:before="0" w:after="120" w:line="360" w:lineRule="auto"/>
-        <w:ind w:firstLine="480"/>
-      </w:pPr>
-      <w:r>
-        <w:rPr>
-          <w:rFonts w:ascii="Times New Roman" w:hAnsi="Times New Roman" w:eastAsia="宋体"/>
-          <w:b w:val="0"/>
-          <w:i w:val="0"/>
-          <w:sz w:val="24"/>
-        </w:rPr>
-        <w:t>值得注意的是，Circle近期还参与了欧洲37家银行支持的欧元稳定币项目，其在全球合规稳定币市场的布局正在加速。本次USDC增发可能也与Circle为机构客户提供流动性服务有关。</w:t>
-      </w:r>
-    </w:p>
-    <w:p>
-      <w:pPr>
-        <w:spacing w:before="0" w:after="120" w:line="360" w:lineRule="auto"/>
-        <w:ind w:firstLine="480"/>
-      </w:pPr>
-      <w:r>
-        <w:rPr>
-          <w:rFonts w:ascii="Times New Roman" w:hAnsi="Times New Roman" w:eastAsia="宋体"/>
-          <w:b w:val="0"/>
-          <w:i w:val="0"/>
-          <w:sz w:val="24"/>
-        </w:rPr>
-        <w:t>总体而言，4.39亿枚USDC的增发是一个值得关注的信号，但其长期影响仍取决于实际链上活动的持续性。投资者应结合DeFi总锁仓量、交易所资金流向等数据进行综合判断。</w:t>
+        <w:t>值得注意的是，中本聪持有的约110万比特币也包含在风险暴露中，若量子计算突破，这些远古币可能被激活并扰乱市场。不过，目前没有任何量子计算机能实际执行此类攻击。Glassnode呼吁社区加速研发应对措施，确保比特币网络在量子时代的生存能力。</w:t>
       </w:r>
     </w:p>
     <w:p>
       <w:pPr>
         <w:spacing w:before="0" w:after="40" w:line="360" w:lineRule="auto"/>
-        <w:jc w:val="center"/>
+        <w:jc w:val="right"/>
       </w:pPr>
       <w:r>
         <w:rPr>
@@ -1681,7 +1516,7 @@
           <w:i w:val="0"/>
           <w:sz w:val="21"/>
         </w:rPr>
-        <w:t>（信息来源：MEXC；发布时间：2026-05-22T08:57:11+08:00）</w:t>
+        <w:t>（信息来源：Decrypt）</w:t>
       </w:r>
     </w:p>
     <w:p>
@@ -1695,7 +1530,7 @@
           <w:i w:val="0"/>
           <w:sz w:val="18"/>
         </w:rPr>
-        <w:t>原文标题：Circle Mints 439 Million USDC: A Signal of Growing On-Chain Demand?</w:t>
+        <w:t>原文标题：Nearly $500B in Bitcoin Is Exposed to Future Quantum Computing Attacks: Glassnode</w:t>
       </w:r>
     </w:p>
     <w:p>
@@ -1709,7 +1544,7 @@
           <w:i w:val="0"/>
           <w:sz w:val="18"/>
         </w:rPr>
-        <w:t>原文链接：https://news.google.com/rss/articles/CBMiSEFVX3lxTE5MR29HMzcyUkJQdDBSQVA0Z2xXRlplR2t4eFlNVm0xT3B0Tm5GY3lhUGRqWjJiTkVKRjc2eDRHa2pZUllodDVybw?oc=5</w:t>
+        <w:t>原文链接：https://news.google.com/rss/articles/CBMinAFBVV95cUxNelltSUdQQWlYc0tGWHFDOUtrRmRHdlN2anF3eGRJS2VBYjlzaWtrQ3JNbWxQUGMzaGF5dFNzaEF1MER5X095bXlFTGJObHR3WkMxNGNmMEpCS3lfdndkcFBuTENWRzRKeU5kdVIwV0dsYW1fYjkta05iRVFaOV9pYldoRVFFN3V4Z0h0THpqLVI4dUNycHNGeTVTX2PSAaQBQVVfeXFMT0NyUlk4ZFhhdTd2M01fNkdBVzJSanN3TVVDY1dMR0w2ZnM2SENwaWtRaFB0YmhqSDF4OHFXa0FrSFRuVFhjMDMycEV5bTlDb1JFVU5fcFFJUG8td2hpUzJPcWtjVld2X0x3UGVBYV9xUTB2d2N4aTNsZ1MxVHducUNhVGEybC15OGY0QW9FOGFOZFZ6VS1pR1FJckZRd0lrN2JqNEE?oc=5</w:t>
       </w:r>
     </w:p>
     <w:sectPr>

--- a/reports/2026/加密货币观察_20260522.docx
+++ b/reports/2026/加密货币观察_20260522.docx
@@ -42,7 +42,7 @@
           <w:i w:val="0"/>
           <w:sz w:val="22"/>
         </w:rPr>
-        <w:t>· 美国参议员卢米斯推动CLARITY法案，寻求数字资产监管明确化</w:t>
+        <w:t>· 美国冻结伊朗五亿美元加密货币资产</w:t>
       </w:r>
     </w:p>
     <w:p>
@@ -56,7 +56,7 @@
           <w:i w:val="0"/>
           <w:sz w:val="22"/>
         </w:rPr>
-        <w:t>· 欧盟委员会启动MiCA审查，聚焦稳定币、DeFi和质押规则</w:t>
+        <w:t>· 欧洲委员会开启MiCA全面审查聚焦稳定币和DeFi</w:t>
       </w:r>
     </w:p>
     <w:p>
@@ -70,7 +70,7 @@
           <w:i w:val="0"/>
           <w:sz w:val="22"/>
         </w:rPr>
-        <w:t>· 韩国请愿达到5万签名，政府将重新审议加密货币征税计划</w:t>
+        <w:t>· 美国众议院两党法案要求财政部研究小额加密交易免税</w:t>
       </w:r>
     </w:p>
     <w:p>
@@ -98,7 +98,7 @@
           <w:i w:val="0"/>
           <w:sz w:val="22"/>
         </w:rPr>
-        <w:t>· 代币化现实世界资产在DeFi协议中的整合陷入停滞</w:t>
+        <w:t>· SyndicateLabs因以太坊Rollup市场整合关闭</w:t>
       </w:r>
     </w:p>
     <w:p>
@@ -112,7 +112,7 @@
           <w:i w:val="0"/>
           <w:sz w:val="22"/>
         </w:rPr>
-        <w:t>· 币安CEO表示代币化正接近决定性转折点</w:t>
+        <w:t>· 代币化现实世界资产在DeFi协议中整合停滞</w:t>
       </w:r>
     </w:p>
     <w:p>
@@ -140,7 +140,7 @@
           <w:i w:val="0"/>
           <w:sz w:val="22"/>
         </w:rPr>
-        <w:t>· 美国现货比特币ETF连跌五日，单日净流出1.008亿美元</w:t>
+        <w:t>· 美国现货比特币ETF资金流出延长至五天共计1.008亿美元</w:t>
       </w:r>
     </w:p>
     <w:p>
@@ -154,7 +154,7 @@
           <w:i w:val="0"/>
           <w:sz w:val="22"/>
         </w:rPr>
-        <w:t>· 比特币波动率降至7个月低点，机构需求稳定市场</w:t>
+        <w:t>· 比特币波动率触及七个月低点因机构需求稳定市场</w:t>
       </w:r>
     </w:p>
     <w:p>
@@ -182,7 +182,7 @@
           <w:i w:val="0"/>
           <w:sz w:val="22"/>
         </w:rPr>
-        <w:t>· 马克·库班抛售大部分比特币，称其“失去了叙事”</w:t>
+        <w:t>· 马克·库班因对冲叙事失败出售大部分比特币</w:t>
       </w:r>
     </w:p>
     <w:p>
@@ -196,7 +196,7 @@
           <w:i w:val="0"/>
           <w:sz w:val="22"/>
         </w:rPr>
-        <w:t>· 世界黄金协会CEO称“比特币将归零”，引发市场争议</w:t>
+        <w:t>· 凯文·奥利里称比特币主流化需满足一个条件</w:t>
       </w:r>
     </w:p>
     <w:p>
@@ -224,7 +224,7 @@
           <w:i w:val="0"/>
           <w:sz w:val="22"/>
         </w:rPr>
-        <w:t>· 近5000亿美元比特币暴露于未来量子计算攻击风险，Glassnode报告警示</w:t>
+        <w:t>· 加密行业竞相防御比特币面临量子计算威胁</w:t>
       </w:r>
     </w:p>
     <w:p>
@@ -257,7 +257,7 @@
           <w:i w:val="0"/>
           <w:sz w:val="28"/>
         </w:rPr>
-        <w:t>美国参议员卢米斯推动CLARITY法案，寻求数字资产监管明确化</w:t>
+        <w:t>美国冻结伊朗五亿美元加密货币资产</w:t>
       </w:r>
     </w:p>
     <w:p>
@@ -272,7 +272,7 @@
           <w:i w:val="0"/>
           <w:sz w:val="24"/>
         </w:rPr>
-        <w:t>美国参议员辛西娅·卢米斯（Cynthia Lummis）公开呼吁推进CLARITY法案，强调该立法将为数字资产行业提供亟需的监管确定性，并推动美国在全球加密监管竞赛中保持领先地位。</w:t>
+        <w:t>美国政府通过“经济怒火行动”冻结伊朗5亿美元加密货币，首次针对整个交易所而非单个钱包。此举标志着对伊朗利用数字资产规避制裁的打击显著升级，可能重塑全球加密货币合规格局。</w:t>
       </w:r>
     </w:p>
     <w:p>
@@ -287,7 +287,7 @@
           <w:i w:val="0"/>
           <w:sz w:val="24"/>
         </w:rPr>
-        <w:t>美国参议员辛西娅·卢米斯（Cynthia Lummis）近日再次倡导CLARITY法案，称其是结束数字资产领域监管不确定性的关键举措。该法案旨在为加密资产分类和交易提供清晰的法律框架，避免企业因规则模糊而被迫迁往海外。卢米斯在公开声明中表示，明确的监管环境将鼓励创新并保护投资者利益。</w:t>
+        <w:t>美国政府近日宣布冻结伊朗5亿美元加密货币资产，这是代号“经济怒火行动”的一部分。与以往针对特定钱包地址的制裁不同，此次行动直接瞄准整个加密货币交易所，显示出美国执法手段的重大转变。据官方披露，该行动旨在切断伊朗伊斯兰革命卫队通过数字资产进行融资的渠道。</w:t>
       </w:r>
     </w:p>
     <w:p>
@@ -302,7 +302,7 @@
           <w:i w:val="0"/>
           <w:sz w:val="24"/>
         </w:rPr>
-        <w:t>CLARITY法案此前已在国会获得部分两党支持，但进展缓慢。卢米斯此次发声恰逢美国监管机构对加密行业加强执法之际，包括证券交易委员会（SEC）和商品期货交易委员会（CFTC）在内机构对若干加密平台采取了行动。行业观察人士认为，立法推动与执法行动并行，反映出美国正在加速构建数字资产治理体系。</w:t>
+        <w:t>伊朗长期以来被指控利用加密货币规避国际制裁，其控制的总数字资产规模据估计超过77亿美元。此次冻结的5亿美元只是其中一部分，但针对交易所层面的执法增强了打击力度。分析人士指出，这可能会迫使更多交易所加强合规审查，以规避类似风险。</w:t>
       </w:r>
     </w:p>
     <w:p>
@@ -317,7 +317,7 @@
           <w:i w:val="0"/>
           <w:sz w:val="24"/>
         </w:rPr>
-        <w:t>若CLARITY法案通过，将可能界定数字资产是否为证券或商品，并明确发行与交易规则。卢米斯强调，美国若不尽快行动，将落后于欧盟等已出台MiCA统一规则的经济体。这一立场得到了部分行业领袖的呼应，他们认为监管清晰度是吸引机构资金的关键前提。后续该法案将在参议院银行委员会进行审议，最终版本仍可能经历修订。</w:t>
+        <w:t>此次行动的影响可能超出伊朗问题本身。它向全球加密货币市场传递了一个明确信号：美国有能力且有意愿对涉及非法金融的数字资产进行大规模处置。未来，其他国家可能效仿这一模式，推动加密货币行业在制裁合规方面投入更多资源。后续观察的重点在于，受制裁交易所是否会配合调查，以及其他司法管辖区是否会出台类似措施。</w:t>
       </w:r>
     </w:p>
     <w:p>
@@ -332,7 +332,7 @@
           <w:i w:val="0"/>
           <w:sz w:val="21"/>
         </w:rPr>
-        <w:t>（信息来源：Crypto Briefing）</w:t>
+        <w:t>（信息来源：Google News / Gadget Review）</w:t>
       </w:r>
     </w:p>
     <w:p>
@@ -346,7 +346,7 @@
           <w:i w:val="0"/>
           <w:sz w:val="18"/>
         </w:rPr>
-        <w:t>原文标题：Sen. Cynthia Lummis advocates for CLARITY Act to ensure digital asset regulation</w:t>
+        <w:t>原文标题：U.S. Freezes $500M in Iran’s Crypto War Chest</w:t>
       </w:r>
     </w:p>
     <w:p>
@@ -360,7 +360,7 @@
           <w:i w:val="0"/>
           <w:sz w:val="18"/>
         </w:rPr>
-        <w:t>原文链接：https://news.google.com/rss/articles/CBMickFVX3lxTE4wZk81YTR6dUctSnVvWFI5TUJoeS1lSXFRRUFzVnFqaFBOMmVVQWkwUlZaWmkycnJoSUVBXzVQZTVMb0djb2o5X0d6V1FpMFljSjd6a1JsQzQtQkM4UGpuWjhZZUZ3WkZEd2N5VmFINExQdw?oc=5</w:t>
+        <w:t>原文链接：https://news.google.com/rss/articles/CBMie0FVX3lxTE1nX0xTX2JkVm1QdjJtcmkzcl9mR0o5WURKQ054a0Vrd2tic0FMSTdFRW9FdkZ5TDRmdXh1bUlkajdJTERJMHRjVWM4ZjMxRTZKWDNURm5sUHRuYjVqcFZpdy1lSlJyWjB0VGNncG9GdW1DTHhLWlh4MUhhaw?oc=5</w:t>
       </w:r>
     </w:p>
     <w:p/>
@@ -375,7 +375,7 @@
           <w:i w:val="0"/>
           <w:sz w:val="28"/>
         </w:rPr>
-        <w:t>欧盟委员会启动MiCA审查，聚焦稳定币、DeFi和质押规则</w:t>
+        <w:t>欧洲委员会开启MiCA全面审查聚焦稳定币和DeFi</w:t>
       </w:r>
     </w:p>
     <w:p>
@@ -390,7 +390,7 @@
           <w:i w:val="0"/>
           <w:sz w:val="24"/>
         </w:rPr>
-        <w:t>欧盟委员会正式开启对加密资产市场（MiCA）法规的审查，重点关注稳定币竞争、去中心化金融（DeFi）监管以及质押服务规则，预计将在7月前完成初步评估。</w:t>
+        <w:t>欧洲委员会正式启动对《加密资产市场法规》（MiCA）的全面审查，重点评估稳定币、DeFi和质押规则。该法规于2024年生效，此次审查将结合市场演变提出调整建议，可能影响未来加密监管走向。</w:t>
       </w:r>
     </w:p>
     <w:p>
@@ -405,7 +405,7 @@
           <w:i w:val="0"/>
           <w:sz w:val="24"/>
         </w:rPr>
-        <w:t>欧盟委员会于5月22日宣布启动对MiCA法规的全面审查，这是该法规生效以来的首次重大评估。审查重点包括稳定币的竞争格局、去中心化金融（DeFi）的监管适用性以及质押服务的规则框架。此举旨在评估现有规则是否足以应对快速演变的加密市场。</w:t>
+        <w:t>欧洲委员会近日宣布对《加密资产市场法规》（MiCA）启动全面审查，这是该法规自2024年生效以来的首次系统性评估。审查范围涵盖稳定币、去中心化金融（DeFi）以及质押服务等关键领域，旨在评估现有规则是否适应快速变化的市场。</w:t>
       </w:r>
     </w:p>
     <w:p>
@@ -420,7 +420,7 @@
           <w:i w:val="0"/>
           <w:sz w:val="24"/>
         </w:rPr>
-        <w:t>MiCA于2024年正式实施，为欧盟境内的加密资产发行和服务商建立了统一规范。然而，随着欧洲银行业联盟推动欧元稳定币项目Qivalis（已扩展至37家银行），以及DeFi协议规模持续增长，现有规则出现了适应性挑战。欧盟委员会特别关注稳定币是否应被允许支付利息，以及如何在去中心化环境下落实合规要求。</w:t>
+        <w:t>MiCA是欧盟为加密资产建立的统一监管框架，其稳定币规则对欧元区数字欧元倡议具有直接影响。此次审查将特别关注稳定币的储备要求、DeFi协议的责任归属以及质押收益的税收处理。欧洲委员会已公开征求意见，初步反馈截止日期临近。</w:t>
       </w:r>
     </w:p>
     <w:p>
@@ -435,7 +435,7 @@
           <w:i w:val="0"/>
           <w:sz w:val="24"/>
         </w:rPr>
-        <w:t>此次审查还将收集公众意见，预计在7月 deadline 前提交修正建议。行业分析人士指出，MiCA的修订可能影响全球其他地区的监管设计。欧盟的目标是平衡创新与消费者保护，同时防止监管套利。后续发展将直接关系到欧洲能否成为加密资产的中心。</w:t>
+        <w:t>市场参与者对此高度关注，因为审查结果可能导致规则收紧或放松。例如，稳定币发行商可能面临更严格的资本金要求，而DeFi平台则可能被纳入更明确的监管范畴。分析人士认为，审查将平衡创新与保护，但短期内可能增加合规成本。后续需关注欧洲议会和成员国在修订中的博弈。</w:t>
       </w:r>
     </w:p>
     <w:p>
@@ -450,7 +450,7 @@
           <w:i w:val="0"/>
           <w:sz w:val="21"/>
         </w:rPr>
-        <w:t>（信息来源：Bitcoin News）</w:t>
+        <w:t>（信息来源：Google News / The Currency analytics）</w:t>
       </w:r>
     </w:p>
     <w:p>
@@ -464,7 +464,7 @@
           <w:i w:val="0"/>
           <w:sz w:val="18"/>
         </w:rPr>
-        <w:t>原文标题：European Commission Launches MiCA Review Targeting Stablecoins, DeFi and Staking Rules</w:t>
+        <w:t>原文标题：European Commission Opens MiCA Review Targeting Stablecoins, DeFi, and Staking Rules</w:t>
       </w:r>
     </w:p>
     <w:p>
@@ -478,7 +478,7 @@
           <w:i w:val="0"/>
           <w:sz w:val="18"/>
         </w:rPr>
-        <w:t>原文链接：https://news.google.com/rss/articles/CBMisAFBVV95cUxPcDJUWGhZNTNOeTA5WmVpTVJPTHpvMDdNU19oTzlUMVlCWUlHVENETldvb1NHOTNYaUJoMlNDTHAxVjVORkJzSkhRSjBTNC1FUjNwVjRQZU9DNE80d0l3NldtLXd6MlVBakFxUDVCa2pkejNGLUNicUVkZjFrNmQ5OTU1akZaa00tbkVyM3JXNGtXMTZmX1MwWUJIQzZSZzNCb2trWXdrMHFicG1LdDF5WQ?oc=5</w:t>
+        <w:t>原文链接：https://news.google.com/rss/articles/CBMizwFBVV95cUxNeFJoczNjVWJQUC1WdTI4VFJSQXRSVHRNNXVHWUdqY3d3Tnd3SklFVlljUThFLWpKaGxRN3FQN0VDOXdvcWFzZE5lUmh2dW5LdDRoN1FjMWNmYjFJWmFsejhyWlotaC14MDdIVzFEN3ROcFVPcjg4UEpxcUxPTWFVdVI4ZUQxeE5Jb25qcXQ4aDhVTGh1OGRtWEhrVUxEdndWcDZWNU91OWVPLUxBSGVmTjlLRlBHN3JXallQei1SZmxSNUhSQ29xaE9YbXNybTA?oc=5</w:t>
       </w:r>
     </w:p>
     <w:p/>
@@ -493,7 +493,7 @@
           <w:i w:val="0"/>
           <w:sz w:val="28"/>
         </w:rPr>
-        <w:t>韩国请愿达到5万签名，政府将重新审议加密货币征税计划</w:t>
+        <w:t>美国众议院两党法案要求财政部研究小额加密交易免税</w:t>
       </w:r>
     </w:p>
     <w:p>
@@ -508,7 +508,7 @@
           <w:i w:val="0"/>
           <w:sz w:val="24"/>
         </w:rPr>
-        <w:t>一份要求废除韩国加密货币投资所得税的国民请愿已获得超过5万份签名，触发国会审查程序。该22%的税率原定2027年生效，但批评者认为其将扼杀创新。</w:t>
+        <w:t>一项两党法案在美国众议院提出，要求财政部在180天内研究对小额加密货币交易实行免税的可行性。此举旨在简化税务申报，促进数字资产的日常使用，若通过将影响数百万散户投资者。</w:t>
       </w:r>
     </w:p>
     <w:p>
@@ -523,7 +523,7 @@
           <w:i w:val="0"/>
           <w:sz w:val="24"/>
         </w:rPr>
-        <w:t>韩国一项呼吁废除加密货币投资收益税（22%税率）的国民请愿在截至5月22日达到5万个签名的法定门槛，迫使国会相关委员会正式启动审查。该税收计划此前已被推迟两次，目前定于2027年1月生效，但反对声音持续高涨。</w:t>
+        <w:t>美国众议院近日提出一项两党法案，要求财政部长在180天内完成对小额加密货币交易（de minimis）免税的研究。该法案由跨党派议员联合发起，意在降低日常小额加密支付的税务负担，推动数字资产在零售场景中的采用。</w:t>
       </w:r>
     </w:p>
     <w:p>
@@ -538,7 +538,7 @@
           <w:i w:val="0"/>
           <w:sz w:val="24"/>
         </w:rPr>
-        <w:t>请愿发起人及支持者认为，与其他金融资产相比，加密资产的税率过高且缺乏公平性，可能导致资本外流和行业萎缩。根据现行方案，股票等传统投资享受较低税率或免征额，而加密交易则需缴纳22%的所得税，且不设基本扣除额。这一差异被指歧视新兴数字资产。</w:t>
+        <w:t>目前，美国任何规模的加密货币交易均需申报资本利得税，这给使用比特币买咖啡等小额支付带来不便。支持者认为，设立小额免税门槛有助于加密货币成为实用支付工具，同时减少纳税人的合规成本。法案未设定具体金额门槛，将留待研究后确定。</w:t>
       </w:r>
     </w:p>
     <w:p>
@@ -553,7 +553,7 @@
           <w:i w:val="0"/>
           <w:sz w:val="24"/>
         </w:rPr>
-        <w:t>韩国政府此前表示将重新评估该政策，但未给出明确时间表。此次民众请愿获得法定支持后，国会必须举行听证会并考虑修订。分析师指出，韩国作为全球重要的加密交易市场，税收政策的走向将影响当地交易所以及散户投资者的行为。后续国会可能在2026年内完成审议，税率调整或进一步推迟实施。</w:t>
+        <w:t>该法案若通过，可能参考其他国家类似做法，如德国对持有超一年且销售额低于600欧元的加密收益免税。分析人士指出，研究阶段可能面临不同利益集团的博弈，但两党支持增加了推进可能性。后续观察重点在于财政部提交报告后的立法进程以及国税局（IRS）的态度。</w:t>
       </w:r>
     </w:p>
     <w:p>
@@ -568,7 +568,7 @@
           <w:i w:val="0"/>
           <w:sz w:val="21"/>
         </w:rPr>
-        <w:t>（信息来源：The Block）</w:t>
+        <w:t>（信息来源：Google News / coininsider.com）</w:t>
       </w:r>
     </w:p>
     <w:p>
@@ -582,7 +582,7 @@
           <w:i w:val="0"/>
           <w:sz w:val="18"/>
         </w:rPr>
-        <w:t>原文标题：South Korea to review scrapping crypto tax plan after national petition hits 50,000 signatures</w:t>
+        <w:t>原文标题：Bipartisan House Bill Directs Treasury to Study De Minimis Crypto Tax Exemption Within 180 Days</w:t>
       </w:r>
     </w:p>
     <w:p>
@@ -596,7 +596,7 @@
           <w:i w:val="0"/>
           <w:sz w:val="18"/>
         </w:rPr>
-        <w:t>原文链接：https://news.google.com/rss/articles/CBMifEFVX3lxTFBYd2g2VzMxb0VpcHlXenJHTnVZQXpaR2VjWFdQLS1hM1NjMW9OSk5KNmc1ZWlFYlRZWXpHWUNNNTJ5X2VfOWVXM1BFbjRtS2JUbTN4UXBFVGdCTGRfX3VHV09DRmJkWHU2SFIxcURRYnBsby1OczBDRW1XWGI?oc=5</w:t>
+        <w:t>原文链接：https://news.google.com/rss/articles/CBMiyAFBVV95cUxPTkUtV1pKR3hDa2tQd1hGb0F6dHR1bVg2bFJqMTVOUGhKUUp4aklGaGVza2pzVXdYYkh5MkY3cHBMRl9kOWxmSTdjZEtFQllEVU1CWFIwaVV0eEFCZVpwTWJOWDNsci1UbEtJNm9YUFFiOTlxQjVkZXN6V2hmcGduRGx0U0h1YUczZC1UbGk3RWJqYjJFWElrc2s0SFRGQ3JhQThZai1PZE1BRV9TLXVFWDVfcnVNRGZyYVhwNE5XRTljZFMwU1VweQ?oc=5</w:t>
       </w:r>
     </w:p>
     <w:p>
@@ -634,7 +634,7 @@
           <w:i w:val="0"/>
           <w:sz w:val="28"/>
         </w:rPr>
-        <w:t>代币化现实世界资产在DeFi协议中的整合陷入停滞</w:t>
+        <w:t>SyndicateLabs因以太坊Rollup市场整合关闭</w:t>
       </w:r>
     </w:p>
     <w:p>
@@ -649,7 +649,7 @@
           <w:i w:val="0"/>
           <w:sz w:val="24"/>
         </w:rPr>
-        <w:t>一份行业报告指出，代币化现实世界资产（RWA）在DeFi协议中的采用率增长缓慢，尽管发行量上升，但实际借贷和交易活动未能同步跟进。</w:t>
+        <w:t>区块链基础设施公司Syndicate Labs宣布关闭运营，原因是以太坊二层Rollup市场出现整合趋势。该公司成立五年，曾致力于简化去中心化应用的部署，但面临竞争加剧和资金收紧的挑战。</w:t>
       </w:r>
     </w:p>
     <w:p>
@@ -664,7 +664,7 @@
           <w:i w:val="0"/>
           <w:sz w:val="24"/>
         </w:rPr>
-        <w:t>FinanceFeeds发布的报告显示，代币化现实世界资产（RWA）在DeFi协议中的整合正面临停滞困境。尽管链上RWA总锁仓价值持续增加，但实际利用这些资产进行借贷、交易或作为抵押品的活动增幅有限，表明基础设施与需求之间存在脱节。</w:t>
+        <w:t>Syndicate Labs于5月22日宣布停止运营，成为最新一家在加密市场低迷中关闭的区块链基础设施公司。该公司主要提供以太坊二层Rollup解决方案，帮助开发者快速部署去中心化应用，但近年来Rollup赛道日趋拥挤，市场份额向头部集中。</w:t>
       </w:r>
     </w:p>
     <w:p>
@@ -679,7 +679,7 @@
           <w:i w:val="0"/>
           <w:sz w:val="24"/>
         </w:rPr>
-        <w:t>报告指出，RWA的代币化主要集中于美国国债和货币市场基金，但DeFi协议缺乏成熟的合规清算机制和流动性池，导致机构投资者参与意愿不高。此外，不同区块链之间的互操作性问题也限制了RWA的跨协议流动。部分DeFi协议尝试通过提供差异化利率来吸引RWA存款，但效果不佳。</w:t>
+        <w:t>关闭声明中提到，Rollup市场竞争加剧导致营收难以覆盖运营成本。Syndicate Labs曾在2022年获得知名风投融资，但后续融资环境恶化，叠加人工智能领域吸引大量资金，使得区块链创业公司面临更大压力。该公司并非个例，此前Zero Network等协议也已宣布关停。</w:t>
       </w:r>
     </w:p>
     <w:p>
@@ -694,7 +694,7 @@
           <w:i w:val="0"/>
           <w:sz w:val="24"/>
         </w:rPr>
-        <w:t>分析认为，RWA的主要价值仍在于将传统收益带入链上，但DeFi原生的波动性和智能合约风险使保守资金望而却步。未来解决路径包括改进链上身份验证、引入更强大的预言机以及建立标准化资产框架。若不突破瓶颈，RWA在DeFi中的渗透率可能长期维持在个位数百分比。</w:t>
+        <w:t>这一事件反映了以太坊生态系统正在经历整合：少数成熟的Rollup如Optimism和Arbitrum占据主导，而中小型方案难以获取足够用户和流动性。分析师预计，未来将有更多类似项目关闭或被收购。对行业而言，这有助于淘汰冗余基础设施，但也凸显了创新项目面临的融资挑战。</w:t>
       </w:r>
     </w:p>
     <w:p>
@@ -709,7 +709,125 @@
           <w:i w:val="0"/>
           <w:sz w:val="21"/>
         </w:rPr>
-        <w:t>（信息来源：FinanceFeeds）</w:t>
+        <w:t>（信息来源：Google News / blockchain.news）</w:t>
+      </w:r>
+    </w:p>
+    <w:p>
+      <w:pPr>
+        <w:spacing w:before="0" w:after="20" w:line="360" w:lineRule="auto"/>
+      </w:pPr>
+      <w:r>
+        <w:rPr>
+          <w:rFonts w:ascii="Times New Roman" w:hAnsi="Times New Roman" w:eastAsia="宋体"/>
+          <w:b w:val="0"/>
+          <w:i w:val="0"/>
+          <w:sz w:val="18"/>
+        </w:rPr>
+        <w:t>原文标题：Syndicate Labs Shuts Down as Ethereum Rollup Market Consolidates</w:t>
+      </w:r>
+    </w:p>
+    <w:p>
+      <w:pPr>
+        <w:spacing w:before="0" w:after="200" w:line="360" w:lineRule="auto"/>
+      </w:pPr>
+      <w:r>
+        <w:rPr>
+          <w:rFonts w:ascii="Times New Roman" w:hAnsi="Times New Roman" w:eastAsia="宋体"/>
+          <w:b w:val="0"/>
+          <w:i w:val="0"/>
+          <w:sz w:val="18"/>
+        </w:rPr>
+        <w:t>原文链接：https://news.google.com/rss/articles/CBMigAFBVV95cUxPX2pldDN1LW9DaXU3bmhDSnpYLXFuZTM5cEhQYlJnWVo5WlpmX2VpT3FiVTgzZkFpZS1mQ3VwXzBwbmFHWktvd2VVZU5pS3Z4dmU3dTZxdVBjWG9aUG51OVV1NlRqR3ozamhmRWhlNGswbmtTcEJZUzJFVjFBVXlVNQ?oc=5</w:t>
+      </w:r>
+    </w:p>
+    <w:p/>
+    <w:p>
+      <w:pPr>
+        <w:spacing w:before="80" w:after="160" w:line="360" w:lineRule="auto"/>
+      </w:pPr>
+      <w:r>
+        <w:rPr>
+          <w:rFonts w:ascii="Times New Roman" w:hAnsi="Times New Roman" w:eastAsia="黑体"/>
+          <w:b/>
+          <w:i w:val="0"/>
+          <w:sz w:val="28"/>
+        </w:rPr>
+        <w:t>代币化现实世界资产在DeFi协议中整合停滞</w:t>
+      </w:r>
+    </w:p>
+    <w:p>
+      <w:pPr>
+        <w:spacing w:before="0" w:after="120" w:line="360" w:lineRule="auto"/>
+        <w:ind w:firstLine="480"/>
+      </w:pPr>
+      <w:r>
+        <w:rPr>
+          <w:rFonts w:ascii="Times New Roman" w:hAnsi="Times New Roman" w:eastAsia="宋体"/>
+          <w:b w:val="0"/>
+          <w:i w:val="0"/>
+          <w:sz w:val="24"/>
+        </w:rPr>
+        <w:t>尽管代币化现实世界资产曾被视为DeFi的下一个增长点，最新报告显示其在各大协议中的整合进展缓慢。流动性分散、监管不确定性和技术限制是主要障碍，导致吸引力不及传统稳定币。</w:t>
+      </w:r>
+    </w:p>
+    <w:p>
+      <w:pPr>
+        <w:spacing w:before="0" w:after="120" w:line="360" w:lineRule="auto"/>
+        <w:ind w:firstLine="480"/>
+      </w:pPr>
+      <w:r>
+        <w:rPr>
+          <w:rFonts w:ascii="Times New Roman" w:hAnsi="Times New Roman" w:eastAsia="宋体"/>
+          <w:b w:val="0"/>
+          <w:i w:val="0"/>
+          <w:sz w:val="24"/>
+        </w:rPr>
+        <w:t>根据FinanceFeeds发布的行业报告，代币化现实世界资产（RWA）在DeFi协议中的整合陷入停滞状态。尽管市场曾预期RWA能带来万亿级资产上链，但实际采用率远低于预期。多个主要DeFi协议中RWA的占比增长乏力，部分甚至出现下降。</w:t>
+      </w:r>
+    </w:p>
+    <w:p>
+      <w:pPr>
+        <w:spacing w:before="0" w:after="120" w:line="360" w:lineRule="auto"/>
+        <w:ind w:firstLine="480"/>
+      </w:pPr>
+      <w:r>
+        <w:rPr>
+          <w:rFonts w:ascii="Times New Roman" w:hAnsi="Times New Roman" w:eastAsia="宋体"/>
+          <w:b w:val="0"/>
+          <w:i w:val="0"/>
+          <w:sz w:val="24"/>
+        </w:rPr>
+        <w:t>报告指出，整合停滞的主要原因包括：流动性分散导致难以形成深度市场；各国监管政策不统一，使得跨司法管辖区的RWA发行面临合规风险；以及智能合约对复杂资产的支持仍存在技术局限。相比之下，稳定币因其简单性和成熟的监管框架更受用户青睐。</w:t>
+      </w:r>
+    </w:p>
+    <w:p>
+      <w:pPr>
+        <w:spacing w:before="0" w:after="120" w:line="360" w:lineRule="auto"/>
+        <w:ind w:firstLine="480"/>
+      </w:pPr>
+      <w:r>
+        <w:rPr>
+          <w:rFonts w:ascii="Times New Roman" w:hAnsi="Times New Roman" w:eastAsia="宋体"/>
+          <w:b w:val="0"/>
+          <w:i w:val="0"/>
+          <w:sz w:val="24"/>
+        </w:rPr>
+        <w:t>然而，部分行业人士仍对RWA前景持乐观态度。他们认为随着监管清晰度提升和技术进步，RWA终将获得更大市场份额。短期内，项目方可能需要专注于细分领域如房地产代币化，而非全面铺开。后续观察重点在于欧盟MiCA审查是否会对RWA规则进行调整，以及美国SEC是否会出台相关指引。</w:t>
+      </w:r>
+    </w:p>
+    <w:p>
+      <w:pPr>
+        <w:spacing w:before="0" w:after="40" w:line="360" w:lineRule="auto"/>
+        <w:jc w:val="right"/>
+      </w:pPr>
+      <w:r>
+        <w:rPr>
+          <w:rFonts w:ascii="Times New Roman" w:hAnsi="Times New Roman" w:eastAsia="宋体"/>
+          <w:b w:val="0"/>
+          <w:i w:val="0"/>
+          <w:sz w:val="21"/>
+        </w:rPr>
+        <w:t>（信息来源：Google News / FinanceFeeds）</w:t>
       </w:r>
     </w:p>
     <w:p>
@@ -738,124 +856,6 @@
           <w:sz w:val="18"/>
         </w:rPr>
         <w:t>原文链接：https://news.google.com/rss/articles/CBMiowFBVV95cUxPTkIzQ0xjUk55Z3JmbEhzQVhTUzk2cVU2bjZoWllURnVhNTEzajIyYWNjTzBXQlFoSl9BRHdka1g4OE96aERWX2NNdUd3N3RfYjlEMnJHVzFFQXhLd0NWOTFNUllzbXI4ZTJHOTNNS2tMNVZYc1lISmJrUUFvMHBXWm1DY0NNRDJqRE4xYVo2bGhua1dpWUg5dU96dllaV3ZRMUlj?oc=5</w:t>
-      </w:r>
-    </w:p>
-    <w:p/>
-    <w:p>
-      <w:pPr>
-        <w:spacing w:before="80" w:after="160" w:line="360" w:lineRule="auto"/>
-      </w:pPr>
-      <w:r>
-        <w:rPr>
-          <w:rFonts w:ascii="Times New Roman" w:hAnsi="Times New Roman" w:eastAsia="黑体"/>
-          <w:b/>
-          <w:i w:val="0"/>
-          <w:sz w:val="28"/>
-        </w:rPr>
-        <w:t>币安CEO表示代币化正接近决定性转折点</w:t>
-      </w:r>
-    </w:p>
-    <w:p>
-      <w:pPr>
-        <w:spacing w:before="0" w:after="120" w:line="360" w:lineRule="auto"/>
-        <w:ind w:firstLine="480"/>
-      </w:pPr>
-      <w:r>
-        <w:rPr>
-          <w:rFonts w:ascii="Times New Roman" w:hAnsi="Times New Roman" w:eastAsia="宋体"/>
-          <w:b w:val="0"/>
-          <w:i w:val="0"/>
-          <w:sz w:val="24"/>
-        </w:rPr>
-        <w:t>币安首席执行官在最新评论中表示，资产代币化已临近关键转折点，机构兴趣和技术成熟度正在推动该领域从实验阶段走向主流采用。</w:t>
-      </w:r>
-    </w:p>
-    <w:p>
-      <w:pPr>
-        <w:spacing w:before="0" w:after="120" w:line="360" w:lineRule="auto"/>
-        <w:ind w:firstLine="480"/>
-      </w:pPr>
-      <w:r>
-        <w:rPr>
-          <w:rFonts w:ascii="Times New Roman" w:hAnsi="Times New Roman" w:eastAsia="宋体"/>
-          <w:b w:val="0"/>
-          <w:i w:val="0"/>
-          <w:sz w:val="24"/>
-        </w:rPr>
-        <w:t>币安首席执行官近日指出，现实世界资产（RWA）的代币化正接近一个“决定性转折点”。他认为，随着传统金融机构对链上解决方案的兴趣激增，以及区块链基础设施的持续改进，代币化将从概念验证阶段进入大规模部署。</w:t>
-      </w:r>
-    </w:p>
-    <w:p>
-      <w:pPr>
-        <w:spacing w:before="0" w:after="120" w:line="360" w:lineRule="auto"/>
-        <w:ind w:firstLine="480"/>
-      </w:pPr>
-      <w:r>
-        <w:rPr>
-          <w:rFonts w:ascii="Times New Roman" w:hAnsi="Times New Roman" w:eastAsia="宋体"/>
-          <w:b w:val="0"/>
-          <w:i w:val="0"/>
-          <w:sz w:val="24"/>
-        </w:rPr>
-        <w:t>这一表态与市场趋势一致。今年以来，多家大型银行和资产管理公司已启动代币化国债、信贷和商品试点。币安自身也在积极扩展RWA相关服务，包括支持代币化证券交易和合规稳定币。CEO强调，监管清晰度是触发转折的关键因素，尤其是美国和欧盟正在推进的规则制定。</w:t>
-      </w:r>
-    </w:p>
-    <w:p>
-      <w:pPr>
-        <w:spacing w:before="0" w:after="120" w:line="360" w:lineRule="auto"/>
-        <w:ind w:firstLine="480"/>
-      </w:pPr>
-      <w:r>
-        <w:rPr>
-          <w:rFonts w:ascii="Times New Roman" w:hAnsi="Times New Roman" w:eastAsia="宋体"/>
-          <w:b w:val="0"/>
-          <w:i w:val="0"/>
-          <w:sz w:val="24"/>
-        </w:rPr>
-        <w:t>然而，他也承认挑战依然存在，包括跨链互操作性、托管安全性和二级市场流动性不足。币安正通过投资底层协议和建立合作伙伴关系来应对这些问题。行业观察者认为，如果代币化在2026年实现突破，将彻底重塑资本市场结构。</w:t>
-      </w:r>
-    </w:p>
-    <w:p>
-      <w:pPr>
-        <w:spacing w:before="0" w:after="40" w:line="360" w:lineRule="auto"/>
-        <w:jc w:val="right"/>
-      </w:pPr>
-      <w:r>
-        <w:rPr>
-          <w:rFonts w:ascii="Times New Roman" w:hAnsi="Times New Roman" w:eastAsia="宋体"/>
-          <w:b w:val="0"/>
-          <w:i w:val="0"/>
-          <w:sz w:val="21"/>
-        </w:rPr>
-        <w:t>（信息来源：CryptoRank）</w:t>
-      </w:r>
-    </w:p>
-    <w:p>
-      <w:pPr>
-        <w:spacing w:before="0" w:after="20" w:line="360" w:lineRule="auto"/>
-      </w:pPr>
-      <w:r>
-        <w:rPr>
-          <w:rFonts w:ascii="Times New Roman" w:hAnsi="Times New Roman" w:eastAsia="宋体"/>
-          <w:b w:val="0"/>
-          <w:i w:val="0"/>
-          <w:sz w:val="18"/>
-        </w:rPr>
-        <w:t>原文标题：Binance CEO Signals Tokenization Is Approaching a Decisive Inflection Point</w:t>
-      </w:r>
-    </w:p>
-    <w:p>
-      <w:pPr>
-        <w:spacing w:before="0" w:after="200" w:line="360" w:lineRule="auto"/>
-      </w:pPr>
-      <w:r>
-        <w:rPr>
-          <w:rFonts w:ascii="Times New Roman" w:hAnsi="Times New Roman" w:eastAsia="宋体"/>
-          <w:b w:val="0"/>
-          <w:i w:val="0"/>
-          <w:sz w:val="18"/>
-        </w:rPr>
-        <w:t>原文链接：https://news.google.com/rss/articles/CBMihgFBVV95cUxPaHhSejBJX24yWE5jb2pJTUlfcXUwRXBwSVVsQ3N2ZXFvQkR5Mm55ck9LdFVfOXlYMGZ1a3BNSTl1TDVXQ3NLUkg0b0hpYWRyRWExcUNIdDVsT29HVEZrM0Vibk5mWlpPX1VLWkpmaElQWDNDTFRRSW94amg1M2kwQnRoM0trZw?oc=5</w:t>
       </w:r>
     </w:p>
     <w:p>
@@ -893,7 +893,7 @@
           <w:i w:val="0"/>
           <w:sz w:val="28"/>
         </w:rPr>
-        <w:t>美国现货比特币ETF连跌五日，单日净流出1.008亿美元</w:t>
+        <w:t>美国现货比特币ETF资金流出延长至五天共计1.008亿美元</w:t>
       </w:r>
     </w:p>
     <w:p>
@@ -908,7 +908,7 @@
           <w:i w:val="0"/>
           <w:sz w:val="24"/>
         </w:rPr>
-        <w:t>美国现货比特币ETF持续遭遇资金外流，截至5月22日已连续五个交易日录得净流出，总额达1.008亿美元，表明投资者情绪趋于谨慎。</w:t>
+        <w:t>美国现货比特币ETF连续第五天出现资金净流出，5月22日单日流出1.008亿美元。持续的资本外流反映出投资者对比特币短期走势的谨慎态度，与以太坊ETF的疲软形成共振。</w:t>
       </w:r>
     </w:p>
     <w:p>
@@ -923,7 +923,7 @@
           <w:i w:val="0"/>
           <w:sz w:val="24"/>
         </w:rPr>
-        <w:t>根据最新数据，美国现货比特币ETF在5月22日再次出现净流出，使得连续流出天数扩大至五天，累计流出金额达到1.008亿美元。这是自3月以来的最长连续流出周期，反映出短期避险情绪升温。</w:t>
+        <w:t>据CryptoRank数据显示，美国现货比特币ETF在5月22日遭遇1.008亿美元净流出，将连续流出天数延长至五天。在此期间累计流出金额已超过数亿美元，显著削弱了年初以来的流入势头。贝莱德、富达等主要发行商的产品均出现赎回。</w:t>
       </w:r>
     </w:p>
     <w:p>
@@ -938,7 +938,7 @@
           <w:i w:val="0"/>
           <w:sz w:val="24"/>
         </w:rPr>
-        <w:t>分析人士指出，资金外流主要受到宏观经济不确定性影响，包括美联储利率前景转鹰以及地缘政治紧张局势。比特币价格在7.7万美元附近徘徊，未能有效突破8万关口，也抑制了风险偏好。与此同时，以太坊ETF也同步失血，表明资金正在整体撤离加密资产。</w:t>
+        <w:t>此次抛售潮与比特币价格近期在77,000美元附近盘整有关。市场缺乏明确催化剂，叠加宏观经济不确定性（如美联储加息预期），导致机构投资者选择减仓。与此同时，以太坊现货ETF同样连续多日净流出，显示资金正从主要加密资产撤退。</w:t>
       </w:r>
     </w:p>
     <w:p>
@@ -953,7 +953,7 @@
           <w:i w:val="0"/>
           <w:sz w:val="24"/>
         </w:rPr>
-        <w:t>不过，也有观点认为连续流出是获利了结和仓位调整的正常表现，并非趋势逆转。目前比特币并未出现剧烈抛售，市场仍在等待新的催化剂。后续关注美国通胀数据和监管进展，可能影响资金流向。</w:t>
+        <w:t>分析人士指出，ETF资金流出可能预示短期回调压力，但长期持有者供应量上升显示部分投资者仍在积累。后续需关注能否出现如现货ETF获批后的新资金流入，以及全球宏观经济数据是否改善风险偏好。若流出持续，比特币可能测试75,000美元支撑位。</w:t>
       </w:r>
     </w:p>
     <w:p>
@@ -968,7 +968,7 @@
           <w:i w:val="0"/>
           <w:sz w:val="21"/>
         </w:rPr>
-        <w:t>（信息来源：CryptoRank）</w:t>
+        <w:t>（信息来源：Google News / CryptoRank）</w:t>
       </w:r>
     </w:p>
     <w:p>
@@ -1011,7 +1011,7 @@
           <w:i w:val="0"/>
           <w:sz w:val="28"/>
         </w:rPr>
-        <w:t>比特币波动率降至7个月低点，机构需求稳定市场</w:t>
+        <w:t>比特币波动率触及七个月低点因机构需求稳定市场</w:t>
       </w:r>
     </w:p>
     <w:p>
@@ -1026,7 +1026,7 @@
           <w:i w:val="0"/>
           <w:sz w:val="24"/>
         </w:rPr>
-        <w:t>比特币的30天已实现波动率下降至7个月来的最低水平，显示在机构持续买入和现货ETF资金流稳定的共同作用下，市场波动性显著收窄。</w:t>
+        <w:t>比特币的30天历史波动率降至七个月最低水平，表明市场进入低波动阶段。机构投资者通过ETF和衍生品市场的持续参与为价格提供了支撑，但也可能意味着交易活跃度下降。</w:t>
       </w:r>
     </w:p>
     <w:p>
@@ -1041,7 +1041,7 @@
           <w:i w:val="0"/>
           <w:sz w:val="24"/>
         </w:rPr>
-        <w:t>CoinDesk数据显示，比特币的30天已实现波动率在5月22日跌至7个月低点，标志着市场进入相对平静期。波动率收窄的背后是机构投资者通过ETF和其他结构性产品持续配置，降低了短期投机性交易的影响。</w:t>
+        <w:t>CoinDesk数据显示，比特币30天历史波动率已跌至七个月低点，反映出市场情绪趋于稳定。尽管价格在77,000美元附近窄幅震荡，但大幅波动减少。分析师将此归因于机构需求的稳定性，特别是大型资管公司通过现货ETF进行长期配置，减少了投机性短期交易。</w:t>
       </w:r>
     </w:p>
     <w:p>
@@ -1056,7 +1056,7 @@
           <w:i w:val="0"/>
           <w:sz w:val="24"/>
         </w:rPr>
-        <w:t>尽管近期比特币ETF出现连续流出，但整体机构参与度仍高于历史水平。多家大型资产管理公司如Millennium Management和Macquarie虽减少了部分头寸，但长期持有者供应量却在上升，表明基石投资者并未离场。这种复杂局面推动了波动率下降但价格横盘。</w:t>
+        <w:t>低波动环境对于衍生品交易者而言意味着期权定价压力减小，但也可能导致部分短线投机者撤离。值得注意的是，波动率下降往往先于变盘，历史上几次大幅波动均紧接在波动率极低之后。当前市场关注的是通胀数据和美联储政策是否会打破平静。</w:t>
       </w:r>
     </w:p>
     <w:p>
@@ -1071,7 +1071,7 @@
           <w:i w:val="0"/>
           <w:sz w:val="24"/>
         </w:rPr>
-        <w:t>分析师认为，低波动率环境通常预示着后续可能突破。当前期权市场显示隐含波动率高于已实现水平，交易员正在为5月29日月度到期做准备，关键行权价集中在7.5万和8万美元。若比特币能守住7.7万支撑，有望向上突破；反之可能加速下行。</w:t>
+        <w:t>与此同时，比特币的长期持有者供应量持续上升，表明持币信心未受价格横盘影响。然而，交易所比特币余额下降趋势放缓，可能需要新的催化剂来推动突破。后续观察重点在于宏观经济事件（如非农就业数据）以及比特币ETF资金流向变化是否会触发新一轮波动。</w:t>
       </w:r>
     </w:p>
     <w:p>
@@ -1086,7 +1086,7 @@
           <w:i w:val="0"/>
           <w:sz w:val="21"/>
         </w:rPr>
-        <w:t>（信息来源：CoinDesk）</w:t>
+        <w:t>（信息来源：Google News / CoinDesk）</w:t>
       </w:r>
     </w:p>
     <w:p>
@@ -1152,7 +1152,7 @@
           <w:i w:val="0"/>
           <w:sz w:val="28"/>
         </w:rPr>
-        <w:t>马克·库班抛售大部分比特币，称其“失去了叙事”</w:t>
+        <w:t>马克·库班因对冲叙事失败出售大部分比特币</w:t>
       </w:r>
     </w:p>
     <w:p>
@@ -1167,7 +1167,7 @@
           <w:i w:val="0"/>
           <w:sz w:val="24"/>
         </w:rPr>
-        <w:t>知名企业家和投资者马克·库班（Mark Cuban）透露已出售其大部分比特币持仓，理由是其作为通胀对冲工具的功能令人失望，但他同时表示仍看好以太坊。</w:t>
+        <w:t>亿万富翁投资人马克·库班透露已出售大部分比特币，理由是比特币作为对冲工具的表现令人失望。他认为比特币未能证明自己是对冲通胀或市场动荡的可靠资产，转而看好以太坊的实用性。</w:t>
       </w:r>
     </w:p>
     <w:p>
@@ -1182,7 +1182,7 @@
           <w:i w:val="0"/>
           <w:sz w:val="24"/>
         </w:rPr>
-        <w:t>马克·库班在接受采访时表示，他已经在过去几个月内卖出了“绝大部分”比特币持仓，但并未透露具体规模和出售时间。库班解释称，比特币作为对冲通胀工具的叙事“已经失败”，在市场动荡时期它并未如预期那样保值，反而与科技股等高beta资产同步下跌。</w:t>
+        <w:t>达拉斯小牛队老板、亿万富翁马克·库班在最新采访中表示，他已经抛售了大部分比特币持仓，对比特币作为避险资产的价值表示怀疑。库班称，比特币在近期市场波动中未能展现对冲功能，这让他感到“失望”。他此前曾持有比特币作为其投资组合的一部分。</w:t>
       </w:r>
     </w:p>
     <w:p>
@@ -1197,7 +1197,7 @@
           <w:i w:val="0"/>
           <w:sz w:val="24"/>
         </w:rPr>
-        <w:t>尽管对比特币感到失望，库班强调他仍然看好以太坊，并持有大量ETH。他认为以太坊的生态系统更具实用价值，尤其是在去中心化金融（DeFi）和智能合约领域。库班还批评了比特币的“数字黄金”叙事，认为其缺乏实际应用支撑。</w:t>
+        <w:t>库班强调，他仍然看好加密货币技术，但认为比特币目前更像是一种投机工具而非实用资产。相比之下，他对以太坊的智能合约生态更为乐观，称其在DeFi和NFT中的实际应用更具增长潜力。不过他也指出，以太坊同样面临扩容和竞争压力。</w:t>
       </w:r>
     </w:p>
     <w:p>
@@ -1212,7 +1212,7 @@
           <w:i w:val="0"/>
           <w:sz w:val="24"/>
         </w:rPr>
-        <w:t>库班的观点引发了市场讨论。部分分析人士同意其关于比特币与风险资产相关性的判断，但长期持有者反驳称比特币的周期尚未成熟。库班作为知名风险投资人和达拉斯小牛队老板，其持仓变动往往受到散户关注。不过，他同时表示不会完全放弃加密领域，仍会关注新项目。</w:t>
+        <w:t>库班的言论在社区引发讨论，部分人认为这表明主流投资者开始重新评估比特币的价值主张。然而，也有观点认为库班的投资风格偏向高风险高回报，其出售行为不一定代表机构趋势。后续观察在于其他知名投资者是否会跟进，以及比特币能否在新的宏观环境下巩固其数字黄金地位。</w:t>
       </w:r>
     </w:p>
     <w:p>
@@ -1227,7 +1227,7 @@
           <w:i w:val="0"/>
           <w:sz w:val="21"/>
         </w:rPr>
-        <w:t>（信息来源：CoinDesk）</w:t>
+        <w:t>（信息来源：Google News / CoinDesk）</w:t>
       </w:r>
     </w:p>
     <w:p>
@@ -1270,7 +1270,7 @@
           <w:i w:val="0"/>
           <w:sz w:val="28"/>
         </w:rPr>
-        <w:t>世界黄金协会CEO称“比特币将归零”，引发市场争议</w:t>
+        <w:t>凯文·奥利里称比特币主流化需满足一个条件</w:t>
       </w:r>
     </w:p>
     <w:p>
@@ -1285,7 +1285,7 @@
           <w:i w:val="0"/>
           <w:sz w:val="24"/>
         </w:rPr>
-        <w:t>世界黄金协会首席执行官在采访中对比特币发表尖锐评论，称其价格最终将归零，并称这只是他作为交易员的直觉，但该言论立即遭到加密社区的反驳。</w:t>
+        <w:t>《创智赢家》明星投资人凯文·奥利里表示，比特币要真正走向主流，必须满足一个条件：被全球大型机构接纳为可信资产。他批评加密货币行业缺乏机构级基础设施，呼吁加强监管。</w:t>
       </w:r>
     </w:p>
     <w:p>
@@ -1300,7 +1300,7 @@
           <w:i w:val="0"/>
           <w:sz w:val="24"/>
         </w:rPr>
-        <w:t>世界黄金协会（World Gold Council）首席执行官在接受Yahoo Finance采访时直言：“比特币将归零。”他补充说这只是他作为交易员的个人直觉，并非机构观点。该言论迅速在社交媒体上传播，引发加密社区强烈反应。</w:t>
+        <w:t>知名投资者、电视名人凯文·奥利里近日在采访中重申，比特币成为主流资产的前提是获得全球主要金融机构的广泛采用。他认为，当前加密货币市场仍以散户为主，缺乏机构级别的托管、清算和合规框架，这限制了大型资金入场。</w:t>
       </w:r>
     </w:p>
     <w:p>
@@ -1315,7 +1315,7 @@
           <w:i w:val="0"/>
           <w:sz w:val="24"/>
         </w:rPr>
-        <w:t>这位CEO长期看空比特币，认为其缺乏内在价值，而黄金作为避险资产的地位不可动摇。他强调比特币价格波动剧烈，且无法被用于工业或珠宝用途，最终将被投资者抛弃。不过，他并未提供具体的价格预测时间表。</w:t>
+        <w:t>奥利里指出，比特币的波动性和监管不确定性使其难以被养老金基金、保险公司等大型投资者接受。他呼吁美国国会通过明确的监管法案（如CLARITY Act）以提供法律确定性。同时，他也称赞了比特币的技术基础，但强调在合规方面还有很长的路要走。</w:t>
       </w:r>
     </w:p>
     <w:p>
@@ -1330,7 +1330,7 @@
           <w:i w:val="0"/>
           <w:sz w:val="24"/>
         </w:rPr>
-        <w:t>加密行业人士反驳称，比特币的市值已超过许多传统资产，且机构采用率持续上升。尽管面临监管压力和宏观经济逆风，但比特币网络仍在运行，交易所交易量保持健康。该CEO的评论被视为黄金利益方对数字资产的又一次攻击，但市场反应平淡，比特币价格未受明显影响。</w:t>
+        <w:t>这一观点与部分行业精英一致，但也有人反对比特币需要机构背书才能成功的说法。奥利里长期以来一直投资加密货币，但坚持要求更严格的KYC/AML标准。后续观察在于美国监管进展以及如BlackRock等资管公司是否能推动比特币ETF进一步普及，从而加速主流采用。</w:t>
       </w:r>
     </w:p>
     <w:p>
@@ -1345,7 +1345,7 @@
           <w:i w:val="0"/>
           <w:sz w:val="21"/>
         </w:rPr>
-        <w:t>（信息来源：Yahoo Finance）</w:t>
+        <w:t>（信息来源：Google News / thestreet.com）</w:t>
       </w:r>
     </w:p>
     <w:p>
@@ -1359,7 +1359,7 @@
           <w:i w:val="0"/>
           <w:sz w:val="18"/>
         </w:rPr>
-        <w:t>原文标题：'Bitcoin Is Going To Zero,' Says World Gold Council CEO: 'Just My Instinct As A Trader'</w:t>
+        <w:t>原文标题：Shark Tank’s Kevin O’ Leary says Bitcoin will go mainstream under one condition</w:t>
       </w:r>
     </w:p>
     <w:p>
@@ -1373,7 +1373,7 @@
           <w:i w:val="0"/>
           <w:sz w:val="18"/>
         </w:rPr>
-        <w:t>原文链接：https://news.google.com/rss/articles/CBMimgFBVV95cUxNVnI2amR6S0N3SHdVemZ3ZVVIN3F1VHBrR09CV1U3X3NxOG1kSXNwQkFPdHpMTGFVTm9taERYRXl2TjB2eWkzd3VmXzJ0SHBxMG1SaWxSRFoyc0VpS2hjWHE2bEZ0TW9ROHhFTjlUUGNsa0dDb05DM205WDBzRzhCcmcySFBhUXM1Nk5IdjNudFlyV2RBQTlQR3hn?oc=5</w:t>
+        <w:t>原文链接：https://news.google.com/rss/articles/CBMisgFBVV95cUxPQ29hdXljYmpUWENjaS1BZk9NTnU4NHZwS3ZBLV8xYlRtWjJPM094SWNrcTYyR2YxLXJCamdydnlLZWt4cGNxcXhzNTNLbHVoZGNYdjQ5Z296ZGhXWXNsSzJKNndnek1KZnZDRWRwWGswOUVzdTVJUmZVUk9NVDVacU9mbVhxZHY4MmVseEw5em5zYXhId00yanhMb1R6OVhSZmpKS0tzY3QtMkcwMjg4TTNR?oc=5</w:t>
       </w:r>
     </w:p>
     <w:p>
@@ -1411,7 +1411,7 @@
           <w:i w:val="0"/>
           <w:sz w:val="28"/>
         </w:rPr>
-        <w:t>近5000亿美元比特币暴露于未来量子计算攻击风险，Glassnode报告警示</w:t>
+        <w:t>加密行业竞相防御比特币面临量子计算威胁</w:t>
       </w:r>
     </w:p>
     <w:p>
@@ -1426,7 +1426,7 @@
           <w:i w:val="0"/>
           <w:sz w:val="24"/>
         </w:rPr>
-        <w:t>区块链数据分析公司Glassnode发布报告警告，约5000亿美元价值的比特币因使用传统加密技术，在未来量子计算机成熟时可能面临安全威胁，行业亟需提前部署抗量子解决方案。</w:t>
+        <w:t>Glassnode数据显示近5000亿美元比特币面临量子计算攻击风险，约占流通市值10%。这些比特币来自早期挖矿地址和重复使用地址，采用易被量子算法破解的加密格式。行业正加速开发抗量子签名方案以保护资产。</w:t>
       </w:r>
     </w:p>
     <w:p>
@@ -1441,7 +1441,7 @@
           <w:i w:val="0"/>
           <w:sz w:val="24"/>
         </w:rPr>
-        <w:t>Glassnode的最新研究报告指出，目前流通中约25%的比特币（按价格计算约5000亿美元）存储于使用传统ECDSA加密算法的地址中，这些地址在未来量子计算机足够强大时可能被破解。报告强调，尽管量子威胁尚未迫在眉睫，但加密社区必须开始考虑迁移至后量子密码学。</w:t>
+        <w:t>区块链分析公司Glassnode发布报告警告称，约有价值5000亿美元的比特币（约占当前流通量10%）处于“结构性不安全”状态，未来可能遭受量子计算机攻击。这些比特币主要存在于早期挖矿地址（例如中本聪时代的地址）以及重复使用过P2PK格式的地址中，它们使用的签名算法易被Shor算法破解。</w:t>
       </w:r>
     </w:p>
     <w:p>
@@ -1456,7 +1456,7 @@
           <w:i w:val="0"/>
           <w:sz w:val="24"/>
         </w:rPr>
-        <w:t>报告分析发现，风险主要集中在大型交易所和矿工钱包，这些地址持有大量早期比特币，且长期未移动。如果量子计算机成功破解私钥，攻击者可窃取资金，导致市场恐慌。不过，技术专家指出，量子攻击比预想更复杂，可能需要10-15年才能实现。</w:t>
+        <w:t>量子计算威胁并非新话题，但近期进展使风险更加现实。美国政府在量子计算领域投入20亿美元，多家初创公司取得突破。一旦达到足够量子比特数，比特币的ECDSA签名将不再安全。攻击者可以从中本聪地址及其他旧地址窃取资产，甚至通过重放交易扰乱网络。</w:t>
       </w:r>
     </w:p>
     <w:p>
@@ -1471,7 +1471,7 @@
           <w:i w:val="0"/>
           <w:sz w:val="24"/>
         </w:rPr>
-        <w:t>加密行业已开始应对这一挑战。部分项目正在测试量子抗性签名算法，如基于哈希的签名和格密码学。比特币核心开发者也在讨论软分叉升级以支持新地址格式。Glassnode建议用户尽快将资金转移至支持新型加密协议的托管方案。</w:t>
+        <w:t>加密行业已经开始行动。多家团队正在研发抗量子签名方案，如Lamport签名和基于晶格的哈希方案。比特币改进提案（BIP）正在进行技术讨论，拟议中的软分叉将引入量子安全的地址格式。此外，以太坊等智能合约平台也在探索类似升级，但大规模实施仍需数年。</w:t>
       </w:r>
     </w:p>
     <w:p>
@@ -1486,7 +1486,7 @@
           <w:i w:val="0"/>
           <w:sz w:val="24"/>
         </w:rPr>
-        <w:t>监管层面，美国政府近期向量子计算研究投资20亿美元，但目的并非攻击加密货币，而是发展通用计算能力。行业普遍认为，量子威胁是一个长期问题，但提前布局将决定比特币的未来安全性。</w:t>
+        <w:t>对于持有者而言，专家建议将比特币从旧地址转移至采用SegWit或Taproot的新型地址，这些地址采用更安全的哈希函数。但中本聪所持约110万比特币由于私钥未动，是否可迁移仍存争议。一些社区成员主张通过共识激活转移机制保护这些资产。</w:t>
       </w:r>
     </w:p>
     <w:p>
@@ -1501,7 +1501,7 @@
           <w:i w:val="0"/>
           <w:sz w:val="24"/>
         </w:rPr>
-        <w:t>值得注意的是，中本聪持有的约110万比特币也包含在风险暴露中，若量子计算突破，这些远古币可能被激活并扰乱市场。不过，目前没有任何量子计算机能实际执行此类攻击。Glassnode呼吁社区加速研发应对措施，确保比特币网络在量子时代的生存能力。</w:t>
+        <w:t>监管机构也开始关注。美国参议院听证会曾讨论量子计算对金融系统的冲击，欧洲网络安全局（ENISA）发布了对加密资产量子风险的研究。行业与政府的合作将决定比特币能否在量子时代生存。后续观察重点在于抗量子技术的试验进展以及社区能否就软分叉达成共识。</w:t>
       </w:r>
     </w:p>
     <w:p>
@@ -1516,7 +1516,7 @@
           <w:i w:val="0"/>
           <w:sz w:val="21"/>
         </w:rPr>
-        <w:t>（信息来源：Decrypt）</w:t>
+        <w:t>（信息来源：Google News / Decrypt）</w:t>
       </w:r>
     </w:p>
     <w:p>
